--- a/flow/20230914_vu_template/drafts/2024-08-g/24-СБ-мч. Євтиха.docx
+++ b/flow/20230914_vu_template/drafts/2024-08-g/24-СБ-мч. Євтиха.docx
@@ -4608,7 +4608,7 @@
     </w:p>
     <w:p>
       <w:pPr>
-        <w:pStyle w:val="Normal"/>
+        <w:pStyle w:val="a"/>
         <w:spacing w:after="120"/>
       </w:pPr>
       <w:r>
@@ -4626,7 +4626,357 @@
           <w:rFonts w:ascii="Times New Roman" w:hAnsi="Times New Roman"/>
           <w:sz w:val="24"/>
         </w:rPr>
-        <w:t>Му́ченику Євти́ху блаже́нний, * святобли́во навча́ючись у свяще́нного у́чня Сло́ва, * богосло́ва і пропові́дника, * від ньо́го в усі́ найсвяще́нніші та́йни був ти втаємни́чений * і ви́димий був як сві́тло, * осві́тлюючи благода́ттю вся́кий ро́зум * свяще́нним твої́м богосло́в’ям. * Тому́ святу́ твою́ * па́м’ять почита́ємо.</w:t>
+        <w:t>Му́ченику</w:t>
+      </w:r>
+      <w:r>
+        <w:rPr>
+          <w:rFonts w:ascii="Times New Roman" w:hAnsi="Times New Roman"/>
+          <w:sz w:val="24"/>
+        </w:rPr>
+        <w:t xml:space="preserve"> </w:t>
+      </w:r>
+      <w:r>
+        <w:rPr>
+          <w:rFonts w:ascii="Times New Roman" w:hAnsi="Times New Roman"/>
+          <w:sz w:val="24"/>
+        </w:rPr>
+        <w:t>Євти́ху</w:t>
+      </w:r>
+      <w:r>
+        <w:rPr>
+          <w:rFonts w:ascii="Times New Roman" w:hAnsi="Times New Roman"/>
+          <w:sz w:val="24"/>
+        </w:rPr>
+        <w:t xml:space="preserve"> </w:t>
+      </w:r>
+      <w:r>
+        <w:rPr>
+          <w:rFonts w:ascii="Times New Roman" w:hAnsi="Times New Roman"/>
+          <w:sz w:val="24"/>
+        </w:rPr>
+        <w:t>блаже́нний</w:t>
+      </w:r>
+      <w:r>
+        <w:rPr>
+          <w:rFonts w:ascii="Times New Roman" w:hAnsi="Times New Roman"/>
+          <w:sz w:val="24"/>
+        </w:rPr>
+        <w:t xml:space="preserve">, * </w:t>
+      </w:r>
+      <w:r>
+        <w:rPr>
+          <w:rFonts w:ascii="Times New Roman" w:hAnsi="Times New Roman"/>
+          <w:sz w:val="24"/>
+        </w:rPr>
+        <w:t>святобли́во</w:t>
+      </w:r>
+      <w:r>
+        <w:rPr>
+          <w:rFonts w:ascii="Times New Roman" w:hAnsi="Times New Roman"/>
+          <w:sz w:val="24"/>
+        </w:rPr>
+        <w:t xml:space="preserve"> </w:t>
+      </w:r>
+      <w:r>
+        <w:rPr>
+          <w:rFonts w:ascii="Times New Roman" w:hAnsi="Times New Roman"/>
+          <w:sz w:val="24"/>
+        </w:rPr>
+        <w:t>навча́ючись</w:t>
+      </w:r>
+      <w:r>
+        <w:rPr>
+          <w:rFonts w:ascii="Times New Roman" w:hAnsi="Times New Roman"/>
+          <w:sz w:val="24"/>
+        </w:rPr>
+        <w:t xml:space="preserve"> у </w:t>
+      </w:r>
+      <w:r>
+        <w:rPr>
+          <w:rFonts w:ascii="Times New Roman" w:hAnsi="Times New Roman"/>
+          <w:sz w:val="24"/>
+        </w:rPr>
+        <w:t>свяще́нного</w:t>
+      </w:r>
+      <w:r>
+        <w:rPr>
+          <w:rFonts w:ascii="Times New Roman" w:hAnsi="Times New Roman"/>
+          <w:sz w:val="24"/>
+        </w:rPr>
+        <w:t xml:space="preserve"> </w:t>
+      </w:r>
+      <w:r>
+        <w:rPr>
+          <w:rFonts w:ascii="Times New Roman" w:hAnsi="Times New Roman"/>
+          <w:sz w:val="24"/>
+        </w:rPr>
+        <w:t>у́чня</w:t>
+      </w:r>
+      <w:r>
+        <w:rPr>
+          <w:rFonts w:ascii="Times New Roman" w:hAnsi="Times New Roman"/>
+          <w:sz w:val="24"/>
+        </w:rPr>
+        <w:t xml:space="preserve"> </w:t>
+      </w:r>
+      <w:r>
+        <w:rPr>
+          <w:rFonts w:ascii="Times New Roman" w:hAnsi="Times New Roman"/>
+          <w:sz w:val="24"/>
+        </w:rPr>
+        <w:t>Сло́ва</w:t>
+      </w:r>
+      <w:r>
+        <w:rPr>
+          <w:rFonts w:ascii="Times New Roman" w:hAnsi="Times New Roman"/>
+          <w:sz w:val="24"/>
+        </w:rPr>
+        <w:t xml:space="preserve">, * </w:t>
+      </w:r>
+      <w:r>
+        <w:rPr>
+          <w:rFonts w:ascii="Times New Roman" w:hAnsi="Times New Roman"/>
+          <w:sz w:val="24"/>
+        </w:rPr>
+        <w:t>богосло́ва</w:t>
+      </w:r>
+      <w:r>
+        <w:rPr>
+          <w:rFonts w:ascii="Times New Roman" w:hAnsi="Times New Roman"/>
+          <w:sz w:val="24"/>
+        </w:rPr>
+        <w:t xml:space="preserve"> і </w:t>
+      </w:r>
+      <w:r>
+        <w:rPr>
+          <w:rFonts w:ascii="Times New Roman" w:hAnsi="Times New Roman"/>
+          <w:sz w:val="24"/>
+        </w:rPr>
+        <w:t>пропові́дника</w:t>
+      </w:r>
+      <w:r>
+        <w:rPr>
+          <w:rFonts w:ascii="Times New Roman" w:hAnsi="Times New Roman"/>
+          <w:sz w:val="24"/>
+        </w:rPr>
+        <w:t xml:space="preserve">, * від </w:t>
+      </w:r>
+      <w:r>
+        <w:rPr>
+          <w:rFonts w:ascii="Times New Roman" w:hAnsi="Times New Roman"/>
+          <w:sz w:val="24"/>
+        </w:rPr>
+        <w:t>ньо́го</w:t>
+      </w:r>
+      <w:r>
+        <w:rPr>
+          <w:rFonts w:ascii="Times New Roman" w:hAnsi="Times New Roman"/>
+          <w:sz w:val="24"/>
+        </w:rPr>
+        <w:t xml:space="preserve"> в усі́ </w:t>
+      </w:r>
+      <w:r>
+        <w:rPr>
+          <w:rFonts w:ascii="Times New Roman" w:hAnsi="Times New Roman"/>
+          <w:sz w:val="24"/>
+        </w:rPr>
+        <w:t>найсвяще́нніші</w:t>
+      </w:r>
+      <w:r>
+        <w:rPr>
+          <w:rFonts w:ascii="Times New Roman" w:hAnsi="Times New Roman"/>
+          <w:sz w:val="24"/>
+        </w:rPr>
+        <w:t xml:space="preserve"> </w:t>
+      </w:r>
+      <w:r>
+        <w:rPr>
+          <w:rFonts w:ascii="Times New Roman" w:hAnsi="Times New Roman"/>
+          <w:sz w:val="24"/>
+        </w:rPr>
+        <w:t>та́йни</w:t>
+      </w:r>
+      <w:r>
+        <w:rPr>
+          <w:rFonts w:ascii="Times New Roman" w:hAnsi="Times New Roman"/>
+          <w:sz w:val="24"/>
+        </w:rPr>
+        <w:t xml:space="preserve"> був ти </w:t>
+      </w:r>
+      <w:r>
+        <w:rPr>
+          <w:rFonts w:ascii="Times New Roman" w:hAnsi="Times New Roman"/>
+          <w:sz w:val="24"/>
+        </w:rPr>
+        <w:t>втаємни́чений</w:t>
+      </w:r>
+      <w:r>
+        <w:rPr>
+          <w:rFonts w:ascii="Times New Roman" w:hAnsi="Times New Roman"/>
+          <w:sz w:val="24"/>
+        </w:rPr>
+        <w:t xml:space="preserve"> * і </w:t>
+      </w:r>
+      <w:r>
+        <w:rPr>
+          <w:rFonts w:ascii="Times New Roman" w:hAnsi="Times New Roman"/>
+          <w:sz w:val="24"/>
+        </w:rPr>
+        <w:t>ви́димий</w:t>
+      </w:r>
+      <w:r>
+        <w:rPr>
+          <w:rFonts w:ascii="Times New Roman" w:hAnsi="Times New Roman"/>
+          <w:sz w:val="24"/>
+        </w:rPr>
+        <w:t xml:space="preserve"> був як </w:t>
+      </w:r>
+      <w:r>
+        <w:rPr>
+          <w:rFonts w:ascii="Times New Roman" w:hAnsi="Times New Roman"/>
+          <w:sz w:val="24"/>
+        </w:rPr>
+        <w:t>сві́тло</w:t>
+      </w:r>
+      <w:r>
+        <w:rPr>
+          <w:rFonts w:ascii="Times New Roman" w:hAnsi="Times New Roman"/>
+          <w:sz w:val="24"/>
+        </w:rPr>
+        <w:t xml:space="preserve">, * </w:t>
+      </w:r>
+      <w:r>
+        <w:rPr>
+          <w:rFonts w:ascii="Times New Roman" w:hAnsi="Times New Roman"/>
+          <w:sz w:val="24"/>
+        </w:rPr>
+        <w:t>осві́тлюючи</w:t>
+      </w:r>
+      <w:r>
+        <w:rPr>
+          <w:rFonts w:ascii="Times New Roman" w:hAnsi="Times New Roman"/>
+          <w:sz w:val="24"/>
+        </w:rPr>
+        <w:t xml:space="preserve"> </w:t>
+      </w:r>
+      <w:r>
+        <w:rPr>
+          <w:rFonts w:ascii="Times New Roman" w:hAnsi="Times New Roman"/>
+          <w:sz w:val="24"/>
+        </w:rPr>
+        <w:t>благода́ттю</w:t>
+      </w:r>
+      <w:r>
+        <w:rPr>
+          <w:rFonts w:ascii="Times New Roman" w:hAnsi="Times New Roman"/>
+          <w:sz w:val="24"/>
+        </w:rPr>
+        <w:t xml:space="preserve"> </w:t>
+      </w:r>
+      <w:r>
+        <w:rPr>
+          <w:rFonts w:ascii="Times New Roman" w:hAnsi="Times New Roman"/>
+          <w:sz w:val="24"/>
+        </w:rPr>
+        <w:t>вся́кий</w:t>
+      </w:r>
+      <w:r>
+        <w:rPr>
+          <w:rFonts w:ascii="Times New Roman" w:hAnsi="Times New Roman"/>
+          <w:sz w:val="24"/>
+        </w:rPr>
+        <w:t xml:space="preserve"> </w:t>
+      </w:r>
+      <w:r>
+        <w:rPr>
+          <w:rFonts w:ascii="Times New Roman" w:hAnsi="Times New Roman"/>
+          <w:sz w:val="24"/>
+        </w:rPr>
+        <w:t>ро́зум</w:t>
+      </w:r>
+      <w:r>
+        <w:rPr>
+          <w:rFonts w:ascii="Times New Roman" w:hAnsi="Times New Roman"/>
+          <w:sz w:val="24"/>
+        </w:rPr>
+        <w:t xml:space="preserve"> * </w:t>
+      </w:r>
+      <w:r>
+        <w:rPr>
+          <w:rFonts w:ascii="Times New Roman" w:hAnsi="Times New Roman"/>
+          <w:sz w:val="24"/>
+        </w:rPr>
+        <w:t>свяще́н</w:t>
+      </w:r>
+      <w:r>
+        <w:rPr>
+          <w:rFonts w:ascii="Times New Roman" w:hAnsi="Times New Roman"/>
+          <w:sz w:val="24"/>
+        </w:rPr>
+        <w:t>ним</w:t>
+      </w:r>
+      <w:r>
+        <w:rPr>
+          <w:rFonts w:ascii="Times New Roman" w:hAnsi="Times New Roman"/>
+          <w:sz w:val="24"/>
+        </w:rPr>
+        <w:t xml:space="preserve"> </w:t>
+      </w:r>
+      <w:r>
+        <w:rPr>
+          <w:rFonts w:ascii="Times New Roman" w:hAnsi="Times New Roman"/>
+          <w:sz w:val="24"/>
+        </w:rPr>
+        <w:t>твої́м</w:t>
+      </w:r>
+      <w:r>
+        <w:rPr>
+          <w:rFonts w:ascii="Times New Roman" w:hAnsi="Times New Roman"/>
+          <w:sz w:val="24"/>
+        </w:rPr>
+        <w:t xml:space="preserve"> </w:t>
+      </w:r>
+      <w:r>
+        <w:rPr>
+          <w:rFonts w:ascii="Times New Roman" w:hAnsi="Times New Roman"/>
+          <w:sz w:val="24"/>
+        </w:rPr>
+        <w:t>богосло́в’ям</w:t>
+      </w:r>
+      <w:r>
+        <w:rPr>
+          <w:rFonts w:ascii="Times New Roman" w:hAnsi="Times New Roman"/>
+          <w:sz w:val="24"/>
+        </w:rPr>
+        <w:t xml:space="preserve">. * Тому́ святу́ твою́ * </w:t>
+      </w:r>
+      <w:r>
+        <w:rPr>
+          <w:rFonts w:ascii="Times New Roman" w:hAnsi="Times New Roman"/>
+          <w:sz w:val="24"/>
+        </w:rPr>
+        <w:t>па́м’ять</w:t>
+      </w:r>
+      <w:r>
+        <w:rPr>
+          <w:rFonts w:ascii="Times New Roman" w:hAnsi="Times New Roman"/>
+          <w:sz w:val="24"/>
+        </w:rPr>
+        <w:t xml:space="preserve"> </w:t>
+      </w:r>
+      <w:r>
+        <w:rPr>
+          <w:rFonts w:ascii="Times New Roman" w:hAnsi="Times New Roman"/>
+          <w:sz w:val="24"/>
+        </w:rPr>
+        <w:t>почита́ємо</w:t>
+      </w:r>
+      <w:r>
+        <w:rPr>
+          <w:rFonts w:ascii="Times New Roman" w:hAnsi="Times New Roman"/>
+          <w:sz w:val="24"/>
+        </w:rPr>
+        <w:t>.</w:t>
       </w:r>
     </w:p>
     <w:p>
@@ -4664,7 +5014,7 @@
     </w:p>
     <w:p>
       <w:pPr>
-        <w:pStyle w:val="Normal"/>
+        <w:pStyle w:val="a"/>
         <w:spacing w:after="120"/>
       </w:pPr>
       <w:r>
@@ -4672,7 +5022,343 @@
           <w:rFonts w:ascii="Times New Roman" w:hAnsi="Times New Roman"/>
           <w:sz w:val="24"/>
         </w:rPr>
-        <w:t>Ома́ни злама́в ти тверди́ню * тверди́м ва́желем терпі́ння, всебага́тий, * і у́зами, які́ ви́терпів, * і сла́вною сме́ртю. * Тому́ безсме́ртя ти отри́мав, * оселя́ючись із хо́рами му́чеників * та з а́нгелів полка́ми, * кра́щим прича́стям Богоподі́бности * обо́жуючись прекра́сно і доскона́ло.</w:t>
+        <w:t>Ома́ни</w:t>
+      </w:r>
+      <w:r>
+        <w:rPr>
+          <w:rFonts w:ascii="Times New Roman" w:hAnsi="Times New Roman"/>
+          <w:sz w:val="24"/>
+        </w:rPr>
+        <w:t xml:space="preserve"> </w:t>
+      </w:r>
+      <w:r>
+        <w:rPr>
+          <w:rFonts w:ascii="Times New Roman" w:hAnsi="Times New Roman"/>
+          <w:sz w:val="24"/>
+        </w:rPr>
+        <w:t>злама́в</w:t>
+      </w:r>
+      <w:r>
+        <w:rPr>
+          <w:rFonts w:ascii="Times New Roman" w:hAnsi="Times New Roman"/>
+          <w:sz w:val="24"/>
+        </w:rPr>
+        <w:t xml:space="preserve"> ти </w:t>
+      </w:r>
+      <w:r>
+        <w:rPr>
+          <w:rFonts w:ascii="Times New Roman" w:hAnsi="Times New Roman"/>
+          <w:sz w:val="24"/>
+        </w:rPr>
+        <w:t>тверди́ню</w:t>
+      </w:r>
+      <w:r>
+        <w:rPr>
+          <w:rFonts w:ascii="Times New Roman" w:hAnsi="Times New Roman"/>
+          <w:sz w:val="24"/>
+        </w:rPr>
+        <w:t xml:space="preserve"> * </w:t>
+      </w:r>
+      <w:r>
+        <w:rPr>
+          <w:rFonts w:ascii="Times New Roman" w:hAnsi="Times New Roman"/>
+          <w:sz w:val="24"/>
+        </w:rPr>
+        <w:t>тверди́м</w:t>
+      </w:r>
+      <w:r>
+        <w:rPr>
+          <w:rFonts w:ascii="Times New Roman" w:hAnsi="Times New Roman"/>
+          <w:sz w:val="24"/>
+        </w:rPr>
+        <w:t xml:space="preserve"> </w:t>
+      </w:r>
+      <w:r>
+        <w:rPr>
+          <w:rFonts w:ascii="Times New Roman" w:hAnsi="Times New Roman"/>
+          <w:sz w:val="24"/>
+        </w:rPr>
+        <w:t>ва́желем</w:t>
+      </w:r>
+      <w:r>
+        <w:rPr>
+          <w:rFonts w:ascii="Times New Roman" w:hAnsi="Times New Roman"/>
+          <w:sz w:val="24"/>
+        </w:rPr>
+        <w:t xml:space="preserve"> </w:t>
+      </w:r>
+      <w:r>
+        <w:rPr>
+          <w:rFonts w:ascii="Times New Roman" w:hAnsi="Times New Roman"/>
+          <w:sz w:val="24"/>
+        </w:rPr>
+        <w:t>терпі́ння</w:t>
+      </w:r>
+      <w:r>
+        <w:rPr>
+          <w:rFonts w:ascii="Times New Roman" w:hAnsi="Times New Roman"/>
+          <w:sz w:val="24"/>
+        </w:rPr>
+        <w:t xml:space="preserve">, </w:t>
+      </w:r>
+      <w:r>
+        <w:rPr>
+          <w:rFonts w:ascii="Times New Roman" w:hAnsi="Times New Roman"/>
+          <w:sz w:val="24"/>
+        </w:rPr>
+        <w:t>всебага́тий</w:t>
+      </w:r>
+      <w:r>
+        <w:rPr>
+          <w:rFonts w:ascii="Times New Roman" w:hAnsi="Times New Roman"/>
+          <w:sz w:val="24"/>
+        </w:rPr>
+        <w:t xml:space="preserve">, * і </w:t>
+      </w:r>
+      <w:r>
+        <w:rPr>
+          <w:rFonts w:ascii="Times New Roman" w:hAnsi="Times New Roman"/>
+          <w:sz w:val="24"/>
+        </w:rPr>
+        <w:t>у́зами</w:t>
+      </w:r>
+      <w:r>
+        <w:rPr>
+          <w:rFonts w:ascii="Times New Roman" w:hAnsi="Times New Roman"/>
+          <w:sz w:val="24"/>
+        </w:rPr>
+        <w:t xml:space="preserve">, які́ </w:t>
+      </w:r>
+      <w:r>
+        <w:rPr>
+          <w:rFonts w:ascii="Times New Roman" w:hAnsi="Times New Roman"/>
+          <w:sz w:val="24"/>
+        </w:rPr>
+        <w:t>ви́терпів</w:t>
+      </w:r>
+      <w:r>
+        <w:rPr>
+          <w:rFonts w:ascii="Times New Roman" w:hAnsi="Times New Roman"/>
+          <w:sz w:val="24"/>
+        </w:rPr>
+        <w:t xml:space="preserve">, * і </w:t>
+      </w:r>
+      <w:r>
+        <w:rPr>
+          <w:rFonts w:ascii="Times New Roman" w:hAnsi="Times New Roman"/>
+          <w:sz w:val="24"/>
+        </w:rPr>
+        <w:t>сла́вною</w:t>
+      </w:r>
+      <w:r>
+        <w:rPr>
+          <w:rFonts w:ascii="Times New Roman" w:hAnsi="Times New Roman"/>
+          <w:sz w:val="24"/>
+        </w:rPr>
+        <w:t xml:space="preserve"> </w:t>
+      </w:r>
+      <w:r>
+        <w:rPr>
+          <w:rFonts w:ascii="Times New Roman" w:hAnsi="Times New Roman"/>
+          <w:sz w:val="24"/>
+        </w:rPr>
+        <w:t>сме́ртю</w:t>
+      </w:r>
+      <w:r>
+        <w:rPr>
+          <w:rFonts w:ascii="Times New Roman" w:hAnsi="Times New Roman"/>
+          <w:sz w:val="24"/>
+        </w:rPr>
+        <w:t xml:space="preserve">. * Тому́ </w:t>
+      </w:r>
+      <w:r>
+        <w:rPr>
+          <w:rFonts w:ascii="Times New Roman" w:hAnsi="Times New Roman"/>
+          <w:sz w:val="24"/>
+        </w:rPr>
+        <w:t>безсме́ртя</w:t>
+      </w:r>
+      <w:r>
+        <w:rPr>
+          <w:rFonts w:ascii="Times New Roman" w:hAnsi="Times New Roman"/>
+          <w:sz w:val="24"/>
+        </w:rPr>
+        <w:t xml:space="preserve"> ти </w:t>
+      </w:r>
+      <w:r>
+        <w:rPr>
+          <w:rFonts w:ascii="Times New Roman" w:hAnsi="Times New Roman"/>
+          <w:sz w:val="24"/>
+        </w:rPr>
+        <w:t>отри́мав</w:t>
+      </w:r>
+      <w:r>
+        <w:rPr>
+          <w:rFonts w:ascii="Times New Roman" w:hAnsi="Times New Roman"/>
+          <w:sz w:val="24"/>
+        </w:rPr>
+        <w:t xml:space="preserve">, * </w:t>
+      </w:r>
+      <w:r>
+        <w:rPr>
+          <w:rFonts w:ascii="Times New Roman" w:hAnsi="Times New Roman"/>
+          <w:sz w:val="24"/>
+        </w:rPr>
+        <w:t>оселя́ючись</w:t>
+      </w:r>
+      <w:r>
+        <w:rPr>
+          <w:rFonts w:ascii="Times New Roman" w:hAnsi="Times New Roman"/>
+          <w:sz w:val="24"/>
+        </w:rPr>
+        <w:t xml:space="preserve"> із </w:t>
+      </w:r>
+      <w:r>
+        <w:rPr>
+          <w:rFonts w:ascii="Times New Roman" w:hAnsi="Times New Roman"/>
+          <w:sz w:val="24"/>
+        </w:rPr>
+        <w:t>хо́рами</w:t>
+      </w:r>
+      <w:r>
+        <w:rPr>
+          <w:rFonts w:ascii="Times New Roman" w:hAnsi="Times New Roman"/>
+          <w:sz w:val="24"/>
+        </w:rPr>
+        <w:t xml:space="preserve"> </w:t>
+      </w:r>
+      <w:r>
+        <w:rPr>
+          <w:rFonts w:ascii="Times New Roman" w:hAnsi="Times New Roman"/>
+          <w:sz w:val="24"/>
+        </w:rPr>
+        <w:t>му́ченик</w:t>
+      </w:r>
+      <w:r>
+        <w:rPr>
+          <w:rFonts w:ascii="Times New Roman" w:hAnsi="Times New Roman"/>
+          <w:sz w:val="24"/>
+        </w:rPr>
+        <w:t>ів</w:t>
+      </w:r>
+      <w:r>
+        <w:rPr>
+          <w:rFonts w:ascii="Times New Roman" w:hAnsi="Times New Roman"/>
+          <w:sz w:val="24"/>
+        </w:rPr>
+        <w:t xml:space="preserve"> * та з </w:t>
+      </w:r>
+      <w:r>
+        <w:rPr>
+          <w:rFonts w:ascii="Times New Roman" w:hAnsi="Times New Roman"/>
+          <w:sz w:val="24"/>
+        </w:rPr>
+        <w:t>а́нгелів</w:t>
+      </w:r>
+      <w:r>
+        <w:rPr>
+          <w:rFonts w:ascii="Times New Roman" w:hAnsi="Times New Roman"/>
+          <w:sz w:val="24"/>
+        </w:rPr>
+        <w:t xml:space="preserve"> </w:t>
+      </w:r>
+      <w:r>
+        <w:rPr>
+          <w:rFonts w:ascii="Times New Roman" w:hAnsi="Times New Roman"/>
+          <w:sz w:val="24"/>
+        </w:rPr>
+        <w:t>полка́ми</w:t>
+      </w:r>
+      <w:r>
+        <w:rPr>
+          <w:rFonts w:ascii="Times New Roman" w:hAnsi="Times New Roman"/>
+          <w:sz w:val="24"/>
+        </w:rPr>
+        <w:t xml:space="preserve">, * </w:t>
+      </w:r>
+      <w:r>
+        <w:rPr>
+          <w:rFonts w:ascii="Times New Roman" w:hAnsi="Times New Roman"/>
+          <w:sz w:val="24"/>
+        </w:rPr>
+        <w:t>кра́щим</w:t>
+      </w:r>
+      <w:r>
+        <w:rPr>
+          <w:rFonts w:ascii="Times New Roman" w:hAnsi="Times New Roman"/>
+          <w:sz w:val="24"/>
+        </w:rPr>
+        <w:t xml:space="preserve"> </w:t>
+      </w:r>
+      <w:r>
+        <w:rPr>
+          <w:rFonts w:ascii="Times New Roman" w:hAnsi="Times New Roman"/>
+          <w:sz w:val="24"/>
+        </w:rPr>
+        <w:t>прича́стям</w:t>
+      </w:r>
+      <w:r>
+        <w:rPr>
+          <w:rFonts w:ascii="Times New Roman" w:hAnsi="Times New Roman"/>
+          <w:sz w:val="24"/>
+        </w:rPr>
+        <w:t xml:space="preserve"> </w:t>
+      </w:r>
+      <w:r>
+        <w:rPr>
+          <w:rFonts w:ascii="Times New Roman" w:hAnsi="Times New Roman"/>
+          <w:sz w:val="24"/>
+        </w:rPr>
+        <w:t>Богоподі́бности</w:t>
+      </w:r>
+      <w:r>
+        <w:rPr>
+          <w:rFonts w:ascii="Times New Roman" w:hAnsi="Times New Roman"/>
+          <w:sz w:val="24"/>
+        </w:rPr>
+        <w:t xml:space="preserve"> * </w:t>
+      </w:r>
+      <w:r>
+        <w:rPr>
+          <w:rFonts w:ascii="Times New Roman" w:hAnsi="Times New Roman"/>
+          <w:sz w:val="24"/>
+        </w:rPr>
+        <w:t>обо́жуючись</w:t>
+      </w:r>
+      <w:r>
+        <w:rPr>
+          <w:rFonts w:ascii="Times New Roman" w:hAnsi="Times New Roman"/>
+          <w:sz w:val="24"/>
+        </w:rPr>
+        <w:t xml:space="preserve"> </w:t>
+      </w:r>
+      <w:r>
+        <w:rPr>
+          <w:rFonts w:ascii="Times New Roman" w:hAnsi="Times New Roman"/>
+          <w:sz w:val="24"/>
+        </w:rPr>
+        <w:t>прекра́сно</w:t>
+      </w:r>
+      <w:r>
+        <w:rPr>
+          <w:rFonts w:ascii="Times New Roman" w:hAnsi="Times New Roman"/>
+          <w:sz w:val="24"/>
+        </w:rPr>
+        <w:t xml:space="preserve"> і </w:t>
+      </w:r>
+      <w:r>
+        <w:rPr>
+          <w:rFonts w:ascii="Times New Roman" w:hAnsi="Times New Roman"/>
+          <w:sz w:val="24"/>
+        </w:rPr>
+        <w:t>доскона́ло</w:t>
+      </w:r>
+      <w:r>
+        <w:rPr>
+          <w:rFonts w:ascii="Times New Roman" w:hAnsi="Times New Roman"/>
+          <w:sz w:val="24"/>
+        </w:rPr>
+        <w:t>.</w:t>
       </w:r>
     </w:p>
     <w:p>
@@ -4720,7 +5406,7 @@
     </w:p>
     <w:p>
       <w:pPr>
-        <w:pStyle w:val="Normal"/>
+        <w:pStyle w:val="a"/>
         <w:spacing w:after="120"/>
       </w:pPr>
       <w:r>
@@ -4728,7 +5414,350 @@
           <w:rFonts w:ascii="Times New Roman" w:hAnsi="Times New Roman"/>
           <w:sz w:val="24"/>
         </w:rPr>
-        <w:t>У темни́ці за́мкнений, * ти, сла́вний, прийня́в із небе́с Хліб Життя́, * а вки́нутий у по́лум’я * – зоста́вся необпа́леним; * ран зазна́вши від жорсто́кого полосува́ння, * ти на́пади зві́рів прибо́ркав моли́твами; * мече́м го́лову відсікли́ тобі́, * і до небе́с поли́нув ти кро́в’ю, * немо́в Боже́ственною колісни́цею.</w:t>
+        <w:t xml:space="preserve">У </w:t>
+      </w:r>
+      <w:r>
+        <w:rPr>
+          <w:rFonts w:ascii="Times New Roman" w:hAnsi="Times New Roman"/>
+          <w:sz w:val="24"/>
+        </w:rPr>
+        <w:t>темни́ці</w:t>
+      </w:r>
+      <w:r>
+        <w:rPr>
+          <w:rFonts w:ascii="Times New Roman" w:hAnsi="Times New Roman"/>
+          <w:sz w:val="24"/>
+        </w:rPr>
+        <w:t xml:space="preserve"> </w:t>
+      </w:r>
+      <w:r>
+        <w:rPr>
+          <w:rFonts w:ascii="Times New Roman" w:hAnsi="Times New Roman"/>
+          <w:sz w:val="24"/>
+        </w:rPr>
+        <w:t>за́мкнений</w:t>
+      </w:r>
+      <w:r>
+        <w:rPr>
+          <w:rFonts w:ascii="Times New Roman" w:hAnsi="Times New Roman"/>
+          <w:sz w:val="24"/>
+        </w:rPr>
+        <w:t xml:space="preserve">, * ти, </w:t>
+      </w:r>
+      <w:r>
+        <w:rPr>
+          <w:rFonts w:ascii="Times New Roman" w:hAnsi="Times New Roman"/>
+          <w:sz w:val="24"/>
+        </w:rPr>
+        <w:t>сла́вний</w:t>
+      </w:r>
+      <w:r>
+        <w:rPr>
+          <w:rFonts w:ascii="Times New Roman" w:hAnsi="Times New Roman"/>
+          <w:sz w:val="24"/>
+        </w:rPr>
+        <w:t xml:space="preserve">, </w:t>
+      </w:r>
+      <w:r>
+        <w:rPr>
+          <w:rFonts w:ascii="Times New Roman" w:hAnsi="Times New Roman"/>
+          <w:sz w:val="24"/>
+        </w:rPr>
+        <w:t>прийня́в</w:t>
+      </w:r>
+      <w:r>
+        <w:rPr>
+          <w:rFonts w:ascii="Times New Roman" w:hAnsi="Times New Roman"/>
+          <w:sz w:val="24"/>
+        </w:rPr>
+        <w:t xml:space="preserve"> із </w:t>
+      </w:r>
+      <w:r>
+        <w:rPr>
+          <w:rFonts w:ascii="Times New Roman" w:hAnsi="Times New Roman"/>
+          <w:sz w:val="24"/>
+        </w:rPr>
+        <w:t>небе́с</w:t>
+      </w:r>
+      <w:r>
+        <w:rPr>
+          <w:rFonts w:ascii="Times New Roman" w:hAnsi="Times New Roman"/>
+          <w:sz w:val="24"/>
+        </w:rPr>
+        <w:t xml:space="preserve"> Хліб Життя́, * а </w:t>
+      </w:r>
+      <w:r>
+        <w:rPr>
+          <w:rFonts w:ascii="Times New Roman" w:hAnsi="Times New Roman"/>
+          <w:sz w:val="24"/>
+        </w:rPr>
+        <w:t>вки́нутий</w:t>
+      </w:r>
+      <w:r>
+        <w:rPr>
+          <w:rFonts w:ascii="Times New Roman" w:hAnsi="Times New Roman"/>
+          <w:sz w:val="24"/>
+        </w:rPr>
+        <w:t xml:space="preserve"> у </w:t>
+      </w:r>
+      <w:r>
+        <w:rPr>
+          <w:rFonts w:ascii="Times New Roman" w:hAnsi="Times New Roman"/>
+          <w:sz w:val="24"/>
+        </w:rPr>
+        <w:t>по́лум’я</w:t>
+      </w:r>
+      <w:r>
+        <w:rPr>
+          <w:rFonts w:ascii="Times New Roman" w:hAnsi="Times New Roman"/>
+          <w:sz w:val="24"/>
+        </w:rPr>
+        <w:t xml:space="preserve"> * – </w:t>
+      </w:r>
+      <w:r>
+        <w:rPr>
+          <w:rFonts w:ascii="Times New Roman" w:hAnsi="Times New Roman"/>
+          <w:sz w:val="24"/>
+        </w:rPr>
+        <w:t>зоста́вся</w:t>
+      </w:r>
+      <w:r>
+        <w:rPr>
+          <w:rFonts w:ascii="Times New Roman" w:hAnsi="Times New Roman"/>
+          <w:sz w:val="24"/>
+        </w:rPr>
+        <w:t xml:space="preserve"> </w:t>
+      </w:r>
+      <w:r>
+        <w:rPr>
+          <w:rFonts w:ascii="Times New Roman" w:hAnsi="Times New Roman"/>
+          <w:sz w:val="24"/>
+        </w:rPr>
+        <w:t>необпа́леним</w:t>
+      </w:r>
+      <w:r>
+        <w:rPr>
+          <w:rFonts w:ascii="Times New Roman" w:hAnsi="Times New Roman"/>
+          <w:sz w:val="24"/>
+        </w:rPr>
+        <w:t xml:space="preserve">; * ран </w:t>
+      </w:r>
+      <w:r>
+        <w:rPr>
+          <w:rFonts w:ascii="Times New Roman" w:hAnsi="Times New Roman"/>
+          <w:sz w:val="24"/>
+        </w:rPr>
+        <w:t>зазна́вши</w:t>
+      </w:r>
+      <w:r>
+        <w:rPr>
+          <w:rFonts w:ascii="Times New Roman" w:hAnsi="Times New Roman"/>
+          <w:sz w:val="24"/>
+        </w:rPr>
+        <w:t xml:space="preserve"> від </w:t>
+      </w:r>
+      <w:r>
+        <w:rPr>
+          <w:rFonts w:ascii="Times New Roman" w:hAnsi="Times New Roman"/>
+          <w:sz w:val="24"/>
+        </w:rPr>
+        <w:t>жорсто́</w:t>
+      </w:r>
+      <w:r>
+        <w:rPr>
+          <w:rFonts w:ascii="Times New Roman" w:hAnsi="Times New Roman"/>
+          <w:sz w:val="24"/>
+        </w:rPr>
+        <w:t>кого</w:t>
+      </w:r>
+      <w:r>
+        <w:rPr>
+          <w:rFonts w:ascii="Times New Roman" w:hAnsi="Times New Roman"/>
+          <w:sz w:val="24"/>
+        </w:rPr>
+        <w:t xml:space="preserve"> </w:t>
+      </w:r>
+      <w:r>
+        <w:rPr>
+          <w:rFonts w:ascii="Times New Roman" w:hAnsi="Times New Roman"/>
+          <w:sz w:val="24"/>
+        </w:rPr>
+        <w:t>полосува́ння</w:t>
+      </w:r>
+      <w:r>
+        <w:rPr>
+          <w:rFonts w:ascii="Times New Roman" w:hAnsi="Times New Roman"/>
+          <w:sz w:val="24"/>
+        </w:rPr>
+        <w:t xml:space="preserve">, * ти </w:t>
+      </w:r>
+      <w:r>
+        <w:rPr>
+          <w:rFonts w:ascii="Times New Roman" w:hAnsi="Times New Roman"/>
+          <w:sz w:val="24"/>
+        </w:rPr>
+        <w:t>на́пади</w:t>
+      </w:r>
+      <w:r>
+        <w:rPr>
+          <w:rFonts w:ascii="Times New Roman" w:hAnsi="Times New Roman"/>
+          <w:sz w:val="24"/>
+        </w:rPr>
+        <w:t xml:space="preserve"> </w:t>
+      </w:r>
+      <w:r>
+        <w:rPr>
+          <w:rFonts w:ascii="Times New Roman" w:hAnsi="Times New Roman"/>
+          <w:sz w:val="24"/>
+        </w:rPr>
+        <w:t>зві́рів</w:t>
+      </w:r>
+      <w:r>
+        <w:rPr>
+          <w:rFonts w:ascii="Times New Roman" w:hAnsi="Times New Roman"/>
+          <w:sz w:val="24"/>
+        </w:rPr>
+        <w:t xml:space="preserve"> </w:t>
+      </w:r>
+      <w:r>
+        <w:rPr>
+          <w:rFonts w:ascii="Times New Roman" w:hAnsi="Times New Roman"/>
+          <w:sz w:val="24"/>
+        </w:rPr>
+        <w:t>прибо́ркав</w:t>
+      </w:r>
+      <w:r>
+        <w:rPr>
+          <w:rFonts w:ascii="Times New Roman" w:hAnsi="Times New Roman"/>
+          <w:sz w:val="24"/>
+        </w:rPr>
+        <w:t xml:space="preserve"> </w:t>
+      </w:r>
+      <w:r>
+        <w:rPr>
+          <w:rFonts w:ascii="Times New Roman" w:hAnsi="Times New Roman"/>
+          <w:sz w:val="24"/>
+        </w:rPr>
+        <w:t>моли́твами</w:t>
+      </w:r>
+      <w:r>
+        <w:rPr>
+          <w:rFonts w:ascii="Times New Roman" w:hAnsi="Times New Roman"/>
+          <w:sz w:val="24"/>
+        </w:rPr>
+        <w:t xml:space="preserve">; * </w:t>
+      </w:r>
+      <w:r>
+        <w:rPr>
+          <w:rFonts w:ascii="Times New Roman" w:hAnsi="Times New Roman"/>
+          <w:sz w:val="24"/>
+        </w:rPr>
+        <w:t>мече́м</w:t>
+      </w:r>
+      <w:r>
+        <w:rPr>
+          <w:rFonts w:ascii="Times New Roman" w:hAnsi="Times New Roman"/>
+          <w:sz w:val="24"/>
+        </w:rPr>
+        <w:t xml:space="preserve"> </w:t>
+      </w:r>
+      <w:r>
+        <w:rPr>
+          <w:rFonts w:ascii="Times New Roman" w:hAnsi="Times New Roman"/>
+          <w:sz w:val="24"/>
+        </w:rPr>
+        <w:t>го́лову</w:t>
+      </w:r>
+      <w:r>
+        <w:rPr>
+          <w:rFonts w:ascii="Times New Roman" w:hAnsi="Times New Roman"/>
+          <w:sz w:val="24"/>
+        </w:rPr>
+        <w:t xml:space="preserve"> відсікли́ тобі́, * і до </w:t>
+      </w:r>
+      <w:r>
+        <w:rPr>
+          <w:rFonts w:ascii="Times New Roman" w:hAnsi="Times New Roman"/>
+          <w:sz w:val="24"/>
+        </w:rPr>
+        <w:t>небе́с</w:t>
+      </w:r>
+      <w:r>
+        <w:rPr>
+          <w:rFonts w:ascii="Times New Roman" w:hAnsi="Times New Roman"/>
+          <w:sz w:val="24"/>
+        </w:rPr>
+        <w:t xml:space="preserve"> </w:t>
+      </w:r>
+      <w:r>
+        <w:rPr>
+          <w:rFonts w:ascii="Times New Roman" w:hAnsi="Times New Roman"/>
+          <w:sz w:val="24"/>
+        </w:rPr>
+        <w:t>поли́нув</w:t>
+      </w:r>
+      <w:r>
+        <w:rPr>
+          <w:rFonts w:ascii="Times New Roman" w:hAnsi="Times New Roman"/>
+          <w:sz w:val="24"/>
+        </w:rPr>
+        <w:t xml:space="preserve"> ти </w:t>
+      </w:r>
+      <w:r>
+        <w:rPr>
+          <w:rFonts w:ascii="Times New Roman" w:hAnsi="Times New Roman"/>
+          <w:sz w:val="24"/>
+        </w:rPr>
+        <w:t>кро́в’ю</w:t>
+      </w:r>
+      <w:r>
+        <w:rPr>
+          <w:rFonts w:ascii="Times New Roman" w:hAnsi="Times New Roman"/>
+          <w:sz w:val="24"/>
+        </w:rPr>
+        <w:t xml:space="preserve">, * </w:t>
+      </w:r>
+      <w:r>
+        <w:rPr>
+          <w:rFonts w:ascii="Times New Roman" w:hAnsi="Times New Roman"/>
+          <w:sz w:val="24"/>
+        </w:rPr>
+        <w:t>немо́в</w:t>
+      </w:r>
+      <w:r>
+        <w:rPr>
+          <w:rFonts w:ascii="Times New Roman" w:hAnsi="Times New Roman"/>
+          <w:sz w:val="24"/>
+        </w:rPr>
+        <w:t xml:space="preserve"> </w:t>
+      </w:r>
+      <w:r>
+        <w:rPr>
+          <w:rFonts w:ascii="Times New Roman" w:hAnsi="Times New Roman"/>
+          <w:sz w:val="24"/>
+        </w:rPr>
+        <w:t>Боже́ственною</w:t>
+      </w:r>
+      <w:r>
+        <w:rPr>
+          <w:rFonts w:ascii="Times New Roman" w:hAnsi="Times New Roman"/>
+          <w:sz w:val="24"/>
+        </w:rPr>
+        <w:t xml:space="preserve"> </w:t>
+      </w:r>
+      <w:r>
+        <w:rPr>
+          <w:rFonts w:ascii="Times New Roman" w:hAnsi="Times New Roman"/>
+          <w:sz w:val="24"/>
+        </w:rPr>
+        <w:t>колісни́цею</w:t>
+      </w:r>
+      <w:r>
+        <w:rPr>
+          <w:rFonts w:ascii="Times New Roman" w:hAnsi="Times New Roman"/>
+          <w:sz w:val="24"/>
+        </w:rPr>
+        <w:t>.</w:t>
       </w:r>
     </w:p>
     <w:p>
@@ -4973,7 +6002,7 @@
     </w:p>
     <w:p>
       <w:pPr>
-        <w:pStyle w:val="Normal"/>
+        <w:pStyle w:val="a"/>
         <w:spacing w:after="120"/>
       </w:pPr>
       <w:r>
@@ -4989,7 +6018,308 @@
           <w:rFonts w:ascii="Times New Roman" w:hAnsi="Times New Roman"/>
           <w:sz w:val="24"/>
         </w:rPr>
-        <w:t xml:space="preserve"> Спаси́ мене́, Влади́чице Пречи́стая, * що Спа́са Христа́ невимо́вно породи́ла; * Тебе́ бо єди́ну здобу́в я Захисни́цею, * і незбори́мою Стіно́ю, * і покро́вом і ра́дістю, * і душі́ моє́ї боже́ственною поті́хою. * Ти ізба́в мене́ від че́рва невсипу́щого * і вогню́ вічнопалю́чого, * Ма́ти Христа́ Бо́га.</w:t>
+        <w:t xml:space="preserve"> Спаси́ мене́, </w:t>
+      </w:r>
+      <w:r>
+        <w:rPr>
+          <w:rFonts w:ascii="Times New Roman" w:hAnsi="Times New Roman"/>
+          <w:sz w:val="24"/>
+        </w:rPr>
+        <w:t>Влади́чице</w:t>
+      </w:r>
+      <w:r>
+        <w:rPr>
+          <w:rFonts w:ascii="Times New Roman" w:hAnsi="Times New Roman"/>
+          <w:sz w:val="24"/>
+        </w:rPr>
+        <w:t xml:space="preserve"> </w:t>
+      </w:r>
+      <w:r>
+        <w:rPr>
+          <w:rFonts w:ascii="Times New Roman" w:hAnsi="Times New Roman"/>
+          <w:sz w:val="24"/>
+        </w:rPr>
+        <w:t>Пречи́стая</w:t>
+      </w:r>
+      <w:r>
+        <w:rPr>
+          <w:rFonts w:ascii="Times New Roman" w:hAnsi="Times New Roman"/>
+          <w:sz w:val="24"/>
+        </w:rPr>
+        <w:t xml:space="preserve">, * що </w:t>
+      </w:r>
+      <w:r>
+        <w:rPr>
+          <w:rFonts w:ascii="Times New Roman" w:hAnsi="Times New Roman"/>
+          <w:sz w:val="24"/>
+        </w:rPr>
+        <w:t>Спа́са</w:t>
+      </w:r>
+      <w:r>
+        <w:rPr>
+          <w:rFonts w:ascii="Times New Roman" w:hAnsi="Times New Roman"/>
+          <w:sz w:val="24"/>
+        </w:rPr>
+        <w:t xml:space="preserve"> Христа́ </w:t>
+      </w:r>
+      <w:r>
+        <w:rPr>
+          <w:rFonts w:ascii="Times New Roman" w:hAnsi="Times New Roman"/>
+          <w:sz w:val="24"/>
+        </w:rPr>
+        <w:t>невимо́вно</w:t>
+      </w:r>
+      <w:r>
+        <w:rPr>
+          <w:rFonts w:ascii="Times New Roman" w:hAnsi="Times New Roman"/>
+          <w:sz w:val="24"/>
+        </w:rPr>
+        <w:t xml:space="preserve"> </w:t>
+      </w:r>
+      <w:r>
+        <w:rPr>
+          <w:rFonts w:ascii="Times New Roman" w:hAnsi="Times New Roman"/>
+          <w:sz w:val="24"/>
+        </w:rPr>
+        <w:t>породи́ла</w:t>
+      </w:r>
+      <w:r>
+        <w:rPr>
+          <w:rFonts w:ascii="Times New Roman" w:hAnsi="Times New Roman"/>
+          <w:sz w:val="24"/>
+        </w:rPr>
+        <w:t xml:space="preserve">; * </w:t>
+      </w:r>
+      <w:r>
+        <w:rPr>
+          <w:rFonts w:ascii="Times New Roman" w:hAnsi="Times New Roman"/>
+          <w:sz w:val="24"/>
+        </w:rPr>
+        <w:t xml:space="preserve">Тебе́ бо </w:t>
+      </w:r>
+      <w:r>
+        <w:rPr>
+          <w:rFonts w:ascii="Times New Roman" w:hAnsi="Times New Roman"/>
+          <w:sz w:val="24"/>
+        </w:rPr>
+        <w:t>єди́ну</w:t>
+      </w:r>
+      <w:r>
+        <w:rPr>
+          <w:rFonts w:ascii="Times New Roman" w:hAnsi="Times New Roman"/>
+          <w:sz w:val="24"/>
+        </w:rPr>
+        <w:t xml:space="preserve"> </w:t>
+      </w:r>
+      <w:r>
+        <w:rPr>
+          <w:rFonts w:ascii="Times New Roman" w:hAnsi="Times New Roman"/>
+          <w:sz w:val="24"/>
+        </w:rPr>
+        <w:t>здобу́в</w:t>
+      </w:r>
+      <w:r>
+        <w:rPr>
+          <w:rFonts w:ascii="Times New Roman" w:hAnsi="Times New Roman"/>
+          <w:sz w:val="24"/>
+        </w:rPr>
+        <w:t xml:space="preserve"> я </w:t>
+      </w:r>
+      <w:r>
+        <w:rPr>
+          <w:rFonts w:ascii="Times New Roman" w:hAnsi="Times New Roman"/>
+          <w:sz w:val="24"/>
+        </w:rPr>
+        <w:t>Захисни́цею</w:t>
+      </w:r>
+      <w:r>
+        <w:rPr>
+          <w:rFonts w:ascii="Times New Roman" w:hAnsi="Times New Roman"/>
+          <w:sz w:val="24"/>
+        </w:rPr>
+        <w:t xml:space="preserve">, * і </w:t>
+      </w:r>
+      <w:r>
+        <w:rPr>
+          <w:rFonts w:ascii="Times New Roman" w:hAnsi="Times New Roman"/>
+          <w:sz w:val="24"/>
+        </w:rPr>
+        <w:t>незбори́мою</w:t>
+      </w:r>
+      <w:r>
+        <w:rPr>
+          <w:rFonts w:ascii="Times New Roman" w:hAnsi="Times New Roman"/>
+          <w:sz w:val="24"/>
+        </w:rPr>
+        <w:t xml:space="preserve"> </w:t>
+      </w:r>
+      <w:r>
+        <w:rPr>
+          <w:rFonts w:ascii="Times New Roman" w:hAnsi="Times New Roman"/>
+          <w:sz w:val="24"/>
+        </w:rPr>
+        <w:t>Стіно́ю</w:t>
+      </w:r>
+      <w:r>
+        <w:rPr>
+          <w:rFonts w:ascii="Times New Roman" w:hAnsi="Times New Roman"/>
+          <w:sz w:val="24"/>
+        </w:rPr>
+        <w:t xml:space="preserve">, * і </w:t>
+      </w:r>
+      <w:r>
+        <w:rPr>
+          <w:rFonts w:ascii="Times New Roman" w:hAnsi="Times New Roman"/>
+          <w:sz w:val="24"/>
+        </w:rPr>
+        <w:t>покро́вом</w:t>
+      </w:r>
+      <w:r>
+        <w:rPr>
+          <w:rFonts w:ascii="Times New Roman" w:hAnsi="Times New Roman"/>
+          <w:sz w:val="24"/>
+        </w:rPr>
+        <w:t xml:space="preserve"> і </w:t>
+      </w:r>
+      <w:r>
+        <w:rPr>
+          <w:rFonts w:ascii="Times New Roman" w:hAnsi="Times New Roman"/>
+          <w:sz w:val="24"/>
+        </w:rPr>
+        <w:t>ра́дістю</w:t>
+      </w:r>
+      <w:r>
+        <w:rPr>
+          <w:rFonts w:ascii="Times New Roman" w:hAnsi="Times New Roman"/>
+          <w:sz w:val="24"/>
+        </w:rPr>
+        <w:t xml:space="preserve">, * і душі́ </w:t>
+      </w:r>
+      <w:r>
+        <w:rPr>
+          <w:rFonts w:ascii="Times New Roman" w:hAnsi="Times New Roman"/>
+          <w:sz w:val="24"/>
+        </w:rPr>
+        <w:t>моє́ї</w:t>
+      </w:r>
+      <w:r>
+        <w:rPr>
+          <w:rFonts w:ascii="Times New Roman" w:hAnsi="Times New Roman"/>
+          <w:sz w:val="24"/>
+        </w:rPr>
+        <w:t xml:space="preserve"> </w:t>
+      </w:r>
+      <w:r>
+        <w:rPr>
+          <w:rFonts w:ascii="Times New Roman" w:hAnsi="Times New Roman"/>
+          <w:sz w:val="24"/>
+        </w:rPr>
+        <w:t>боже́ственною</w:t>
+      </w:r>
+      <w:r>
+        <w:rPr>
+          <w:rFonts w:ascii="Times New Roman" w:hAnsi="Times New Roman"/>
+          <w:sz w:val="24"/>
+        </w:rPr>
+        <w:t xml:space="preserve"> </w:t>
+      </w:r>
+      <w:r>
+        <w:rPr>
+          <w:rFonts w:ascii="Times New Roman" w:hAnsi="Times New Roman"/>
+          <w:sz w:val="24"/>
+        </w:rPr>
+        <w:t>поті́хою</w:t>
+      </w:r>
+      <w:r>
+        <w:rPr>
+          <w:rFonts w:ascii="Times New Roman" w:hAnsi="Times New Roman"/>
+          <w:sz w:val="24"/>
+        </w:rPr>
+        <w:t xml:space="preserve">. * Ти </w:t>
+      </w:r>
+      <w:r>
+        <w:rPr>
+          <w:rFonts w:ascii="Times New Roman" w:hAnsi="Times New Roman"/>
+          <w:sz w:val="24"/>
+        </w:rPr>
+        <w:t>ізба́в</w:t>
+      </w:r>
+      <w:r>
+        <w:rPr>
+          <w:rFonts w:ascii="Times New Roman" w:hAnsi="Times New Roman"/>
+          <w:sz w:val="24"/>
+        </w:rPr>
+        <w:t xml:space="preserve"> мене́ від </w:t>
+      </w:r>
+      <w:r>
+        <w:rPr>
+          <w:rFonts w:ascii="Times New Roman" w:hAnsi="Times New Roman"/>
+          <w:sz w:val="24"/>
+        </w:rPr>
+        <w:t>че́рва</w:t>
+      </w:r>
+      <w:r>
+        <w:rPr>
+          <w:rFonts w:ascii="Times New Roman" w:hAnsi="Times New Roman"/>
+          <w:sz w:val="24"/>
+        </w:rPr>
+        <w:t xml:space="preserve"> </w:t>
+      </w:r>
+      <w:r>
+        <w:rPr>
+          <w:rFonts w:ascii="Times New Roman" w:hAnsi="Times New Roman"/>
+          <w:sz w:val="24"/>
+        </w:rPr>
+        <w:t>невсипу́щого</w:t>
+      </w:r>
+      <w:r>
+        <w:rPr>
+          <w:rFonts w:ascii="Times New Roman" w:hAnsi="Times New Roman"/>
+          <w:sz w:val="24"/>
+        </w:rPr>
+        <w:t xml:space="preserve"> * і вогню́ </w:t>
+      </w:r>
+      <w:r>
+        <w:rPr>
+          <w:rFonts w:ascii="Times New Roman" w:hAnsi="Times New Roman"/>
+          <w:sz w:val="24"/>
+        </w:rPr>
+        <w:t>вічнопалю́чого</w:t>
+      </w:r>
+      <w:r>
+        <w:rPr>
+          <w:rFonts w:ascii="Times New Roman" w:hAnsi="Times New Roman"/>
+          <w:sz w:val="24"/>
+        </w:rPr>
+        <w:t xml:space="preserve">, * </w:t>
+      </w:r>
+      <w:r>
+        <w:rPr>
+          <w:rFonts w:ascii="Times New Roman" w:hAnsi="Times New Roman"/>
+          <w:sz w:val="24"/>
+        </w:rPr>
+        <w:t>Ма́ти</w:t>
+      </w:r>
+      <w:r>
+        <w:rPr>
+          <w:rFonts w:ascii="Times New Roman" w:hAnsi="Times New Roman"/>
+          <w:sz w:val="24"/>
+        </w:rPr>
+        <w:t xml:space="preserve"> Христа́ </w:t>
+      </w:r>
+      <w:r>
+        <w:rPr>
+          <w:rFonts w:ascii="Times New Roman" w:hAnsi="Times New Roman"/>
+          <w:sz w:val="24"/>
+        </w:rPr>
+        <w:t>Бо́га</w:t>
+      </w:r>
+      <w:r>
+        <w:rPr>
+          <w:rFonts w:ascii="Times New Roman" w:hAnsi="Times New Roman"/>
+          <w:sz w:val="24"/>
+        </w:rPr>
+        <w:t>.</w:t>
       </w:r>
     </w:p>
     <w:p>

--- a/flow/20230914_vu_template/drafts/2024-08-g/24-СБ-мч. Євтиха.docx
+++ b/flow/20230914_vu_template/drafts/2024-08-g/24-СБ-мч. Євтиха.docx
@@ -7346,7 +7346,7 @@
           <w:sz w:val="24"/>
           <w:u w:val="single"/>
         </w:rPr>
-        <w:t>Ви́веди</w:t>
+        <w:t xml:space="preserve">Коли́ Ти, </w:t>
       </w:r>
       <w:r>
         <w:rPr>
@@ -7354,7 +7354,7 @@
           <w:sz w:val="24"/>
           <w:u w:val="single"/>
         </w:rPr>
-        <w:t xml:space="preserve"> з </w:t>
+        <w:t>Го́споди</w:t>
       </w:r>
       <w:r>
         <w:rPr>
@@ -7362,7 +7362,7 @@
           <w:sz w:val="24"/>
           <w:u w:val="single"/>
         </w:rPr>
-        <w:t>в’язни́ці</w:t>
+        <w:t xml:space="preserve">, </w:t>
       </w:r>
       <w:r>
         <w:rPr>
@@ -7370,7 +7370,7 @@
           <w:sz w:val="24"/>
           <w:u w:val="single"/>
         </w:rPr>
-        <w:t xml:space="preserve"> мою́ </w:t>
+        <w:t>зважа́тимеш</w:t>
       </w:r>
       <w:r>
         <w:rPr>
@@ -7378,7 +7378,7 @@
           <w:sz w:val="24"/>
           <w:u w:val="single"/>
         </w:rPr>
-        <w:t>ду́шу</w:t>
+        <w:t xml:space="preserve"> на </w:t>
       </w:r>
       <w:r>
         <w:rPr>
@@ -7386,7 +7386,7 @@
           <w:sz w:val="24"/>
           <w:u w:val="single"/>
         </w:rPr>
-        <w:t xml:space="preserve">,* щоб </w:t>
+        <w:t>беззако́ння</w:t>
       </w:r>
       <w:r>
         <w:rPr>
@@ -7394,7 +7394,7 @@
           <w:sz w:val="24"/>
           <w:u w:val="single"/>
         </w:rPr>
-        <w:t>дя́кувати</w:t>
+        <w:t xml:space="preserve">, то хто </w:t>
       </w:r>
       <w:r>
         <w:rPr>
@@ -7402,7 +7402,7 @@
           <w:sz w:val="24"/>
           <w:u w:val="single"/>
         </w:rPr>
-        <w:t xml:space="preserve"> </w:t>
+        <w:t>всто́їться</w:t>
       </w:r>
       <w:r>
         <w:rPr>
@@ -7410,7 +7410,7 @@
           <w:sz w:val="24"/>
           <w:u w:val="single"/>
         </w:rPr>
-        <w:t>І́мені</w:t>
+        <w:t xml:space="preserve">, Го́споди.* Та в </w:t>
       </w:r>
       <w:r>
         <w:rPr>
@@ -7418,7 +7418,7 @@
           <w:sz w:val="24"/>
           <w:u w:val="single"/>
         </w:rPr>
-        <w:t xml:space="preserve"> </w:t>
+        <w:t>Те́бе</w:t>
       </w:r>
       <w:r>
         <w:rPr>
@@ -7426,7 +7426,15 @@
           <w:sz w:val="24"/>
           <w:u w:val="single"/>
         </w:rPr>
-        <w:t>Твоє́му</w:t>
+        <w:t xml:space="preserve"> є </w:t>
+      </w:r>
+      <w:r>
+        <w:rPr>
+          <w:rFonts w:ascii="Times New Roman" w:hAnsi="Times New Roman"/>
+          <w:sz w:val="24"/>
+          <w:u w:val="single"/>
+        </w:rPr>
+        <w:t>проще́ння</w:t>
       </w:r>
       <w:r>
         <w:rPr>

--- a/flow/20230914_vu_template/drafts/2024-08-g/24-СБ-мч. Євтиха.docx
+++ b/flow/20230914_vu_template/drafts/2024-08-g/24-СБ-мч. Євтиха.docx
@@ -72,8 +72,6 @@
           <w:i/>
           <w:color w:val="FF4400"/>
           <w:sz w:val="24"/>
-          <w:szCs w:val="24"/>
-          <w:lang w:val="ru-MD"/>
         </w:rPr>
         <w:t>Священик:</w:t>
       </w:r>
@@ -81,8 +79,6 @@
         <w:rPr>
           <w:rFonts w:ascii="Times New Roman" w:hAnsi="Times New Roman"/>
           <w:sz w:val="24"/>
-          <w:szCs w:val="24"/>
-          <w:lang w:val="ru-MD"/>
         </w:rPr>
         <w:t xml:space="preserve"> Благословенний Бог наш завжди, нині і повсякчас, і на віки віків.</w:t>
       </w:r>
@@ -143,57 +139,35 @@
     </w:p>
     <w:p>
       <w:pPr>
-        <w:spacing w:after="120"/>
-        <w:jc w:val="both"/>
-        <w:rPr>
-          <w:rFonts w:ascii="Times New Roman" w:hAnsi="Times New Roman"/>
-          <w:i/>
-          <w:sz w:val="24"/>
-          <w:szCs w:val="24"/>
-        </w:rPr>
-      </w:pPr>
-      <w:r>
-        <w:rPr>
-          <w:rFonts w:ascii="Times New Roman" w:hAnsi="Times New Roman"/>
-          <w:sz w:val="24"/>
-          <w:szCs w:val="24"/>
-        </w:rPr>
-        <w:t>Святий Боже, святий Кріпкий, святий Безсмерт</w:t>
-      </w:r>
-      <w:r>
-        <w:rPr>
-          <w:rFonts w:ascii="Times New Roman" w:hAnsi="Times New Roman"/>
-          <w:sz w:val="24"/>
-          <w:szCs w:val="24"/>
-        </w:rPr>
-        <w:t xml:space="preserve">ний, помилуй нас </w:t>
-      </w:r>
-      <w:r>
-        <w:rPr>
-          <w:rFonts w:ascii="Times New Roman" w:hAnsi="Times New Roman"/>
-          <w:i/>
-          <w:color w:val="FF0000"/>
-          <w:sz w:val="24"/>
-          <w:szCs w:val="24"/>
-        </w:rPr>
-        <w:t>(3 р.)</w:t>
-      </w:r>
-    </w:p>
-    <w:p>
-      <w:pPr>
-        <w:spacing w:after="120"/>
-        <w:jc w:val="both"/>
-        <w:rPr>
-          <w:rFonts w:ascii="Times New Roman" w:hAnsi="Times New Roman"/>
-          <w:sz w:val="24"/>
-          <w:szCs w:val="24"/>
-        </w:rPr>
-      </w:pPr>
-      <w:r>
-        <w:rPr>
-          <w:rFonts w:ascii="Times New Roman" w:hAnsi="Times New Roman"/>
-          <w:sz w:val="24"/>
-          <w:szCs w:val="24"/>
+        <w:pStyle w:val="a"/>
+        <w:spacing w:after="120"/>
+      </w:pPr>
+      <w:r>
+        <w:rPr>
+          <w:rFonts w:ascii="Times New Roman" w:hAnsi="Times New Roman"/>
+          <w:sz w:val="24"/>
+        </w:rPr>
+        <w:t xml:space="preserve">Святий Боже, святий Кріпкий, святий Безсмертний, помилуй нас. </w:t>
+      </w:r>
+      <w:r>
+        <w:rPr>
+          <w:rFonts w:ascii="Times New Roman" w:hAnsi="Times New Roman"/>
+          <w:i/>
+          <w:color w:val="FF0000"/>
+          <w:sz w:val="24"/>
+        </w:rPr>
+        <w:t>(3 р.)</w:t>
+      </w:r>
+    </w:p>
+    <w:p>
+      <w:pPr>
+        <w:pStyle w:val="a"/>
+        <w:spacing w:after="120"/>
+      </w:pPr>
+      <w:r>
+        <w:rPr>
+          <w:rFonts w:ascii="Times New Roman" w:hAnsi="Times New Roman"/>
+          <w:sz w:val="24"/>
         </w:rPr>
         <w:t>Слава Отцю, і Сину, і Святому Духові,* і нині і повсякчас, і на віки віків. Амінь.</w:t>
       </w:r>
@@ -219,37 +193,27 @@
     </w:p>
     <w:p>
       <w:pPr>
-        <w:spacing w:after="120"/>
-        <w:jc w:val="both"/>
-        <w:rPr>
-          <w:rFonts w:ascii="Times New Roman" w:hAnsi="Times New Roman"/>
-          <w:i/>
-          <w:sz w:val="24"/>
-          <w:szCs w:val="24"/>
-        </w:rPr>
-      </w:pPr>
-      <w:r>
-        <w:rPr>
-          <w:rFonts w:ascii="Times New Roman" w:hAnsi="Times New Roman"/>
-          <w:sz w:val="24"/>
-          <w:szCs w:val="24"/>
-        </w:rPr>
-        <w:t>Г</w:t>
-      </w:r>
-      <w:r>
-        <w:rPr>
-          <w:rFonts w:ascii="Times New Roman" w:hAnsi="Times New Roman"/>
-          <w:sz w:val="24"/>
-          <w:szCs w:val="24"/>
-        </w:rPr>
-        <w:t>осподи, помилуй</w:t>
-      </w:r>
-      <w:r>
-        <w:rPr>
-          <w:rFonts w:ascii="Times New Roman" w:hAnsi="Times New Roman"/>
-          <w:i/>
-          <w:sz w:val="24"/>
-          <w:szCs w:val="24"/>
+        <w:pStyle w:val="a"/>
+        <w:spacing w:after="120"/>
+      </w:pPr>
+      <w:r>
+        <w:rPr>
+          <w:rFonts w:ascii="Times New Roman" w:hAnsi="Times New Roman"/>
+          <w:sz w:val="24"/>
+        </w:rPr>
+        <w:t>Господи, помилуй</w:t>
+      </w:r>
+      <w:r>
+        <w:rPr>
+          <w:rFonts w:ascii="Times New Roman" w:hAnsi="Times New Roman"/>
+          <w:sz w:val="24"/>
+        </w:rPr>
+        <w:t>.</w:t>
+      </w:r>
+      <w:r>
+        <w:rPr>
+          <w:rFonts w:ascii="Times New Roman" w:hAnsi="Times New Roman"/>
+          <w:sz w:val="24"/>
         </w:rPr>
         <w:t xml:space="preserve"> </w:t>
       </w:r>
@@ -259,35 +223,69 @@
           <w:i/>
           <w:color w:val="FF0000"/>
           <w:sz w:val="24"/>
-          <w:szCs w:val="24"/>
-        </w:rPr>
-        <w:t>(3 р.)</w:t>
-      </w:r>
-    </w:p>
-    <w:p>
-      <w:pPr>
-        <w:spacing w:after="120"/>
-        <w:jc w:val="both"/>
-        <w:rPr>
-          <w:rFonts w:ascii="Times New Roman" w:hAnsi="Times New Roman"/>
-          <w:sz w:val="24"/>
-          <w:szCs w:val="24"/>
-        </w:rPr>
-      </w:pPr>
-      <w:r>
-        <w:rPr>
-          <w:rFonts w:ascii="Times New Roman" w:hAnsi="Times New Roman"/>
-          <w:sz w:val="24"/>
-          <w:szCs w:val="24"/>
-        </w:rPr>
-        <w:t>Слава Отцю, і Сину, і Святому Духові.* І</w:t>
+        </w:rPr>
+        <w:t>(3 р.)</w:t>
+      </w:r>
+    </w:p>
+    <w:p>
+      <w:pPr>
+        <w:pStyle w:val="a"/>
+        <w:spacing w:after="120"/>
+      </w:pPr>
+      <w:r>
+        <w:rPr>
+          <w:rFonts w:ascii="Times New Roman" w:hAnsi="Times New Roman"/>
+          <w:sz w:val="24"/>
+        </w:rPr>
+        <w:t xml:space="preserve">Слава </w:t>
+      </w:r>
+      <w:r>
+        <w:rPr>
+          <w:rFonts w:ascii="Times New Roman" w:hAnsi="Times New Roman"/>
+          <w:sz w:val="24"/>
+        </w:rPr>
+        <w:t>Отцю</w:t>
+      </w:r>
+      <w:r>
+        <w:rPr>
+          <w:rFonts w:ascii="Times New Roman" w:hAnsi="Times New Roman"/>
+          <w:sz w:val="24"/>
+        </w:rPr>
+        <w:t xml:space="preserve">, і Сину, і Святому </w:t>
+      </w:r>
+      <w:r>
+        <w:rPr>
+          <w:rFonts w:ascii="Times New Roman" w:hAnsi="Times New Roman"/>
+          <w:sz w:val="24"/>
+        </w:rPr>
+        <w:t>Духові</w:t>
+      </w:r>
+      <w:r>
+        <w:rPr>
+          <w:rFonts w:ascii="Times New Roman" w:hAnsi="Times New Roman"/>
+          <w:sz w:val="24"/>
+        </w:rPr>
+        <w:t>,</w:t>
+      </w:r>
+      <w:r>
+        <w:rPr>
+          <w:rFonts w:ascii="Times New Roman" w:hAnsi="Times New Roman"/>
+          <w:sz w:val="24"/>
+        </w:rPr>
+        <w:t xml:space="preserve">* </w:t>
+      </w:r>
+      <w:r>
+        <w:rPr>
+          <w:rFonts w:ascii="Times New Roman" w:hAnsi="Times New Roman"/>
+          <w:sz w:val="24"/>
+        </w:rPr>
+        <w:t>і</w:t>
       </w:r>
       <w:r>
         <w:rPr>
           <w:rFonts w:ascii="Times New Roman" w:hAnsi="Times New Roman"/>
           <w:b/>
           <w:sz w:val="24"/>
-          <w:szCs w:val="24"/>
         </w:rPr>
         <w:t xml:space="preserve"> </w:t>
       </w:r>
@@ -295,9 +293,71 @@
         <w:rPr>
           <w:rFonts w:ascii="Times New Roman" w:hAnsi="Times New Roman"/>
           <w:sz w:val="24"/>
-          <w:szCs w:val="24"/>
-        </w:rPr>
-        <w:t>нині і повсякчас, і на віки віків. Амінь.</w:t>
+        </w:rPr>
+        <w:t>нині</w:t>
+      </w:r>
+      <w:r>
+        <w:rPr>
+          <w:rFonts w:ascii="Times New Roman" w:hAnsi="Times New Roman"/>
+          <w:sz w:val="24"/>
+        </w:rPr>
+        <w:t xml:space="preserve"> і </w:t>
+      </w:r>
+      <w:r>
+        <w:rPr>
+          <w:rFonts w:ascii="Times New Roman" w:hAnsi="Times New Roman"/>
+          <w:sz w:val="24"/>
+        </w:rPr>
+        <w:t>повсякчас</w:t>
+      </w:r>
+      <w:r>
+        <w:rPr>
+          <w:rFonts w:ascii="Times New Roman" w:hAnsi="Times New Roman"/>
+          <w:sz w:val="24"/>
+        </w:rPr>
+        <w:t xml:space="preserve">, і на </w:t>
+      </w:r>
+      <w:r>
+        <w:rPr>
+          <w:rFonts w:ascii="Times New Roman" w:hAnsi="Times New Roman"/>
+          <w:sz w:val="24"/>
+        </w:rPr>
+        <w:t>віки</w:t>
+      </w:r>
+      <w:r>
+        <w:rPr>
+          <w:rFonts w:ascii="Times New Roman" w:hAnsi="Times New Roman"/>
+          <w:sz w:val="24"/>
+        </w:rPr>
+        <w:t xml:space="preserve"> </w:t>
+      </w:r>
+      <w:r>
+        <w:rPr>
+          <w:rFonts w:ascii="Times New Roman" w:hAnsi="Times New Roman"/>
+          <w:sz w:val="24"/>
+        </w:rPr>
+        <w:t>віків</w:t>
+      </w:r>
+      <w:r>
+        <w:rPr>
+          <w:rFonts w:ascii="Times New Roman" w:hAnsi="Times New Roman"/>
+          <w:sz w:val="24"/>
+        </w:rPr>
+        <w:t xml:space="preserve">. </w:t>
+      </w:r>
+      <w:r>
+        <w:rPr>
+          <w:rFonts w:ascii="Times New Roman" w:hAnsi="Times New Roman"/>
+          <w:sz w:val="24"/>
+        </w:rPr>
+        <w:t>Амінь</w:t>
+      </w:r>
+      <w:r>
+        <w:rPr>
+          <w:rFonts w:ascii="Times New Roman" w:hAnsi="Times New Roman"/>
+          <w:sz w:val="24"/>
+        </w:rPr>
+        <w:t>.</w:t>
       </w:r>
     </w:p>
     <w:p>
@@ -407,7 +467,7 @@
           <w:sz w:val="24"/>
           <w:szCs w:val="24"/>
         </w:rPr>
-        <w:t>(12 р.)</w:t>
+        <w:t>(12 р.)</w:t>
       </w:r>
     </w:p>
     <w:p>
@@ -4604,7 +4664,7 @@
           <w:sz w:val="24"/>
           <w:szCs w:val="24"/>
         </w:rPr>
-        <w:t xml:space="preserve"> Господи щедрий і милосердний, довготерпеливий і многомилостивий! Вислухай молитви наші і зверни увагу на голос моління нашого і яви нам знак милости твоєї, наведи нас на дорогу твою, щоб ходили ми в твоїй правді. Звесели серця наші, щоб ми боялись імення </w:t>
+        <w:t xml:space="preserve"> Господи щедрий і милосердний, довготерпеливий і многомилостивий! Вислухай молитви наші і зверни увагу на голос моління нашого і яви нам знак милости твоєї, наведи нас на дорогу твою, щоб ходили ми в твоїй правді. Звесели серця наші, щоб ми боялись імення </w:t>
       </w:r>
       <w:r>
         <w:rPr>
@@ -4640,7 +4700,7 @@
           <w:sz w:val="24"/>
           <w:szCs w:val="24"/>
         </w:rPr>
-        <w:t>2. </w:t>
+        <w:t xml:space="preserve">2. </w:t>
       </w:r>
       <w:r>
         <w:rPr>
@@ -4692,7 +4752,7 @@
           <w:sz w:val="24"/>
           <w:szCs w:val="24"/>
         </w:rPr>
-        <w:t> Господи, Боже наш! Згадай нас грішних і недостойних слуг твоїх, коли призиваємо святе ім'я твоє, і не осороми нас, коли очікуємо милости твоєї, але вислухай, Господи, усі наші спасенні прохання, і вчини</w:t>
+        <w:t xml:space="preserve"> Господи, Боже наш! Згадай нас грішних і недостойних слуг твоїх, коли призиваємо святе ім'я твоє, і не осороми нас, коли очікуємо милости твоєї, але вислухай, Господи, усі наші спасенні прохання, і вчини</w:t>
       </w:r>
       <w:r>
         <w:rPr>
@@ -4720,7 +4780,7 @@
           <w:sz w:val="24"/>
           <w:szCs w:val="24"/>
         </w:rPr>
-        <w:t>4. </w:t>
+        <w:t xml:space="preserve">4. </w:t>
       </w:r>
       <w:r>
         <w:rPr>
@@ -4772,7 +4832,7 @@
           <w:sz w:val="24"/>
           <w:szCs w:val="24"/>
         </w:rPr>
-        <w:t> Благословенний ти, Господи Боже, Вседержителю, що знаєш думки людські, що відаєш те, чого ми потребуємо, і багато більш</w:t>
+        <w:t xml:space="preserve"> Благословенний ти, Господи Боже, Вседержителю, що знаєш думки людські, що відаєш те, чого ми потребуємо, і багато більш</w:t>
       </w:r>
       <w:r>
         <w:rPr>
@@ -4816,7 +4876,7 @@
           <w:sz w:val="24"/>
           <w:szCs w:val="24"/>
         </w:rPr>
-        <w:t> Господи, Господи, що пречистою твоєю долонею все утримуєш, що довго терпиш нам усім, і жалієшся задля нашої злоби! Зг</w:t>
+        <w:t xml:space="preserve"> Господи, Господи, що пречистою твоєю долонею все утримуєш, що довго терпиш нам усім, і жалієшся задля нашої злоби! Зг</w:t>
       </w:r>
       <w:r>
         <w:rPr>
@@ -4860,7 +4920,7 @@
           <w:sz w:val="24"/>
           <w:szCs w:val="24"/>
         </w:rPr>
-        <w:t> Боже великий і дивний, що несказанною добрістю і багатим промислом усім управляєш, і дав нам земні добра й запевнив нам об</w:t>
+        <w:t xml:space="preserve"> Боже великий і дивний, що несказанною добрістю і багатим промислом усім управляєш, і дав нам земні добра й запевнив нам об</w:t>
       </w:r>
       <w:r>
         <w:rPr>
@@ -4904,7 +4964,7 @@
           <w:sz w:val="24"/>
           <w:szCs w:val="24"/>
         </w:rPr>
-        <w:t> Боже великий і вишній, в тебе одного є безсмертність і в світлі живеш недоступнім. Ти все створіння мудро створив, відокремив світло від темряви і сонце поклав, щоб правити днем, а місяць</w:t>
+        <w:t xml:space="preserve"> Боже великий і вишній, в тебе одного є безсмертність і в світлі живеш недоступнім. Ти все створіння мудро створив, відокремив світло від темряви і сонце поклав, щоб правити днем, а місяць</w:t>
       </w:r>
       <w:r>
         <w:rPr>
@@ -6529,401 +6589,1778 @@
     </w:p>
     <w:p>
       <w:pPr>
-        <w:spacing w:after="120"/>
-        <w:jc w:val="both"/>
-        <w:rPr>
-          <w:rFonts w:ascii="Times New Roman" w:hAnsi="Times New Roman"/>
-          <w:sz w:val="24"/>
-          <w:szCs w:val="24"/>
-        </w:rPr>
-      </w:pPr>
-      <w:r>
-        <w:rPr>
-          <w:rFonts w:ascii="Times New Roman" w:eastAsia="Gungsuh" w:hAnsi="Times New Roman"/>
-          <w:sz w:val="24"/>
-          <w:szCs w:val="24"/>
-        </w:rPr>
-        <w:t>Постав, Господи, моїм устам сторожу;* до дверей губ моїх − варту!</w:t>
-      </w:r>
-    </w:p>
-    <w:p>
-      <w:pPr>
-        <w:spacing w:after="120"/>
-        <w:jc w:val="both"/>
-        <w:rPr>
-          <w:rFonts w:ascii="Times New Roman" w:hAnsi="Times New Roman"/>
-          <w:sz w:val="24"/>
-          <w:szCs w:val="24"/>
-        </w:rPr>
-      </w:pPr>
-      <w:r>
-        <w:rPr>
-          <w:rFonts w:ascii="Times New Roman" w:hAnsi="Times New Roman"/>
-          <w:sz w:val="24"/>
-          <w:szCs w:val="24"/>
-        </w:rPr>
-        <w:t>Не дай схилитися серцеві моєму* до чогось злого.</w:t>
-      </w:r>
-    </w:p>
-    <w:p>
-      <w:pPr>
-        <w:spacing w:after="120"/>
-        <w:jc w:val="both"/>
-        <w:rPr>
-          <w:rFonts w:ascii="Times New Roman" w:hAnsi="Times New Roman"/>
-          <w:sz w:val="24"/>
-          <w:szCs w:val="24"/>
-        </w:rPr>
-      </w:pPr>
-      <w:r>
-        <w:rPr>
-          <w:rFonts w:ascii="Times New Roman" w:hAnsi="Times New Roman"/>
-          <w:sz w:val="24"/>
-          <w:szCs w:val="24"/>
-        </w:rPr>
-        <w:t xml:space="preserve">Ані чинити лихі вчинки з людьми, що творять беззаконня,* – ні ласощів їхніх я не хочу </w:t>
-      </w:r>
-      <w:r>
-        <w:rPr>
-          <w:rFonts w:ascii="Times New Roman" w:hAnsi="Times New Roman"/>
-          <w:sz w:val="24"/>
-          <w:szCs w:val="24"/>
-        </w:rPr>
-        <w:t>їсти.</w:t>
-      </w:r>
-    </w:p>
-    <w:p>
-      <w:pPr>
-        <w:spacing w:after="120"/>
-        <w:jc w:val="both"/>
-        <w:rPr>
-          <w:rFonts w:ascii="Times New Roman" w:hAnsi="Times New Roman"/>
-          <w:sz w:val="24"/>
-          <w:szCs w:val="24"/>
-        </w:rPr>
-      </w:pPr>
-      <w:r>
-        <w:rPr>
-          <w:rFonts w:ascii="Times New Roman" w:hAnsi="Times New Roman"/>
-          <w:sz w:val="24"/>
-          <w:szCs w:val="24"/>
-        </w:rPr>
-        <w:t>Нехай праведник по-доброму б'є мене й виправляє,* а олія грішного нехай не намастить голови моєї.</w:t>
-      </w:r>
-    </w:p>
-    <w:p>
-      <w:pPr>
-        <w:spacing w:after="120"/>
-        <w:jc w:val="both"/>
-        <w:rPr>
-          <w:rFonts w:ascii="Times New Roman" w:hAnsi="Times New Roman"/>
-          <w:sz w:val="24"/>
-          <w:szCs w:val="24"/>
-        </w:rPr>
-      </w:pPr>
-      <w:r>
-        <w:rPr>
-          <w:rFonts w:ascii="Times New Roman" w:hAnsi="Times New Roman"/>
-          <w:sz w:val="24"/>
-          <w:szCs w:val="24"/>
-        </w:rPr>
-        <w:t>Я все-таки молитимусь,* незважаючи на їхні злі вчинки.</w:t>
-      </w:r>
-    </w:p>
-    <w:p>
-      <w:pPr>
-        <w:spacing w:after="120"/>
-        <w:jc w:val="both"/>
-        <w:rPr>
-          <w:rFonts w:ascii="Times New Roman" w:hAnsi="Times New Roman"/>
-          <w:sz w:val="24"/>
-          <w:szCs w:val="24"/>
-        </w:rPr>
-      </w:pPr>
-      <w:r>
-        <w:rPr>
-          <w:rFonts w:ascii="Times New Roman" w:hAnsi="Times New Roman"/>
-          <w:sz w:val="24"/>
-          <w:szCs w:val="24"/>
-        </w:rPr>
-        <w:t>Якщо суддів їхніх скинуть в ущелини скелі,* то почують, що слова мої любі.</w:t>
-      </w:r>
-    </w:p>
-    <w:p>
-      <w:pPr>
-        <w:spacing w:after="120"/>
-        <w:jc w:val="both"/>
-        <w:rPr>
-          <w:rFonts w:ascii="Times New Roman" w:hAnsi="Times New Roman"/>
-          <w:sz w:val="24"/>
-          <w:szCs w:val="24"/>
-        </w:rPr>
-      </w:pPr>
-      <w:r>
-        <w:rPr>
-          <w:rFonts w:ascii="Times New Roman" w:hAnsi="Times New Roman"/>
-          <w:sz w:val="24"/>
-          <w:szCs w:val="24"/>
-        </w:rPr>
-        <w:t>Немовби хтось розбив і розрив землю,* розкидано їхні кості перед адом.</w:t>
-      </w:r>
-    </w:p>
-    <w:p>
-      <w:pPr>
-        <w:spacing w:after="120"/>
-        <w:jc w:val="both"/>
-        <w:rPr>
-          <w:rFonts w:ascii="Times New Roman" w:hAnsi="Times New Roman"/>
-          <w:sz w:val="24"/>
-          <w:szCs w:val="24"/>
-        </w:rPr>
-      </w:pPr>
-      <w:r>
-        <w:rPr>
-          <w:rFonts w:ascii="Times New Roman" w:hAnsi="Times New Roman"/>
-          <w:sz w:val="24"/>
-          <w:szCs w:val="24"/>
-        </w:rPr>
-        <w:t>Бо до тебе, Господи, мій Боже, мої очі;* до тебе прибігаю, не губи душі моєї.</w:t>
-      </w:r>
-    </w:p>
-    <w:p>
-      <w:pPr>
-        <w:spacing w:after="120"/>
-        <w:jc w:val="both"/>
-        <w:rPr>
-          <w:rFonts w:ascii="Times New Roman" w:hAnsi="Times New Roman"/>
-          <w:sz w:val="24"/>
-          <w:szCs w:val="24"/>
-        </w:rPr>
-      </w:pPr>
-      <w:r>
-        <w:rPr>
-          <w:rFonts w:ascii="Times New Roman" w:hAnsi="Times New Roman"/>
-          <w:sz w:val="24"/>
-          <w:szCs w:val="24"/>
-        </w:rPr>
-        <w:t>Збережи мене від петлі, що її на</w:t>
-      </w:r>
-      <w:r>
-        <w:rPr>
-          <w:rFonts w:ascii="Times New Roman" w:hAnsi="Times New Roman"/>
-          <w:sz w:val="24"/>
-          <w:szCs w:val="24"/>
-        </w:rPr>
-        <w:t>ставили на мене,* і від сильця тих, що творять беззаконня.</w:t>
-      </w:r>
-    </w:p>
-    <w:p>
-      <w:pPr>
-        <w:spacing w:after="120"/>
-        <w:jc w:val="both"/>
-        <w:rPr>
-          <w:rFonts w:ascii="Times New Roman" w:hAnsi="Times New Roman"/>
-          <w:sz w:val="24"/>
-          <w:szCs w:val="24"/>
-        </w:rPr>
-      </w:pPr>
-      <w:r>
-        <w:rPr>
-          <w:rFonts w:ascii="Times New Roman" w:hAnsi="Times New Roman"/>
-          <w:sz w:val="24"/>
-          <w:szCs w:val="24"/>
-        </w:rPr>
-        <w:t>Нехай грішники впадуть у власні сіті всі разом,* а я пройду безпечно.</w:t>
-      </w:r>
-    </w:p>
-    <w:p>
-      <w:pPr>
-        <w:spacing w:after="120"/>
-        <w:jc w:val="center"/>
+        <w:pStyle w:val="a"/>
+        <w:spacing w:after="120"/>
+      </w:pPr>
+      <w:r>
+        <w:rPr>
+          <w:rFonts w:ascii="Times New Roman" w:hAnsi="Times New Roman"/>
+          <w:sz w:val="24"/>
+        </w:rPr>
+        <w:t>Поста́в</w:t>
+      </w:r>
+      <w:r>
+        <w:rPr>
+          <w:rFonts w:ascii="Times New Roman" w:hAnsi="Times New Roman"/>
+          <w:sz w:val="24"/>
+        </w:rPr>
+        <w:t xml:space="preserve">, </w:t>
+      </w:r>
+      <w:r>
+        <w:rPr>
+          <w:rFonts w:ascii="Times New Roman" w:hAnsi="Times New Roman"/>
+          <w:sz w:val="24"/>
+        </w:rPr>
+        <w:t>Го́споди</w:t>
+      </w:r>
+      <w:r>
+        <w:rPr>
+          <w:rFonts w:ascii="Times New Roman" w:hAnsi="Times New Roman"/>
+          <w:sz w:val="24"/>
+        </w:rPr>
+        <w:t xml:space="preserve">, </w:t>
+      </w:r>
+      <w:r>
+        <w:rPr>
+          <w:rFonts w:ascii="Times New Roman" w:hAnsi="Times New Roman"/>
+          <w:sz w:val="24"/>
+        </w:rPr>
+        <w:t>мої́м</w:t>
+      </w:r>
+      <w:r>
+        <w:rPr>
+          <w:rFonts w:ascii="Times New Roman" w:hAnsi="Times New Roman"/>
+          <w:sz w:val="24"/>
+        </w:rPr>
+        <w:t xml:space="preserve"> </w:t>
+      </w:r>
+      <w:r>
+        <w:rPr>
+          <w:rFonts w:ascii="Times New Roman" w:hAnsi="Times New Roman"/>
+          <w:sz w:val="24"/>
+        </w:rPr>
+        <w:t>уста́м</w:t>
+      </w:r>
+      <w:r>
+        <w:rPr>
+          <w:rFonts w:ascii="Times New Roman" w:hAnsi="Times New Roman"/>
+          <w:sz w:val="24"/>
+        </w:rPr>
+        <w:t xml:space="preserve"> </w:t>
+      </w:r>
+      <w:r>
+        <w:rPr>
+          <w:rFonts w:ascii="Times New Roman" w:hAnsi="Times New Roman"/>
+          <w:sz w:val="24"/>
+        </w:rPr>
+        <w:t>сторо́жу</w:t>
+      </w:r>
+      <w:r>
+        <w:rPr>
+          <w:rFonts w:ascii="Times New Roman" w:hAnsi="Times New Roman"/>
+          <w:sz w:val="24"/>
+        </w:rPr>
+        <w:t xml:space="preserve">;* до </w:t>
+      </w:r>
+      <w:r>
+        <w:rPr>
+          <w:rFonts w:ascii="Times New Roman" w:hAnsi="Times New Roman"/>
+          <w:sz w:val="24"/>
+        </w:rPr>
+        <w:t>двере́й</w:t>
+      </w:r>
+      <w:r>
+        <w:rPr>
+          <w:rFonts w:ascii="Times New Roman" w:hAnsi="Times New Roman"/>
+          <w:sz w:val="24"/>
+        </w:rPr>
+        <w:t xml:space="preserve"> губ </w:t>
+      </w:r>
+      <w:r>
+        <w:rPr>
+          <w:rFonts w:ascii="Times New Roman" w:hAnsi="Times New Roman"/>
+          <w:sz w:val="24"/>
+        </w:rPr>
+        <w:t>мої́х</w:t>
+      </w:r>
+      <w:r>
+        <w:rPr>
+          <w:rFonts w:ascii="Times New Roman" w:hAnsi="Times New Roman"/>
+          <w:sz w:val="24"/>
+        </w:rPr>
+        <w:t xml:space="preserve"> − </w:t>
+      </w:r>
+      <w:r>
+        <w:rPr>
+          <w:rFonts w:ascii="Times New Roman" w:hAnsi="Times New Roman"/>
+          <w:sz w:val="24"/>
+        </w:rPr>
+        <w:t>ва́рту</w:t>
+      </w:r>
+      <w:r>
+        <w:rPr>
+          <w:rFonts w:ascii="Times New Roman" w:hAnsi="Times New Roman"/>
+          <w:sz w:val="24"/>
+        </w:rPr>
+        <w:t>!</w:t>
+      </w:r>
+    </w:p>
+    <w:p>
+      <w:pPr>
+        <w:pStyle w:val="a"/>
+        <w:spacing w:after="120"/>
+      </w:pPr>
+      <w:r>
+        <w:rPr>
+          <w:rFonts w:ascii="Times New Roman" w:hAnsi="Times New Roman"/>
+          <w:sz w:val="24"/>
+        </w:rPr>
+        <w:t xml:space="preserve">Не дай </w:t>
+      </w:r>
+      <w:r>
+        <w:rPr>
+          <w:rFonts w:ascii="Times New Roman" w:hAnsi="Times New Roman"/>
+          <w:sz w:val="24"/>
+        </w:rPr>
+        <w:t>схили́тися</w:t>
+      </w:r>
+      <w:r>
+        <w:rPr>
+          <w:rFonts w:ascii="Times New Roman" w:hAnsi="Times New Roman"/>
+          <w:sz w:val="24"/>
+        </w:rPr>
+        <w:t xml:space="preserve"> </w:t>
+      </w:r>
+      <w:r>
+        <w:rPr>
+          <w:rFonts w:ascii="Times New Roman" w:hAnsi="Times New Roman"/>
+          <w:sz w:val="24"/>
+        </w:rPr>
+        <w:t>се́рцеві</w:t>
+      </w:r>
+      <w:r>
+        <w:rPr>
+          <w:rFonts w:ascii="Times New Roman" w:hAnsi="Times New Roman"/>
+          <w:sz w:val="24"/>
+        </w:rPr>
+        <w:t xml:space="preserve"> </w:t>
+      </w:r>
+      <w:r>
+        <w:rPr>
+          <w:rFonts w:ascii="Times New Roman" w:hAnsi="Times New Roman"/>
+          <w:sz w:val="24"/>
+        </w:rPr>
+        <w:t>моє́му</w:t>
+      </w:r>
+      <w:r>
+        <w:rPr>
+          <w:rFonts w:ascii="Times New Roman" w:hAnsi="Times New Roman"/>
+          <w:sz w:val="24"/>
+        </w:rPr>
+        <w:t xml:space="preserve">* до </w:t>
+      </w:r>
+      <w:r>
+        <w:rPr>
+          <w:rFonts w:ascii="Times New Roman" w:hAnsi="Times New Roman"/>
+          <w:sz w:val="24"/>
+        </w:rPr>
+        <w:t>чо́гось</w:t>
+      </w:r>
+      <w:r>
+        <w:rPr>
+          <w:rFonts w:ascii="Times New Roman" w:hAnsi="Times New Roman"/>
+          <w:sz w:val="24"/>
+        </w:rPr>
+        <w:t xml:space="preserve"> </w:t>
+      </w:r>
+      <w:r>
+        <w:rPr>
+          <w:rFonts w:ascii="Times New Roman" w:hAnsi="Times New Roman"/>
+          <w:sz w:val="24"/>
+        </w:rPr>
+        <w:t>зло́го</w:t>
+      </w:r>
+      <w:r>
+        <w:rPr>
+          <w:rFonts w:ascii="Times New Roman" w:hAnsi="Times New Roman"/>
+          <w:sz w:val="24"/>
+        </w:rPr>
+        <w:t>.</w:t>
+      </w:r>
+    </w:p>
+    <w:p>
+      <w:pPr>
+        <w:pStyle w:val="a"/>
+        <w:spacing w:after="120"/>
+      </w:pPr>
+      <w:r>
+        <w:rPr>
+          <w:rFonts w:ascii="Times New Roman" w:hAnsi="Times New Roman"/>
+          <w:sz w:val="24"/>
+        </w:rPr>
+        <w:t xml:space="preserve">Ані </w:t>
+      </w:r>
+      <w:r>
+        <w:rPr>
+          <w:rFonts w:ascii="Times New Roman" w:hAnsi="Times New Roman"/>
+          <w:sz w:val="24"/>
+        </w:rPr>
+        <w:t>чини́ти</w:t>
+      </w:r>
+      <w:r>
+        <w:rPr>
+          <w:rFonts w:ascii="Times New Roman" w:hAnsi="Times New Roman"/>
+          <w:sz w:val="24"/>
+        </w:rPr>
+        <w:t xml:space="preserve"> лихі́ </w:t>
+      </w:r>
+      <w:r>
+        <w:rPr>
+          <w:rFonts w:ascii="Times New Roman" w:hAnsi="Times New Roman"/>
+          <w:sz w:val="24"/>
+        </w:rPr>
+        <w:t>вчи́нки</w:t>
+      </w:r>
+      <w:r>
+        <w:rPr>
+          <w:rFonts w:ascii="Times New Roman" w:hAnsi="Times New Roman"/>
+          <w:sz w:val="24"/>
+        </w:rPr>
+        <w:t xml:space="preserve"> з людьми́, що </w:t>
+      </w:r>
+      <w:r>
+        <w:rPr>
+          <w:rFonts w:ascii="Times New Roman" w:hAnsi="Times New Roman"/>
+          <w:sz w:val="24"/>
+        </w:rPr>
+        <w:t>тво́рять</w:t>
+      </w:r>
+      <w:r>
+        <w:rPr>
+          <w:rFonts w:ascii="Times New Roman" w:hAnsi="Times New Roman"/>
+          <w:sz w:val="24"/>
+        </w:rPr>
+        <w:t xml:space="preserve"> </w:t>
+      </w:r>
+      <w:r>
+        <w:rPr>
+          <w:rFonts w:ascii="Times New Roman" w:hAnsi="Times New Roman"/>
+          <w:sz w:val="24"/>
+        </w:rPr>
+        <w:t>беззако́ння</w:t>
+      </w:r>
+      <w:r>
+        <w:rPr>
+          <w:rFonts w:ascii="Times New Roman" w:hAnsi="Times New Roman"/>
+          <w:sz w:val="24"/>
+        </w:rPr>
+        <w:t xml:space="preserve">,* – ні </w:t>
+      </w:r>
+      <w:r>
+        <w:rPr>
+          <w:rFonts w:ascii="Times New Roman" w:hAnsi="Times New Roman"/>
+          <w:sz w:val="24"/>
+        </w:rPr>
+        <w:t>ла́сощів</w:t>
+      </w:r>
+      <w:r>
+        <w:rPr>
+          <w:rFonts w:ascii="Times New Roman" w:hAnsi="Times New Roman"/>
+          <w:sz w:val="24"/>
+        </w:rPr>
+        <w:t xml:space="preserve"> </w:t>
+      </w:r>
+      <w:r>
+        <w:rPr>
+          <w:rFonts w:ascii="Times New Roman" w:hAnsi="Times New Roman"/>
+          <w:sz w:val="24"/>
+        </w:rPr>
+        <w:t>ї́хніх</w:t>
+      </w:r>
+      <w:r>
+        <w:rPr>
+          <w:rFonts w:ascii="Times New Roman" w:hAnsi="Times New Roman"/>
+          <w:sz w:val="24"/>
+        </w:rPr>
+        <w:t xml:space="preserve"> я не </w:t>
+      </w:r>
+      <w:r>
+        <w:rPr>
+          <w:rFonts w:ascii="Times New Roman" w:hAnsi="Times New Roman"/>
+          <w:sz w:val="24"/>
+        </w:rPr>
+        <w:t>хо́чу</w:t>
+      </w:r>
+      <w:r>
+        <w:rPr>
+          <w:rFonts w:ascii="Times New Roman" w:hAnsi="Times New Roman"/>
+          <w:sz w:val="24"/>
+        </w:rPr>
+        <w:t xml:space="preserve"> </w:t>
+      </w:r>
+      <w:r>
+        <w:rPr>
+          <w:rFonts w:ascii="Times New Roman" w:hAnsi="Times New Roman"/>
+          <w:sz w:val="24"/>
+        </w:rPr>
+        <w:t>ї́сти</w:t>
+      </w:r>
+      <w:r>
+        <w:rPr>
+          <w:rFonts w:ascii="Times New Roman" w:hAnsi="Times New Roman"/>
+          <w:sz w:val="24"/>
+        </w:rPr>
+        <w:t>.</w:t>
+      </w:r>
+    </w:p>
+    <w:p>
+      <w:pPr>
+        <w:pStyle w:val="a"/>
+        <w:spacing w:after="120"/>
+      </w:pPr>
+      <w:r>
+        <w:rPr>
+          <w:rFonts w:ascii="Times New Roman" w:hAnsi="Times New Roman"/>
+          <w:sz w:val="24"/>
+        </w:rPr>
+        <w:t>Неха́й</w:t>
+      </w:r>
+      <w:r>
+        <w:rPr>
+          <w:rFonts w:ascii="Times New Roman" w:hAnsi="Times New Roman"/>
+          <w:sz w:val="24"/>
+        </w:rPr>
+        <w:t xml:space="preserve"> </w:t>
+      </w:r>
+      <w:r>
+        <w:rPr>
+          <w:rFonts w:ascii="Times New Roman" w:hAnsi="Times New Roman"/>
+          <w:sz w:val="24"/>
+        </w:rPr>
+        <w:t>пра́ведник</w:t>
+      </w:r>
+      <w:r>
+        <w:rPr>
+          <w:rFonts w:ascii="Times New Roman" w:hAnsi="Times New Roman"/>
+          <w:sz w:val="24"/>
+        </w:rPr>
+        <w:t xml:space="preserve"> </w:t>
+      </w:r>
+      <w:r>
+        <w:rPr>
+          <w:rFonts w:ascii="Times New Roman" w:hAnsi="Times New Roman"/>
+          <w:sz w:val="24"/>
+        </w:rPr>
+        <w:t>по-до́брому</w:t>
+      </w:r>
+      <w:r>
+        <w:rPr>
+          <w:rFonts w:ascii="Times New Roman" w:hAnsi="Times New Roman"/>
+          <w:sz w:val="24"/>
+        </w:rPr>
+        <w:t xml:space="preserve"> б’є мене́ й </w:t>
+      </w:r>
+      <w:r>
+        <w:rPr>
+          <w:rFonts w:ascii="Times New Roman" w:hAnsi="Times New Roman"/>
+          <w:sz w:val="24"/>
+        </w:rPr>
+        <w:t>виправля́є</w:t>
+      </w:r>
+      <w:r>
+        <w:rPr>
+          <w:rFonts w:ascii="Times New Roman" w:hAnsi="Times New Roman"/>
+          <w:sz w:val="24"/>
+        </w:rPr>
+        <w:t xml:space="preserve">,* а </w:t>
+      </w:r>
+      <w:r>
+        <w:rPr>
+          <w:rFonts w:ascii="Times New Roman" w:hAnsi="Times New Roman"/>
+          <w:sz w:val="24"/>
+        </w:rPr>
+        <w:t>олі́я</w:t>
+      </w:r>
+      <w:r>
+        <w:rPr>
+          <w:rFonts w:ascii="Times New Roman" w:hAnsi="Times New Roman"/>
+          <w:sz w:val="24"/>
+        </w:rPr>
+        <w:t xml:space="preserve"> </w:t>
+      </w:r>
+      <w:r>
+        <w:rPr>
+          <w:rFonts w:ascii="Times New Roman" w:hAnsi="Times New Roman"/>
+          <w:sz w:val="24"/>
+        </w:rPr>
+        <w:t>грі́шного</w:t>
+      </w:r>
+      <w:r>
+        <w:rPr>
+          <w:rFonts w:ascii="Times New Roman" w:hAnsi="Times New Roman"/>
+          <w:sz w:val="24"/>
+        </w:rPr>
+        <w:t xml:space="preserve"> </w:t>
+      </w:r>
+      <w:r>
+        <w:rPr>
+          <w:rFonts w:ascii="Times New Roman" w:hAnsi="Times New Roman"/>
+          <w:sz w:val="24"/>
+        </w:rPr>
+        <w:t>неха́й</w:t>
+      </w:r>
+      <w:r>
+        <w:rPr>
+          <w:rFonts w:ascii="Times New Roman" w:hAnsi="Times New Roman"/>
+          <w:sz w:val="24"/>
+        </w:rPr>
+        <w:t xml:space="preserve"> не </w:t>
+      </w:r>
+      <w:r>
+        <w:rPr>
+          <w:rFonts w:ascii="Times New Roman" w:hAnsi="Times New Roman"/>
+          <w:sz w:val="24"/>
+        </w:rPr>
+        <w:t>нама́стить</w:t>
+      </w:r>
+      <w:r>
+        <w:rPr>
+          <w:rFonts w:ascii="Times New Roman" w:hAnsi="Times New Roman"/>
+          <w:sz w:val="24"/>
+        </w:rPr>
+        <w:t xml:space="preserve"> голови́ </w:t>
+      </w:r>
+      <w:r>
+        <w:rPr>
+          <w:rFonts w:ascii="Times New Roman" w:hAnsi="Times New Roman"/>
+          <w:sz w:val="24"/>
+        </w:rPr>
+        <w:t>моє́ї</w:t>
+      </w:r>
+      <w:r>
+        <w:rPr>
+          <w:rFonts w:ascii="Times New Roman" w:hAnsi="Times New Roman"/>
+          <w:sz w:val="24"/>
+        </w:rPr>
+        <w:t>.</w:t>
+      </w:r>
+    </w:p>
+    <w:p>
+      <w:pPr>
+        <w:pStyle w:val="a"/>
+        <w:spacing w:after="120"/>
+      </w:pPr>
+      <w:r>
+        <w:rPr>
+          <w:rFonts w:ascii="Times New Roman" w:hAnsi="Times New Roman"/>
+          <w:sz w:val="24"/>
+        </w:rPr>
+        <w:t xml:space="preserve">Я все-таки́ </w:t>
+      </w:r>
+      <w:r>
+        <w:rPr>
+          <w:rFonts w:ascii="Times New Roman" w:hAnsi="Times New Roman"/>
+          <w:sz w:val="24"/>
+        </w:rPr>
+        <w:t>моли́тимусь</w:t>
+      </w:r>
+      <w:r>
+        <w:rPr>
+          <w:rFonts w:ascii="Times New Roman" w:hAnsi="Times New Roman"/>
+          <w:sz w:val="24"/>
+        </w:rPr>
+        <w:t xml:space="preserve">,* </w:t>
+      </w:r>
+      <w:r>
+        <w:rPr>
+          <w:rFonts w:ascii="Times New Roman" w:hAnsi="Times New Roman"/>
+          <w:sz w:val="24"/>
+        </w:rPr>
+        <w:t>незважа́ючи</w:t>
+      </w:r>
+      <w:r>
+        <w:rPr>
+          <w:rFonts w:ascii="Times New Roman" w:hAnsi="Times New Roman"/>
+          <w:sz w:val="24"/>
+        </w:rPr>
+        <w:t xml:space="preserve"> на </w:t>
+      </w:r>
+      <w:r>
+        <w:rPr>
+          <w:rFonts w:ascii="Times New Roman" w:hAnsi="Times New Roman"/>
+          <w:sz w:val="24"/>
+        </w:rPr>
+        <w:t>ї́хні</w:t>
+      </w:r>
+      <w:r>
+        <w:rPr>
+          <w:rFonts w:ascii="Times New Roman" w:hAnsi="Times New Roman"/>
+          <w:sz w:val="24"/>
+        </w:rPr>
+        <w:t xml:space="preserve"> злі </w:t>
+      </w:r>
+      <w:r>
+        <w:rPr>
+          <w:rFonts w:ascii="Times New Roman" w:hAnsi="Times New Roman"/>
+          <w:sz w:val="24"/>
+        </w:rPr>
+        <w:t>вчи́нки</w:t>
+      </w:r>
+      <w:r>
+        <w:rPr>
+          <w:rFonts w:ascii="Times New Roman" w:hAnsi="Times New Roman"/>
+          <w:sz w:val="24"/>
+        </w:rPr>
+        <w:t>.</w:t>
+      </w:r>
+    </w:p>
+    <w:p>
+      <w:pPr>
+        <w:pStyle w:val="a"/>
+        <w:spacing w:after="120"/>
+      </w:pPr>
+      <w:r>
+        <w:rPr>
+          <w:rFonts w:ascii="Times New Roman" w:hAnsi="Times New Roman"/>
+          <w:sz w:val="24"/>
+        </w:rPr>
+        <w:t xml:space="preserve">Якщо́ </w:t>
+      </w:r>
+      <w:r>
+        <w:rPr>
+          <w:rFonts w:ascii="Times New Roman" w:hAnsi="Times New Roman"/>
+          <w:sz w:val="24"/>
+        </w:rPr>
+        <w:t>су́ддів</w:t>
+      </w:r>
+      <w:r>
+        <w:rPr>
+          <w:rFonts w:ascii="Times New Roman" w:hAnsi="Times New Roman"/>
+          <w:sz w:val="24"/>
+        </w:rPr>
+        <w:t xml:space="preserve"> </w:t>
+      </w:r>
+      <w:r>
+        <w:rPr>
+          <w:rFonts w:ascii="Times New Roman" w:hAnsi="Times New Roman"/>
+          <w:sz w:val="24"/>
+        </w:rPr>
+        <w:t>ї́хніх</w:t>
+      </w:r>
+      <w:r>
+        <w:rPr>
+          <w:rFonts w:ascii="Times New Roman" w:hAnsi="Times New Roman"/>
+          <w:sz w:val="24"/>
+        </w:rPr>
+        <w:t xml:space="preserve"> </w:t>
+      </w:r>
+      <w:r>
+        <w:rPr>
+          <w:rFonts w:ascii="Times New Roman" w:hAnsi="Times New Roman"/>
+          <w:sz w:val="24"/>
+        </w:rPr>
+        <w:t>ски́нуть</w:t>
+      </w:r>
+      <w:r>
+        <w:rPr>
+          <w:rFonts w:ascii="Times New Roman" w:hAnsi="Times New Roman"/>
+          <w:sz w:val="24"/>
+        </w:rPr>
+        <w:t xml:space="preserve"> в </w:t>
+      </w:r>
+      <w:r>
+        <w:rPr>
+          <w:rFonts w:ascii="Times New Roman" w:hAnsi="Times New Roman"/>
+          <w:sz w:val="24"/>
+        </w:rPr>
+        <w:t>уще́лини</w:t>
+      </w:r>
+      <w:r>
+        <w:rPr>
+          <w:rFonts w:ascii="Times New Roman" w:hAnsi="Times New Roman"/>
+          <w:sz w:val="24"/>
+        </w:rPr>
+        <w:t xml:space="preserve"> </w:t>
+      </w:r>
+      <w:r>
+        <w:rPr>
+          <w:rFonts w:ascii="Times New Roman" w:hAnsi="Times New Roman"/>
+          <w:sz w:val="24"/>
+        </w:rPr>
+        <w:t>ске́лі</w:t>
+      </w:r>
+      <w:r>
+        <w:rPr>
+          <w:rFonts w:ascii="Times New Roman" w:hAnsi="Times New Roman"/>
+          <w:sz w:val="24"/>
+        </w:rPr>
+        <w:t xml:space="preserve">,* то </w:t>
+      </w:r>
+      <w:r>
+        <w:rPr>
+          <w:rFonts w:ascii="Times New Roman" w:hAnsi="Times New Roman"/>
+          <w:sz w:val="24"/>
+        </w:rPr>
+        <w:t>почу́ють</w:t>
+      </w:r>
+      <w:r>
+        <w:rPr>
+          <w:rFonts w:ascii="Times New Roman" w:hAnsi="Times New Roman"/>
+          <w:sz w:val="24"/>
+        </w:rPr>
+        <w:t xml:space="preserve">, що слова́ мої́ </w:t>
+      </w:r>
+      <w:r>
+        <w:rPr>
+          <w:rFonts w:ascii="Times New Roman" w:hAnsi="Times New Roman"/>
+          <w:sz w:val="24"/>
+        </w:rPr>
+        <w:t>лю́бі</w:t>
+      </w:r>
+      <w:r>
+        <w:rPr>
+          <w:rFonts w:ascii="Times New Roman" w:hAnsi="Times New Roman"/>
+          <w:sz w:val="24"/>
+        </w:rPr>
+        <w:t>.</w:t>
+      </w:r>
+    </w:p>
+    <w:p>
+      <w:pPr>
+        <w:pStyle w:val="a"/>
+        <w:spacing w:after="120"/>
+      </w:pPr>
+      <w:r>
+        <w:rPr>
+          <w:rFonts w:ascii="Times New Roman" w:hAnsi="Times New Roman"/>
+          <w:sz w:val="24"/>
+        </w:rPr>
+        <w:t>Немо́вби</w:t>
+      </w:r>
+      <w:r>
+        <w:rPr>
+          <w:rFonts w:ascii="Times New Roman" w:hAnsi="Times New Roman"/>
+          <w:sz w:val="24"/>
+        </w:rPr>
+        <w:t xml:space="preserve"> хтось </w:t>
+      </w:r>
+      <w:r>
+        <w:rPr>
+          <w:rFonts w:ascii="Times New Roman" w:hAnsi="Times New Roman"/>
+          <w:sz w:val="24"/>
+        </w:rPr>
+        <w:t>розби́в</w:t>
+      </w:r>
+      <w:r>
+        <w:rPr>
+          <w:rFonts w:ascii="Times New Roman" w:hAnsi="Times New Roman"/>
+          <w:sz w:val="24"/>
+        </w:rPr>
+        <w:t xml:space="preserve"> і </w:t>
+      </w:r>
+      <w:r>
+        <w:rPr>
+          <w:rFonts w:ascii="Times New Roman" w:hAnsi="Times New Roman"/>
+          <w:sz w:val="24"/>
+        </w:rPr>
+        <w:t>розри́в</w:t>
+      </w:r>
+      <w:r>
+        <w:rPr>
+          <w:rFonts w:ascii="Times New Roman" w:hAnsi="Times New Roman"/>
+          <w:sz w:val="24"/>
+        </w:rPr>
+        <w:t xml:space="preserve"> </w:t>
+      </w:r>
+      <w:r>
+        <w:rPr>
+          <w:rFonts w:ascii="Times New Roman" w:hAnsi="Times New Roman"/>
+          <w:sz w:val="24"/>
+        </w:rPr>
+        <w:t>зе́млю</w:t>
+      </w:r>
+      <w:r>
+        <w:rPr>
+          <w:rFonts w:ascii="Times New Roman" w:hAnsi="Times New Roman"/>
+          <w:sz w:val="24"/>
+        </w:rPr>
+        <w:t xml:space="preserve">,* </w:t>
+      </w:r>
+      <w:r>
+        <w:rPr>
+          <w:rFonts w:ascii="Times New Roman" w:hAnsi="Times New Roman"/>
+          <w:sz w:val="24"/>
+        </w:rPr>
+        <w:t>розки́дано</w:t>
+      </w:r>
+      <w:r>
+        <w:rPr>
+          <w:rFonts w:ascii="Times New Roman" w:hAnsi="Times New Roman"/>
+          <w:sz w:val="24"/>
+        </w:rPr>
+        <w:t xml:space="preserve"> </w:t>
+      </w:r>
+      <w:r>
+        <w:rPr>
+          <w:rFonts w:ascii="Times New Roman" w:hAnsi="Times New Roman"/>
+          <w:sz w:val="24"/>
+        </w:rPr>
+        <w:t>ї́хні</w:t>
+      </w:r>
+      <w:r>
+        <w:rPr>
+          <w:rFonts w:ascii="Times New Roman" w:hAnsi="Times New Roman"/>
+          <w:sz w:val="24"/>
+        </w:rPr>
+        <w:t xml:space="preserve"> </w:t>
+      </w:r>
+      <w:r>
+        <w:rPr>
+          <w:rFonts w:ascii="Times New Roman" w:hAnsi="Times New Roman"/>
+          <w:sz w:val="24"/>
+        </w:rPr>
+        <w:t>ко́сті</w:t>
+      </w:r>
+      <w:r>
+        <w:rPr>
+          <w:rFonts w:ascii="Times New Roman" w:hAnsi="Times New Roman"/>
+          <w:sz w:val="24"/>
+        </w:rPr>
+        <w:t xml:space="preserve"> </w:t>
+      </w:r>
+      <w:r>
+        <w:rPr>
+          <w:rFonts w:ascii="Times New Roman" w:hAnsi="Times New Roman"/>
+          <w:sz w:val="24"/>
+        </w:rPr>
+        <w:t>пе́ред</w:t>
+      </w:r>
+      <w:r>
+        <w:rPr>
+          <w:rFonts w:ascii="Times New Roman" w:hAnsi="Times New Roman"/>
+          <w:sz w:val="24"/>
+        </w:rPr>
+        <w:t xml:space="preserve"> </w:t>
+      </w:r>
+      <w:r>
+        <w:rPr>
+          <w:rFonts w:ascii="Times New Roman" w:hAnsi="Times New Roman"/>
+          <w:sz w:val="24"/>
+        </w:rPr>
+        <w:t>а́дом</w:t>
+      </w:r>
+      <w:r>
+        <w:rPr>
+          <w:rFonts w:ascii="Times New Roman" w:hAnsi="Times New Roman"/>
+          <w:sz w:val="24"/>
+        </w:rPr>
+        <w:t>.</w:t>
+      </w:r>
+    </w:p>
+    <w:p>
+      <w:pPr>
+        <w:pStyle w:val="a"/>
+        <w:spacing w:after="120"/>
+      </w:pPr>
+      <w:r>
+        <w:rPr>
+          <w:rFonts w:ascii="Times New Roman" w:hAnsi="Times New Roman"/>
+          <w:sz w:val="24"/>
+        </w:rPr>
+        <w:t xml:space="preserve">Бо до </w:t>
+      </w:r>
+      <w:r>
+        <w:rPr>
+          <w:rFonts w:ascii="Times New Roman" w:hAnsi="Times New Roman"/>
+          <w:sz w:val="24"/>
+        </w:rPr>
+        <w:t>Те́бе</w:t>
+      </w:r>
+      <w:r>
+        <w:rPr>
+          <w:rFonts w:ascii="Times New Roman" w:hAnsi="Times New Roman"/>
+          <w:sz w:val="24"/>
+        </w:rPr>
+        <w:t xml:space="preserve">, </w:t>
+      </w:r>
+      <w:r>
+        <w:rPr>
+          <w:rFonts w:ascii="Times New Roman" w:hAnsi="Times New Roman"/>
+          <w:sz w:val="24"/>
+        </w:rPr>
+        <w:t>Го́споди</w:t>
+      </w:r>
+      <w:r>
+        <w:rPr>
+          <w:rFonts w:ascii="Times New Roman" w:hAnsi="Times New Roman"/>
+          <w:sz w:val="24"/>
+        </w:rPr>
+        <w:t xml:space="preserve">, мій </w:t>
+      </w:r>
+      <w:r>
+        <w:rPr>
+          <w:rFonts w:ascii="Times New Roman" w:hAnsi="Times New Roman"/>
+          <w:sz w:val="24"/>
+        </w:rPr>
+        <w:t>Бо́же</w:t>
+      </w:r>
+      <w:r>
+        <w:rPr>
+          <w:rFonts w:ascii="Times New Roman" w:hAnsi="Times New Roman"/>
+          <w:sz w:val="24"/>
+        </w:rPr>
+        <w:t xml:space="preserve">, мої́ </w:t>
+      </w:r>
+      <w:r>
+        <w:rPr>
+          <w:rFonts w:ascii="Times New Roman" w:hAnsi="Times New Roman"/>
+          <w:sz w:val="24"/>
+        </w:rPr>
+        <w:t>о́чі</w:t>
+      </w:r>
+      <w:r>
+        <w:rPr>
+          <w:rFonts w:ascii="Times New Roman" w:hAnsi="Times New Roman"/>
+          <w:sz w:val="24"/>
+        </w:rPr>
+        <w:t xml:space="preserve">;* до </w:t>
+      </w:r>
+      <w:r>
+        <w:rPr>
+          <w:rFonts w:ascii="Times New Roman" w:hAnsi="Times New Roman"/>
+          <w:sz w:val="24"/>
+        </w:rPr>
+        <w:t>Те́бе</w:t>
+      </w:r>
+      <w:r>
+        <w:rPr>
+          <w:rFonts w:ascii="Times New Roman" w:hAnsi="Times New Roman"/>
+          <w:sz w:val="24"/>
+        </w:rPr>
+        <w:t xml:space="preserve"> </w:t>
+      </w:r>
+      <w:r>
+        <w:rPr>
+          <w:rFonts w:ascii="Times New Roman" w:hAnsi="Times New Roman"/>
+          <w:sz w:val="24"/>
+        </w:rPr>
+        <w:t>прибіга́ю</w:t>
+      </w:r>
+      <w:r>
+        <w:rPr>
+          <w:rFonts w:ascii="Times New Roman" w:hAnsi="Times New Roman"/>
+          <w:sz w:val="24"/>
+        </w:rPr>
+        <w:t xml:space="preserve">, не губи́ душі́ </w:t>
+      </w:r>
+      <w:r>
+        <w:rPr>
+          <w:rFonts w:ascii="Times New Roman" w:hAnsi="Times New Roman"/>
+          <w:sz w:val="24"/>
+        </w:rPr>
+        <w:t>моє́ї</w:t>
+      </w:r>
+      <w:r>
+        <w:rPr>
+          <w:rFonts w:ascii="Times New Roman" w:hAnsi="Times New Roman"/>
+          <w:sz w:val="24"/>
+        </w:rPr>
+        <w:t>.</w:t>
+      </w:r>
+    </w:p>
+    <w:p>
+      <w:pPr>
+        <w:pStyle w:val="a"/>
+        <w:spacing w:after="120"/>
+      </w:pPr>
+      <w:r>
+        <w:rPr>
+          <w:rFonts w:ascii="Times New Roman" w:hAnsi="Times New Roman"/>
+          <w:sz w:val="24"/>
+        </w:rPr>
+        <w:t xml:space="preserve">Збережи́ мене́ від </w:t>
+      </w:r>
+      <w:r>
+        <w:rPr>
+          <w:rFonts w:ascii="Times New Roman" w:hAnsi="Times New Roman"/>
+          <w:sz w:val="24"/>
+        </w:rPr>
+        <w:t>пе́тлі</w:t>
+      </w:r>
+      <w:r>
+        <w:rPr>
+          <w:rFonts w:ascii="Times New Roman" w:hAnsi="Times New Roman"/>
+          <w:sz w:val="24"/>
+        </w:rPr>
+        <w:t xml:space="preserve">, що її́ </w:t>
+      </w:r>
+      <w:r>
+        <w:rPr>
+          <w:rFonts w:ascii="Times New Roman" w:hAnsi="Times New Roman"/>
+          <w:sz w:val="24"/>
+        </w:rPr>
+        <w:t>наста́вили</w:t>
+      </w:r>
+      <w:r>
+        <w:rPr>
+          <w:rFonts w:ascii="Times New Roman" w:hAnsi="Times New Roman"/>
+          <w:sz w:val="24"/>
+        </w:rPr>
+        <w:t xml:space="preserve"> на </w:t>
+      </w:r>
+      <w:r>
+        <w:rPr>
+          <w:rFonts w:ascii="Times New Roman" w:hAnsi="Times New Roman"/>
+          <w:sz w:val="24"/>
+        </w:rPr>
+        <w:t>ме́не</w:t>
+      </w:r>
+      <w:r>
+        <w:rPr>
+          <w:rFonts w:ascii="Times New Roman" w:hAnsi="Times New Roman"/>
+          <w:sz w:val="24"/>
+        </w:rPr>
+        <w:t xml:space="preserve">,* і від сильця́ тих, що </w:t>
+      </w:r>
+      <w:r>
+        <w:rPr>
+          <w:rFonts w:ascii="Times New Roman" w:hAnsi="Times New Roman"/>
+          <w:sz w:val="24"/>
+        </w:rPr>
+        <w:t>тво́рять</w:t>
+      </w:r>
+      <w:r>
+        <w:rPr>
+          <w:rFonts w:ascii="Times New Roman" w:hAnsi="Times New Roman"/>
+          <w:sz w:val="24"/>
+        </w:rPr>
+        <w:t xml:space="preserve"> </w:t>
+      </w:r>
+      <w:r>
+        <w:rPr>
+          <w:rFonts w:ascii="Times New Roman" w:hAnsi="Times New Roman"/>
+          <w:sz w:val="24"/>
+        </w:rPr>
+        <w:t>беззако́ння</w:t>
+      </w:r>
+      <w:r>
+        <w:rPr>
+          <w:rFonts w:ascii="Times New Roman" w:hAnsi="Times New Roman"/>
+          <w:sz w:val="24"/>
+        </w:rPr>
+        <w:t>.</w:t>
+      </w:r>
+    </w:p>
+    <w:p>
+      <w:pPr>
+        <w:pStyle w:val="a"/>
+        <w:spacing w:after="120"/>
+      </w:pPr>
+      <w:r>
+        <w:rPr>
+          <w:rFonts w:ascii="Times New Roman" w:hAnsi="Times New Roman"/>
+          <w:sz w:val="24"/>
+        </w:rPr>
+        <w:t>Неха́й</w:t>
+      </w:r>
+      <w:r>
+        <w:rPr>
+          <w:rFonts w:ascii="Times New Roman" w:hAnsi="Times New Roman"/>
+          <w:sz w:val="24"/>
+        </w:rPr>
+        <w:t xml:space="preserve"> </w:t>
+      </w:r>
+      <w:r>
+        <w:rPr>
+          <w:rFonts w:ascii="Times New Roman" w:hAnsi="Times New Roman"/>
+          <w:sz w:val="24"/>
+        </w:rPr>
+        <w:t>грі́шники</w:t>
+      </w:r>
+      <w:r>
+        <w:rPr>
+          <w:rFonts w:ascii="Times New Roman" w:hAnsi="Times New Roman"/>
+          <w:sz w:val="24"/>
+        </w:rPr>
+        <w:t xml:space="preserve"> </w:t>
+      </w:r>
+      <w:r>
+        <w:rPr>
+          <w:rFonts w:ascii="Times New Roman" w:hAnsi="Times New Roman"/>
+          <w:sz w:val="24"/>
+        </w:rPr>
+        <w:t>впаду́ть</w:t>
+      </w:r>
+      <w:r>
+        <w:rPr>
+          <w:rFonts w:ascii="Times New Roman" w:hAnsi="Times New Roman"/>
+          <w:sz w:val="24"/>
+        </w:rPr>
+        <w:t xml:space="preserve"> у </w:t>
+      </w:r>
+      <w:r>
+        <w:rPr>
+          <w:rFonts w:ascii="Times New Roman" w:hAnsi="Times New Roman"/>
+          <w:sz w:val="24"/>
+        </w:rPr>
+        <w:t>вла́сні</w:t>
+      </w:r>
+      <w:r>
+        <w:rPr>
+          <w:rFonts w:ascii="Times New Roman" w:hAnsi="Times New Roman"/>
+          <w:sz w:val="24"/>
+        </w:rPr>
+        <w:t xml:space="preserve"> </w:t>
+      </w:r>
+      <w:r>
+        <w:rPr>
+          <w:rFonts w:ascii="Times New Roman" w:hAnsi="Times New Roman"/>
+          <w:sz w:val="24"/>
+        </w:rPr>
+        <w:t>сі́ті</w:t>
+      </w:r>
+      <w:r>
+        <w:rPr>
+          <w:rFonts w:ascii="Times New Roman" w:hAnsi="Times New Roman"/>
+          <w:sz w:val="24"/>
+        </w:rPr>
+        <w:t xml:space="preserve"> всі </w:t>
+      </w:r>
+      <w:r>
+        <w:rPr>
+          <w:rFonts w:ascii="Times New Roman" w:hAnsi="Times New Roman"/>
+          <w:sz w:val="24"/>
+        </w:rPr>
+        <w:t>ра́зом</w:t>
+      </w:r>
+      <w:r>
+        <w:rPr>
+          <w:rFonts w:ascii="Times New Roman" w:hAnsi="Times New Roman"/>
+          <w:sz w:val="24"/>
+        </w:rPr>
+        <w:t xml:space="preserve">,* а я пройду́ </w:t>
+      </w:r>
+      <w:r>
+        <w:rPr>
+          <w:rFonts w:ascii="Times New Roman" w:hAnsi="Times New Roman"/>
+          <w:sz w:val="24"/>
+        </w:rPr>
+        <w:t>безпе́чно</w:t>
+      </w:r>
+      <w:r>
+        <w:rPr>
+          <w:rFonts w:ascii="Times New Roman" w:hAnsi="Times New Roman"/>
+          <w:sz w:val="24"/>
+        </w:rPr>
+        <w:t>.</w:t>
+      </w:r>
+    </w:p>
+    <w:p>
+      <w:pPr>
+        <w:pStyle w:val="a"/>
+        <w:spacing w:after="120"/>
+      </w:pPr>
+      <w:r>
         <w:rPr>
           <w:rFonts w:ascii="Times New Roman" w:hAnsi="Times New Roman"/>
           <w:b/>
           <w:i/>
           <w:color w:val="FF0000"/>
           <w:sz w:val="24"/>
-          <w:szCs w:val="24"/>
-        </w:rPr>
-      </w:pPr>
-      <w:r>
-        <w:rPr>
-          <w:rFonts w:ascii="Times New Roman" w:hAnsi="Times New Roman"/>
-          <w:b/>
-          <w:i/>
-          <w:color w:val="FF0000"/>
-          <w:sz w:val="24"/>
-          <w:szCs w:val="24"/>
         </w:rPr>
         <w:t>Псалом 141</w:t>
       </w:r>
     </w:p>
     <w:p>
       <w:pPr>
-        <w:spacing w:after="120"/>
-        <w:jc w:val="both"/>
-        <w:rPr>
-          <w:rFonts w:ascii="Times New Roman" w:hAnsi="Times New Roman"/>
-          <w:sz w:val="24"/>
-          <w:szCs w:val="24"/>
-        </w:rPr>
-      </w:pPr>
-      <w:r>
-        <w:rPr>
-          <w:rFonts w:ascii="Times New Roman" w:hAnsi="Times New Roman"/>
-          <w:sz w:val="24"/>
-          <w:szCs w:val="24"/>
-        </w:rPr>
-        <w:t>Я голосом моїм до Господа взиваю,* я голосом моїм до Господа молюся.</w:t>
-      </w:r>
-    </w:p>
-    <w:p>
-      <w:pPr>
-        <w:spacing w:after="120"/>
-        <w:jc w:val="both"/>
-        <w:rPr>
-          <w:rFonts w:ascii="Times New Roman" w:hAnsi="Times New Roman"/>
-          <w:sz w:val="24"/>
-          <w:szCs w:val="24"/>
-        </w:rPr>
-      </w:pPr>
-      <w:r>
-        <w:rPr>
-          <w:rFonts w:ascii="Times New Roman" w:hAnsi="Times New Roman"/>
-          <w:sz w:val="24"/>
-          <w:szCs w:val="24"/>
-        </w:rPr>
-        <w:t xml:space="preserve">Скаргу мою перед ним виливаю,* мою скруту йому </w:t>
-      </w:r>
-      <w:r>
-        <w:rPr>
-          <w:rFonts w:ascii="Times New Roman" w:hAnsi="Times New Roman"/>
-          <w:sz w:val="24"/>
-          <w:szCs w:val="24"/>
-        </w:rPr>
-        <w:t>я виявляю.</w:t>
-      </w:r>
-    </w:p>
-    <w:p>
-      <w:pPr>
-        <w:spacing w:after="120"/>
-        <w:jc w:val="both"/>
-        <w:rPr>
-          <w:rFonts w:ascii="Times New Roman" w:hAnsi="Times New Roman"/>
-          <w:sz w:val="24"/>
-          <w:szCs w:val="24"/>
-        </w:rPr>
-      </w:pPr>
-      <w:r>
-        <w:rPr>
-          <w:rFonts w:ascii="Times New Roman" w:hAnsi="Times New Roman"/>
-          <w:sz w:val="24"/>
-          <w:szCs w:val="24"/>
-        </w:rPr>
-        <w:t>Коли тривожиться в мені дух мій, ти знаєш мою стежку.* На дорозі, де я ступаю, тайно розставили сильце на мене.</w:t>
-      </w:r>
-    </w:p>
-    <w:p>
-      <w:pPr>
-        <w:spacing w:after="120"/>
-        <w:jc w:val="both"/>
-        <w:rPr>
-          <w:rFonts w:ascii="Times New Roman" w:hAnsi="Times New Roman"/>
-          <w:sz w:val="24"/>
-          <w:szCs w:val="24"/>
-        </w:rPr>
-      </w:pPr>
-      <w:r>
-        <w:rPr>
-          <w:rFonts w:ascii="Times New Roman" w:hAnsi="Times New Roman"/>
-          <w:sz w:val="24"/>
-          <w:szCs w:val="24"/>
-        </w:rPr>
-        <w:t>Поглянь праворуч і подивися:* нема нікого, хто дбав би за мене.</w:t>
-      </w:r>
-    </w:p>
-    <w:p>
-      <w:pPr>
-        <w:spacing w:after="120"/>
-        <w:jc w:val="both"/>
-        <w:rPr>
-          <w:rFonts w:ascii="Times New Roman" w:hAnsi="Times New Roman"/>
-          <w:sz w:val="24"/>
-          <w:szCs w:val="24"/>
-        </w:rPr>
-      </w:pPr>
-      <w:r>
-        <w:rPr>
-          <w:rFonts w:ascii="Times New Roman" w:hAnsi="Times New Roman"/>
-          <w:sz w:val="24"/>
-          <w:szCs w:val="24"/>
-        </w:rPr>
-        <w:t>Нема куди мені втікати,* нема нікого, хто піклувався би мною.</w:t>
-      </w:r>
-    </w:p>
-    <w:p>
-      <w:pPr>
-        <w:spacing w:after="120"/>
-        <w:jc w:val="both"/>
-        <w:rPr>
-          <w:rFonts w:ascii="Times New Roman" w:hAnsi="Times New Roman"/>
-          <w:sz w:val="24"/>
-          <w:szCs w:val="24"/>
-        </w:rPr>
-      </w:pPr>
-      <w:r>
-        <w:rPr>
-          <w:rFonts w:ascii="Times New Roman" w:eastAsia="Gungsuh" w:hAnsi="Times New Roman"/>
-          <w:sz w:val="24"/>
-          <w:szCs w:val="24"/>
-        </w:rPr>
-        <w:t>До тебе</w:t>
-      </w:r>
-      <w:r>
-        <w:rPr>
-          <w:rFonts w:ascii="Times New Roman" w:eastAsia="Gungsuh" w:hAnsi="Times New Roman"/>
-          <w:sz w:val="24"/>
-          <w:szCs w:val="24"/>
-        </w:rPr>
-        <w:t>, Господи, взиваю й кажу:* Ти моє прибіжище, в землі живих ти − моя доля!</w:t>
-      </w:r>
-    </w:p>
-    <w:p>
-      <w:pPr>
-        <w:spacing w:after="120"/>
-        <w:jc w:val="both"/>
-        <w:rPr>
-          <w:rFonts w:ascii="Times New Roman" w:hAnsi="Times New Roman"/>
-          <w:sz w:val="24"/>
-          <w:szCs w:val="24"/>
-        </w:rPr>
-      </w:pPr>
-      <w:r>
-        <w:rPr>
-          <w:rFonts w:ascii="Times New Roman" w:hAnsi="Times New Roman"/>
-          <w:sz w:val="24"/>
-          <w:szCs w:val="24"/>
-        </w:rPr>
-        <w:t>Зверни увагу на моє благання,* бо я вельми нещасний.</w:t>
-      </w:r>
-    </w:p>
-    <w:p>
-      <w:pPr>
-        <w:spacing w:after="120"/>
-        <w:jc w:val="both"/>
-        <w:rPr>
-          <w:rFonts w:ascii="Times New Roman" w:hAnsi="Times New Roman"/>
-          <w:sz w:val="24"/>
-          <w:szCs w:val="24"/>
-        </w:rPr>
-      </w:pPr>
-      <w:r>
-        <w:rPr>
-          <w:rFonts w:ascii="Times New Roman" w:hAnsi="Times New Roman"/>
-          <w:sz w:val="24"/>
-          <w:szCs w:val="24"/>
-        </w:rPr>
-        <w:t>Спаси мене від гонителів моїх,* бо вони сильніші від мене.</w:t>
+        <w:pStyle w:val="a"/>
+        <w:spacing w:after="120"/>
+      </w:pPr>
+      <w:r>
+        <w:rPr>
+          <w:rFonts w:ascii="Times New Roman" w:hAnsi="Times New Roman"/>
+          <w:sz w:val="24"/>
+        </w:rPr>
+        <w:t xml:space="preserve">Я </w:t>
+      </w:r>
+      <w:r>
+        <w:rPr>
+          <w:rFonts w:ascii="Times New Roman" w:hAnsi="Times New Roman"/>
+          <w:sz w:val="24"/>
+        </w:rPr>
+        <w:t>го́лосом</w:t>
+      </w:r>
+      <w:r>
+        <w:rPr>
+          <w:rFonts w:ascii="Times New Roman" w:hAnsi="Times New Roman"/>
+          <w:sz w:val="24"/>
+        </w:rPr>
+        <w:t xml:space="preserve"> </w:t>
+      </w:r>
+      <w:r>
+        <w:rPr>
+          <w:rFonts w:ascii="Times New Roman" w:hAnsi="Times New Roman"/>
+          <w:sz w:val="24"/>
+        </w:rPr>
+        <w:t>мої́м</w:t>
+      </w:r>
+      <w:r>
+        <w:rPr>
+          <w:rFonts w:ascii="Times New Roman" w:hAnsi="Times New Roman"/>
+          <w:sz w:val="24"/>
+        </w:rPr>
+        <w:t xml:space="preserve"> до </w:t>
+      </w:r>
+      <w:r>
+        <w:rPr>
+          <w:rFonts w:ascii="Times New Roman" w:hAnsi="Times New Roman"/>
+          <w:sz w:val="24"/>
+        </w:rPr>
+        <w:t>Го́спода</w:t>
+      </w:r>
+      <w:r>
+        <w:rPr>
+          <w:rFonts w:ascii="Times New Roman" w:hAnsi="Times New Roman"/>
+          <w:sz w:val="24"/>
+        </w:rPr>
+        <w:t xml:space="preserve"> </w:t>
+      </w:r>
+      <w:r>
+        <w:rPr>
+          <w:rFonts w:ascii="Times New Roman" w:hAnsi="Times New Roman"/>
+          <w:sz w:val="24"/>
+        </w:rPr>
+        <w:t>взива́ю</w:t>
+      </w:r>
+      <w:r>
+        <w:rPr>
+          <w:rFonts w:ascii="Times New Roman" w:hAnsi="Times New Roman"/>
+          <w:sz w:val="24"/>
+        </w:rPr>
+        <w:t xml:space="preserve">,* я </w:t>
+      </w:r>
+      <w:r>
+        <w:rPr>
+          <w:rFonts w:ascii="Times New Roman" w:hAnsi="Times New Roman"/>
+          <w:sz w:val="24"/>
+        </w:rPr>
+        <w:t>го́лосом</w:t>
+      </w:r>
+      <w:r>
+        <w:rPr>
+          <w:rFonts w:ascii="Times New Roman" w:hAnsi="Times New Roman"/>
+          <w:sz w:val="24"/>
+        </w:rPr>
+        <w:t xml:space="preserve"> </w:t>
+      </w:r>
+      <w:r>
+        <w:rPr>
+          <w:rFonts w:ascii="Times New Roman" w:hAnsi="Times New Roman"/>
+          <w:sz w:val="24"/>
+        </w:rPr>
+        <w:t>мої́м</w:t>
+      </w:r>
+      <w:r>
+        <w:rPr>
+          <w:rFonts w:ascii="Times New Roman" w:hAnsi="Times New Roman"/>
+          <w:sz w:val="24"/>
+        </w:rPr>
+        <w:t xml:space="preserve"> до </w:t>
+      </w:r>
+      <w:r>
+        <w:rPr>
+          <w:rFonts w:ascii="Times New Roman" w:hAnsi="Times New Roman"/>
+          <w:sz w:val="24"/>
+        </w:rPr>
+        <w:t>Го́спода</w:t>
+      </w:r>
+      <w:r>
+        <w:rPr>
+          <w:rFonts w:ascii="Times New Roman" w:hAnsi="Times New Roman"/>
+          <w:sz w:val="24"/>
+        </w:rPr>
+        <w:t xml:space="preserve"> </w:t>
+      </w:r>
+      <w:r>
+        <w:rPr>
+          <w:rFonts w:ascii="Times New Roman" w:hAnsi="Times New Roman"/>
+          <w:sz w:val="24"/>
+        </w:rPr>
+        <w:t>молю́ся</w:t>
+      </w:r>
+      <w:r>
+        <w:rPr>
+          <w:rFonts w:ascii="Times New Roman" w:hAnsi="Times New Roman"/>
+          <w:sz w:val="24"/>
+        </w:rPr>
+        <w:t>.</w:t>
+      </w:r>
+    </w:p>
+    <w:p>
+      <w:pPr>
+        <w:pStyle w:val="a"/>
+        <w:spacing w:after="120"/>
+      </w:pPr>
+      <w:r>
+        <w:rPr>
+          <w:rFonts w:ascii="Times New Roman" w:hAnsi="Times New Roman"/>
+          <w:sz w:val="24"/>
+        </w:rPr>
+        <w:t>Ска́ргу</w:t>
+      </w:r>
+      <w:r>
+        <w:rPr>
+          <w:rFonts w:ascii="Times New Roman" w:hAnsi="Times New Roman"/>
+          <w:sz w:val="24"/>
+        </w:rPr>
+        <w:t xml:space="preserve"> мою́ </w:t>
+      </w:r>
+      <w:r>
+        <w:rPr>
+          <w:rFonts w:ascii="Times New Roman" w:hAnsi="Times New Roman"/>
+          <w:sz w:val="24"/>
+        </w:rPr>
+        <w:t>пе́ред</w:t>
+      </w:r>
+      <w:r>
+        <w:rPr>
+          <w:rFonts w:ascii="Times New Roman" w:hAnsi="Times New Roman"/>
+          <w:sz w:val="24"/>
+        </w:rPr>
+        <w:t xml:space="preserve"> Ним </w:t>
+      </w:r>
+      <w:r>
+        <w:rPr>
+          <w:rFonts w:ascii="Times New Roman" w:hAnsi="Times New Roman"/>
+          <w:sz w:val="24"/>
+        </w:rPr>
+        <w:t>вилива́ю</w:t>
+      </w:r>
+      <w:r>
+        <w:rPr>
+          <w:rFonts w:ascii="Times New Roman" w:hAnsi="Times New Roman"/>
+          <w:sz w:val="24"/>
+        </w:rPr>
+        <w:t xml:space="preserve">,* мою́ </w:t>
+      </w:r>
+      <w:r>
+        <w:rPr>
+          <w:rFonts w:ascii="Times New Roman" w:hAnsi="Times New Roman"/>
+          <w:sz w:val="24"/>
+        </w:rPr>
+        <w:t>скру́ту</w:t>
+      </w:r>
+      <w:r>
+        <w:rPr>
+          <w:rFonts w:ascii="Times New Roman" w:hAnsi="Times New Roman"/>
+          <w:sz w:val="24"/>
+        </w:rPr>
+        <w:t xml:space="preserve"> Йому́ я </w:t>
+      </w:r>
+      <w:r>
+        <w:rPr>
+          <w:rFonts w:ascii="Times New Roman" w:hAnsi="Times New Roman"/>
+          <w:sz w:val="24"/>
+        </w:rPr>
+        <w:t>виявля́ю</w:t>
+      </w:r>
+      <w:r>
+        <w:rPr>
+          <w:rFonts w:ascii="Times New Roman" w:hAnsi="Times New Roman"/>
+          <w:sz w:val="24"/>
+        </w:rPr>
+        <w:t>.</w:t>
+      </w:r>
+    </w:p>
+    <w:p>
+      <w:pPr>
+        <w:pStyle w:val="a"/>
+        <w:spacing w:after="120"/>
+      </w:pPr>
+      <w:r>
+        <w:rPr>
+          <w:rFonts w:ascii="Times New Roman" w:hAnsi="Times New Roman"/>
+          <w:sz w:val="24"/>
+        </w:rPr>
+        <w:t xml:space="preserve">Коли́ </w:t>
+      </w:r>
+      <w:r>
+        <w:rPr>
+          <w:rFonts w:ascii="Times New Roman" w:hAnsi="Times New Roman"/>
+          <w:sz w:val="24"/>
+        </w:rPr>
+        <w:t>триво́житься</w:t>
+      </w:r>
+      <w:r>
+        <w:rPr>
+          <w:rFonts w:ascii="Times New Roman" w:hAnsi="Times New Roman"/>
+          <w:sz w:val="24"/>
+        </w:rPr>
+        <w:t xml:space="preserve"> в мені́ дух мій, Ти </w:t>
+      </w:r>
+      <w:r>
+        <w:rPr>
+          <w:rFonts w:ascii="Times New Roman" w:hAnsi="Times New Roman"/>
+          <w:sz w:val="24"/>
+        </w:rPr>
+        <w:t>знає́ш</w:t>
+      </w:r>
+      <w:r>
+        <w:rPr>
+          <w:rFonts w:ascii="Times New Roman" w:hAnsi="Times New Roman"/>
+          <w:sz w:val="24"/>
+        </w:rPr>
+        <w:t xml:space="preserve"> мою́ сте́жку.* На </w:t>
+      </w:r>
+      <w:r>
+        <w:rPr>
+          <w:rFonts w:ascii="Times New Roman" w:hAnsi="Times New Roman"/>
+          <w:sz w:val="24"/>
+        </w:rPr>
+        <w:t>доро́зі</w:t>
+      </w:r>
+      <w:r>
+        <w:rPr>
+          <w:rFonts w:ascii="Times New Roman" w:hAnsi="Times New Roman"/>
+          <w:sz w:val="24"/>
+        </w:rPr>
+        <w:t xml:space="preserve">, де я </w:t>
+      </w:r>
+      <w:r>
+        <w:rPr>
+          <w:rFonts w:ascii="Times New Roman" w:hAnsi="Times New Roman"/>
+          <w:sz w:val="24"/>
+        </w:rPr>
+        <w:t>ступа́ю</w:t>
+      </w:r>
+      <w:r>
+        <w:rPr>
+          <w:rFonts w:ascii="Times New Roman" w:hAnsi="Times New Roman"/>
+          <w:sz w:val="24"/>
+        </w:rPr>
+        <w:t xml:space="preserve">, </w:t>
+      </w:r>
+      <w:r>
+        <w:rPr>
+          <w:rFonts w:ascii="Times New Roman" w:hAnsi="Times New Roman"/>
+          <w:sz w:val="24"/>
+        </w:rPr>
+        <w:t>та́йно</w:t>
+      </w:r>
+      <w:r>
+        <w:rPr>
+          <w:rFonts w:ascii="Times New Roman" w:hAnsi="Times New Roman"/>
+          <w:sz w:val="24"/>
+        </w:rPr>
+        <w:t xml:space="preserve"> </w:t>
+      </w:r>
+      <w:r>
+        <w:rPr>
+          <w:rFonts w:ascii="Times New Roman" w:hAnsi="Times New Roman"/>
+          <w:sz w:val="24"/>
+        </w:rPr>
+        <w:t>розста́вили</w:t>
+      </w:r>
+      <w:r>
+        <w:rPr>
+          <w:rFonts w:ascii="Times New Roman" w:hAnsi="Times New Roman"/>
+          <w:sz w:val="24"/>
+        </w:rPr>
+        <w:t xml:space="preserve"> сильце́ на </w:t>
+      </w:r>
+      <w:r>
+        <w:rPr>
+          <w:rFonts w:ascii="Times New Roman" w:hAnsi="Times New Roman"/>
+          <w:sz w:val="24"/>
+        </w:rPr>
+        <w:t>ме́не</w:t>
+      </w:r>
+      <w:r>
+        <w:rPr>
+          <w:rFonts w:ascii="Times New Roman" w:hAnsi="Times New Roman"/>
+          <w:sz w:val="24"/>
+        </w:rPr>
+        <w:t>.</w:t>
+      </w:r>
+    </w:p>
+    <w:p>
+      <w:pPr>
+        <w:pStyle w:val="a"/>
+        <w:spacing w:after="120"/>
+      </w:pPr>
+      <w:r>
+        <w:rPr>
+          <w:rFonts w:ascii="Times New Roman" w:hAnsi="Times New Roman"/>
+          <w:sz w:val="24"/>
+        </w:rPr>
+        <w:t>Погля́нь</w:t>
+      </w:r>
+      <w:r>
+        <w:rPr>
+          <w:rFonts w:ascii="Times New Roman" w:hAnsi="Times New Roman"/>
+          <w:sz w:val="24"/>
+        </w:rPr>
+        <w:t xml:space="preserve"> </w:t>
+      </w:r>
+      <w:r>
+        <w:rPr>
+          <w:rFonts w:ascii="Times New Roman" w:hAnsi="Times New Roman"/>
+          <w:sz w:val="24"/>
+        </w:rPr>
+        <w:t>право́руч</w:t>
+      </w:r>
+      <w:r>
+        <w:rPr>
+          <w:rFonts w:ascii="Times New Roman" w:hAnsi="Times New Roman"/>
+          <w:sz w:val="24"/>
+        </w:rPr>
+        <w:t xml:space="preserve"> і </w:t>
+      </w:r>
+      <w:r>
+        <w:rPr>
+          <w:rFonts w:ascii="Times New Roman" w:hAnsi="Times New Roman"/>
+          <w:sz w:val="24"/>
+        </w:rPr>
+        <w:t>подиви́ся</w:t>
+      </w:r>
+      <w:r>
+        <w:rPr>
+          <w:rFonts w:ascii="Times New Roman" w:hAnsi="Times New Roman"/>
+          <w:sz w:val="24"/>
+        </w:rPr>
+        <w:t xml:space="preserve">:* нема́ </w:t>
+      </w:r>
+      <w:r>
+        <w:rPr>
+          <w:rFonts w:ascii="Times New Roman" w:hAnsi="Times New Roman"/>
+          <w:sz w:val="24"/>
+        </w:rPr>
+        <w:t>ніко́го</w:t>
+      </w:r>
+      <w:r>
+        <w:rPr>
+          <w:rFonts w:ascii="Times New Roman" w:hAnsi="Times New Roman"/>
+          <w:sz w:val="24"/>
+        </w:rPr>
+        <w:t xml:space="preserve">, хто дбав би за </w:t>
+      </w:r>
+      <w:r>
+        <w:rPr>
+          <w:rFonts w:ascii="Times New Roman" w:hAnsi="Times New Roman"/>
+          <w:sz w:val="24"/>
+        </w:rPr>
+        <w:t>ме́не</w:t>
+      </w:r>
+      <w:r>
+        <w:rPr>
+          <w:rFonts w:ascii="Times New Roman" w:hAnsi="Times New Roman"/>
+          <w:sz w:val="24"/>
+        </w:rPr>
+        <w:t>.</w:t>
+      </w:r>
+    </w:p>
+    <w:p>
+      <w:pPr>
+        <w:pStyle w:val="a"/>
+        <w:spacing w:after="120"/>
+      </w:pPr>
+      <w:r>
+        <w:rPr>
+          <w:rFonts w:ascii="Times New Roman" w:hAnsi="Times New Roman"/>
+          <w:sz w:val="24"/>
+        </w:rPr>
+        <w:t xml:space="preserve">Нема́ куди́ мені́ </w:t>
+      </w:r>
+      <w:r>
+        <w:rPr>
+          <w:rFonts w:ascii="Times New Roman" w:hAnsi="Times New Roman"/>
+          <w:sz w:val="24"/>
+        </w:rPr>
+        <w:t>втіка́ти</w:t>
+      </w:r>
+      <w:r>
+        <w:rPr>
+          <w:rFonts w:ascii="Times New Roman" w:hAnsi="Times New Roman"/>
+          <w:sz w:val="24"/>
+        </w:rPr>
+        <w:t xml:space="preserve">,* нема́ </w:t>
+      </w:r>
+      <w:r>
+        <w:rPr>
+          <w:rFonts w:ascii="Times New Roman" w:hAnsi="Times New Roman"/>
+          <w:sz w:val="24"/>
+        </w:rPr>
+        <w:t>ніко́го</w:t>
+      </w:r>
+      <w:r>
+        <w:rPr>
+          <w:rFonts w:ascii="Times New Roman" w:hAnsi="Times New Roman"/>
+          <w:sz w:val="24"/>
+        </w:rPr>
+        <w:t xml:space="preserve">, хто </w:t>
+      </w:r>
+      <w:r>
+        <w:rPr>
+          <w:rFonts w:ascii="Times New Roman" w:hAnsi="Times New Roman"/>
+          <w:sz w:val="24"/>
+        </w:rPr>
+        <w:t>піклува́вся</w:t>
+      </w:r>
+      <w:r>
+        <w:rPr>
+          <w:rFonts w:ascii="Times New Roman" w:hAnsi="Times New Roman"/>
+          <w:sz w:val="24"/>
+        </w:rPr>
+        <w:t xml:space="preserve"> би </w:t>
+      </w:r>
+      <w:r>
+        <w:rPr>
+          <w:rFonts w:ascii="Times New Roman" w:hAnsi="Times New Roman"/>
+          <w:sz w:val="24"/>
+        </w:rPr>
+        <w:t>мно́ю</w:t>
+      </w:r>
+      <w:r>
+        <w:rPr>
+          <w:rFonts w:ascii="Times New Roman" w:hAnsi="Times New Roman"/>
+          <w:sz w:val="24"/>
+        </w:rPr>
+        <w:t>.</w:t>
+      </w:r>
+    </w:p>
+    <w:p>
+      <w:pPr>
+        <w:pStyle w:val="a"/>
+        <w:spacing w:after="120"/>
+      </w:pPr>
+      <w:r>
+        <w:rPr>
+          <w:rFonts w:ascii="Times New Roman" w:hAnsi="Times New Roman"/>
+          <w:sz w:val="24"/>
+        </w:rPr>
+        <w:t xml:space="preserve">До </w:t>
+      </w:r>
+      <w:r>
+        <w:rPr>
+          <w:rFonts w:ascii="Times New Roman" w:hAnsi="Times New Roman"/>
+          <w:sz w:val="24"/>
+        </w:rPr>
+        <w:t>Те́бе</w:t>
+      </w:r>
+      <w:r>
+        <w:rPr>
+          <w:rFonts w:ascii="Times New Roman" w:hAnsi="Times New Roman"/>
+          <w:sz w:val="24"/>
+        </w:rPr>
+        <w:t xml:space="preserve">, </w:t>
+      </w:r>
+      <w:r>
+        <w:rPr>
+          <w:rFonts w:ascii="Times New Roman" w:hAnsi="Times New Roman"/>
+          <w:sz w:val="24"/>
+        </w:rPr>
+        <w:t>Го́споди</w:t>
+      </w:r>
+      <w:r>
+        <w:rPr>
+          <w:rFonts w:ascii="Times New Roman" w:hAnsi="Times New Roman"/>
+          <w:sz w:val="24"/>
+        </w:rPr>
+        <w:t xml:space="preserve">, </w:t>
+      </w:r>
+      <w:r>
+        <w:rPr>
+          <w:rFonts w:ascii="Times New Roman" w:hAnsi="Times New Roman"/>
+          <w:sz w:val="24"/>
+        </w:rPr>
+        <w:t>взива́ю</w:t>
+      </w:r>
+      <w:r>
+        <w:rPr>
+          <w:rFonts w:ascii="Times New Roman" w:hAnsi="Times New Roman"/>
+          <w:sz w:val="24"/>
+        </w:rPr>
+        <w:t xml:space="preserve"> й кажу́:* Ти моє́ </w:t>
+      </w:r>
+      <w:r>
+        <w:rPr>
+          <w:rFonts w:ascii="Times New Roman" w:hAnsi="Times New Roman"/>
+          <w:sz w:val="24"/>
+        </w:rPr>
+        <w:t>прибі́жище</w:t>
+      </w:r>
+      <w:r>
+        <w:rPr>
+          <w:rFonts w:ascii="Times New Roman" w:hAnsi="Times New Roman"/>
+          <w:sz w:val="24"/>
+        </w:rPr>
+        <w:t xml:space="preserve">, в землі́ </w:t>
+      </w:r>
+      <w:r>
+        <w:rPr>
+          <w:rFonts w:ascii="Times New Roman" w:hAnsi="Times New Roman"/>
+          <w:sz w:val="24"/>
+        </w:rPr>
+        <w:t>живи́х</w:t>
+      </w:r>
+      <w:r>
+        <w:rPr>
+          <w:rFonts w:ascii="Times New Roman" w:hAnsi="Times New Roman"/>
+          <w:sz w:val="24"/>
+        </w:rPr>
+        <w:t xml:space="preserve"> Ти − моя́ </w:t>
+      </w:r>
+      <w:r>
+        <w:rPr>
+          <w:rFonts w:ascii="Times New Roman" w:hAnsi="Times New Roman"/>
+          <w:sz w:val="24"/>
+        </w:rPr>
+        <w:t>до́ля</w:t>
+      </w:r>
+      <w:r>
+        <w:rPr>
+          <w:rFonts w:ascii="Times New Roman" w:hAnsi="Times New Roman"/>
+          <w:sz w:val="24"/>
+        </w:rPr>
+        <w:t>!</w:t>
+      </w:r>
+    </w:p>
+    <w:p>
+      <w:pPr>
+        <w:pStyle w:val="a"/>
+        <w:spacing w:after="120"/>
+      </w:pPr>
+      <w:r>
+        <w:rPr>
+          <w:rFonts w:ascii="Times New Roman" w:hAnsi="Times New Roman"/>
+          <w:sz w:val="24"/>
+        </w:rPr>
+        <w:t xml:space="preserve">Зверни́ </w:t>
+      </w:r>
+      <w:r>
+        <w:rPr>
+          <w:rFonts w:ascii="Times New Roman" w:hAnsi="Times New Roman"/>
+          <w:sz w:val="24"/>
+        </w:rPr>
+        <w:t>ува́гу</w:t>
+      </w:r>
+      <w:r>
+        <w:rPr>
+          <w:rFonts w:ascii="Times New Roman" w:hAnsi="Times New Roman"/>
+          <w:sz w:val="24"/>
+        </w:rPr>
+        <w:t xml:space="preserve"> на моє́ </w:t>
+      </w:r>
+      <w:r>
+        <w:rPr>
+          <w:rFonts w:ascii="Times New Roman" w:hAnsi="Times New Roman"/>
+          <w:sz w:val="24"/>
+        </w:rPr>
+        <w:t>блага́ння</w:t>
+      </w:r>
+      <w:r>
+        <w:rPr>
+          <w:rFonts w:ascii="Times New Roman" w:hAnsi="Times New Roman"/>
+          <w:sz w:val="24"/>
+        </w:rPr>
+        <w:t xml:space="preserve">,* бо я </w:t>
+      </w:r>
+      <w:r>
+        <w:rPr>
+          <w:rFonts w:ascii="Times New Roman" w:hAnsi="Times New Roman"/>
+          <w:sz w:val="24"/>
+        </w:rPr>
+        <w:t>ве́льми</w:t>
+      </w:r>
+      <w:r>
+        <w:rPr>
+          <w:rFonts w:ascii="Times New Roman" w:hAnsi="Times New Roman"/>
+          <w:sz w:val="24"/>
+        </w:rPr>
+        <w:t xml:space="preserve"> </w:t>
+      </w:r>
+      <w:r>
+        <w:rPr>
+          <w:rFonts w:ascii="Times New Roman" w:hAnsi="Times New Roman"/>
+          <w:sz w:val="24"/>
+        </w:rPr>
+        <w:t>неща́сний</w:t>
+      </w:r>
+      <w:r>
+        <w:rPr>
+          <w:rFonts w:ascii="Times New Roman" w:hAnsi="Times New Roman"/>
+          <w:sz w:val="24"/>
+        </w:rPr>
+        <w:t>.</w:t>
+      </w:r>
+    </w:p>
+    <w:p>
+      <w:pPr>
+        <w:pStyle w:val="a"/>
+        <w:spacing w:after="120"/>
+      </w:pPr>
+      <w:r>
+        <w:rPr>
+          <w:rFonts w:ascii="Times New Roman" w:hAnsi="Times New Roman"/>
+          <w:sz w:val="24"/>
+        </w:rPr>
+        <w:t xml:space="preserve">Спаси́ мене́ від </w:t>
+      </w:r>
+      <w:r>
+        <w:rPr>
+          <w:rFonts w:ascii="Times New Roman" w:hAnsi="Times New Roman"/>
+          <w:sz w:val="24"/>
+        </w:rPr>
+        <w:t>гони́телів</w:t>
+      </w:r>
+      <w:r>
+        <w:rPr>
+          <w:rFonts w:ascii="Times New Roman" w:hAnsi="Times New Roman"/>
+          <w:sz w:val="24"/>
+        </w:rPr>
+        <w:t xml:space="preserve"> </w:t>
+      </w:r>
+      <w:r>
+        <w:rPr>
+          <w:rFonts w:ascii="Times New Roman" w:hAnsi="Times New Roman"/>
+          <w:sz w:val="24"/>
+        </w:rPr>
+        <w:t>мої́х</w:t>
+      </w:r>
+      <w:r>
+        <w:rPr>
+          <w:rFonts w:ascii="Times New Roman" w:hAnsi="Times New Roman"/>
+          <w:sz w:val="24"/>
+        </w:rPr>
+        <w:t xml:space="preserve">,* бо вони́ </w:t>
+      </w:r>
+      <w:r>
+        <w:rPr>
+          <w:rFonts w:ascii="Times New Roman" w:hAnsi="Times New Roman"/>
+          <w:sz w:val="24"/>
+        </w:rPr>
+        <w:t>сильні́ші</w:t>
+      </w:r>
+      <w:r>
+        <w:rPr>
+          <w:rFonts w:ascii="Times New Roman" w:hAnsi="Times New Roman"/>
+          <w:sz w:val="24"/>
+        </w:rPr>
+        <w:t xml:space="preserve"> від </w:t>
+      </w:r>
+      <w:r>
+        <w:rPr>
+          <w:rFonts w:ascii="Times New Roman" w:hAnsi="Times New Roman"/>
+          <w:sz w:val="24"/>
+        </w:rPr>
+        <w:t>ме́не</w:t>
+      </w:r>
+      <w:r>
+        <w:rPr>
+          <w:rFonts w:ascii="Times New Roman" w:hAnsi="Times New Roman"/>
+          <w:sz w:val="24"/>
+        </w:rPr>
+        <w:t>.</w:t>
       </w:r>
     </w:p>
     <w:p>
@@ -7469,15 +8906,15 @@
           <w:sz w:val="24"/>
           <w:szCs w:val="24"/>
         </w:rPr>
-        <w:t>Му́ченику Євти́ху блаже́нний, * святобли́во навча́ючись у свяще́нного у́чня Сло́ва, * богосло́ва і пропові́дника, * від ньо́го в усі́ найсвяще́нніші та́йни був ти втаємни́чений * і ви́</w:t>
-      </w:r>
-      <w:r>
-        <w:rPr>
-          <w:rFonts w:ascii="Times New Roman" w:hAnsi="Times New Roman"/>
-          <w:sz w:val="24"/>
-          <w:szCs w:val="24"/>
-        </w:rPr>
-        <w:t>димий був як сві́тло, * осві́тлюючи благода́ттю вся́кий ро́зум * свяще́нним твої́м богосло́в’ям. * Тому́ святу́ твою́ * па́м’ять почита́ємо.</w:t>
+        <w:t>Му́ченику Євти́ху блаже́нний, * святобли́во навча́ючись у свяще́нного у́чня Сло́ва, * богосло́ва і пропові́дника, * від ньо́го в усі́ найсвяще́нніші та́йни був ти втаємни́чений * і ви́</w:t>
+      </w:r>
+      <w:r>
+        <w:rPr>
+          <w:rFonts w:ascii="Times New Roman" w:hAnsi="Times New Roman"/>
+          <w:sz w:val="24"/>
+          <w:szCs w:val="24"/>
+        </w:rPr>
+        <w:t>димий був як сві́тло, * осві́тлюючи благода́ттю вся́кий ро́зум * свяще́нним твої́м богосло́в’ям. * Тому́ святу́ твою́ * па́м’ять почита́ємо.</w:t>
       </w:r>
     </w:p>
     <w:p>
@@ -7660,7 +9097,7 @@
           <w:sz w:val="24"/>
           <w:szCs w:val="24"/>
         </w:rPr>
-        <w:t xml:space="preserve">Ома́ни злама́в ти тверди́ню * тверди́м ва́желем терпі́ння, всебага́тий, * і у́зами, які́ ви́терпів, * і сла́вною сме́ртю. * Тому́ безсме́ртя ти отри́мав, * оселя́ючись із хо́рами му́чеників * та з а́нгелів полка́ми, * кра́щим прича́стям Богоподі́бности * </w:t>
+        <w:t xml:space="preserve">Ома́ни злама́в ти тверди́ню * тверди́м ва́желем терпі́ння, всебага́тий, * і у́зами, які́ ви́терпів, * і сла́вною сме́ртю. * Тому́ безсме́ртя ти отри́мав, * оселя́ючись із хо́рами му́чеників * та з а́нгелів полка́ми, * кра́щим прича́стям Богоподі́бности * </w:t>
       </w:r>
       <w:r>
         <w:rPr>
@@ -7859,15 +9296,15 @@
           <w:sz w:val="24"/>
           <w:szCs w:val="24"/>
         </w:rPr>
-        <w:t>У темни́ці за́мкнений, * ти, сла́вний, прийня́в із небе́с Хліб Життя́, * а вки́нутий у по́лум’я * – зоста́вся необпа́леним; * ран зазна́вши від жорсто́кого полосува́ння, * ти на́пади зві́рів прибо́ркав моли́твами; * мече́м го́лову відсікли́ тобі́, * і до н</w:t>
-      </w:r>
-      <w:r>
-        <w:rPr>
-          <w:rFonts w:ascii="Times New Roman" w:hAnsi="Times New Roman"/>
-          <w:sz w:val="24"/>
-          <w:szCs w:val="24"/>
-        </w:rPr>
-        <w:t>ебе́с поли́нув ти кро́в’ю, * немо́в Боже́ственною колісни́цею.</w:t>
+        <w:t>У темни́ці за́мкнений, * ти, сла́вний, прийня́в із небе́с Хліб Життя́, * а вки́нутий у по́лум’я * – зоста́вся необпа́леним; * ран зазна́вши від жорсто́кого полосува́ння, * ти на́пади зві́рів прибо́ркав моли́твами; * мече́м го́лову відсікли́ тобі́, * і до н</w:t>
+      </w:r>
+      <w:r>
+        <w:rPr>
+          <w:rFonts w:ascii="Times New Roman" w:hAnsi="Times New Roman"/>
+          <w:sz w:val="24"/>
+          <w:szCs w:val="24"/>
+        </w:rPr>
+        <w:t>ебе́с поли́нув ти кро́в’ю, * немо́в Боже́ственною колісни́цею.</w:t>
       </w:r>
     </w:p>
     <w:p>
@@ -8396,15 +9833,15 @@
           <w:sz w:val="24"/>
           <w:szCs w:val="24"/>
         </w:rPr>
-        <w:t xml:space="preserve"> Спаси́ мене́, Влади́чице Пречи́стая, * що Спа́са Христа́ невимо́вно породи́ла; * Тебе́ бо єди́ну здобу́в я Захисни́цею, * і незбори́мою Стіно́ю, * і покро́вом і ра́дістю, * і душі́ моє́ї боже́ственною поті́хою. * Ти ізба́в мене́ від че́рва невсипу́щого * </w:t>
-      </w:r>
-      <w:r>
-        <w:rPr>
-          <w:rFonts w:ascii="Times New Roman" w:hAnsi="Times New Roman"/>
-          <w:sz w:val="24"/>
-          <w:szCs w:val="24"/>
-        </w:rPr>
-        <w:t>і вогню́ вічнопалю́чого, * Ма́ти Христа́ Бо́га.</w:t>
+        <w:t xml:space="preserve"> Спаси́ мене́, Влади́чице Пречи́стая, * що Спа́са Христа́ невимо́вно породи́ла; * Тебе́ бо єди́ну здобу́в я Захисни́цею, * і незбори́мою Стіно́ю, * і покро́вом і ра́дістю, * і душі́ моє́ї боже́ственною поті́хою. * Ти ізба́в мене́ від че́рва невсипу́щого * </w:t>
+      </w:r>
+      <w:r>
+        <w:rPr>
+          <w:rFonts w:ascii="Times New Roman" w:hAnsi="Times New Roman"/>
+          <w:sz w:val="24"/>
+          <w:szCs w:val="24"/>
+        </w:rPr>
+        <w:t>і вогню́ вічнопалю́чого, * Ма́ти Христа́ Бо́га.</w:t>
       </w:r>
     </w:p>
     <w:p>
@@ -9027,7 +10464,6 @@
           <w:i/>
           <w:color w:val="FF4400"/>
           <w:sz w:val="24"/>
-          <w:szCs w:val="24"/>
         </w:rPr>
         <w:t>Священик:</w:t>
       </w:r>
@@ -9035,7 +10471,6 @@
         <w:rPr>
           <w:rFonts w:ascii="Times New Roman" w:hAnsi="Times New Roman"/>
           <w:sz w:val="24"/>
-          <w:szCs w:val="24"/>
         </w:rPr>
         <w:t xml:space="preserve"> Мир всім.</w:t>
       </w:r>
@@ -9094,84 +10529,226 @@
     </w:p>
     <w:p>
       <w:pPr>
-        <w:spacing w:after="120"/>
-        <w:jc w:val="center"/>
-        <w:rPr>
-          <w:rFonts w:ascii="Times New Roman" w:hAnsi="Times New Roman"/>
-          <w:i/>
-          <w:color w:val="FF0000"/>
-          <w:sz w:val="24"/>
-          <w:szCs w:val="24"/>
-        </w:rPr>
-      </w:pPr>
-      <w:r>
-        <w:rPr>
-          <w:rFonts w:ascii="Times New Roman" w:hAnsi="Times New Roman"/>
-          <w:i/>
-          <w:color w:val="FF0000"/>
-          <w:sz w:val="24"/>
-          <w:szCs w:val="24"/>
-        </w:rPr>
-        <w:t>Псалом 58 (г. 7):</w:t>
-      </w:r>
-    </w:p>
-    <w:p>
-      <w:pPr>
-        <w:spacing w:after="120"/>
-        <w:jc w:val="both"/>
-        <w:rPr>
-          <w:rFonts w:ascii="Times New Roman" w:hAnsi="Times New Roman"/>
-          <w:sz w:val="24"/>
-          <w:szCs w:val="24"/>
-        </w:rPr>
-      </w:pPr>
-      <w:r>
-        <w:rPr>
-          <w:rFonts w:ascii="Times New Roman" w:hAnsi="Times New Roman"/>
-          <w:sz w:val="24"/>
-          <w:szCs w:val="24"/>
-        </w:rPr>
-        <w:t>Боже, ти мій заступник,* і милість твоя вийде мені назустріч.</w:t>
-      </w:r>
-    </w:p>
-    <w:p>
-      <w:pPr>
-        <w:spacing w:after="120"/>
-        <w:jc w:val="both"/>
-        <w:rPr>
-          <w:rFonts w:ascii="Times New Roman" w:hAnsi="Times New Roman"/>
-          <w:sz w:val="24"/>
-          <w:szCs w:val="24"/>
+        <w:pStyle w:val="a"/>
+        <w:spacing w:after="120"/>
+      </w:pPr>
+      <w:r>
+        <w:rPr>
+          <w:rFonts w:ascii="Times New Roman" w:hAnsi="Times New Roman"/>
+          <w:i/>
+          <w:color w:val="FF0000"/>
+          <w:sz w:val="24"/>
+        </w:rPr>
+        <w:t xml:space="preserve">(г. 7): </w:t>
+      </w:r>
+      <w:r>
+        <w:rPr>
+          <w:rFonts w:ascii="Times New Roman" w:hAnsi="Times New Roman"/>
+          <w:b/>
+          <w:sz w:val="24"/>
+        </w:rPr>
+        <w:t>Бо́же</w:t>
+      </w:r>
+      <w:r>
+        <w:rPr>
+          <w:rFonts w:ascii="Times New Roman" w:hAnsi="Times New Roman"/>
+          <w:b/>
+          <w:sz w:val="24"/>
+        </w:rPr>
+        <w:t xml:space="preserve">, Ти мій </w:t>
+      </w:r>
+      <w:r>
+        <w:rPr>
+          <w:rFonts w:ascii="Times New Roman" w:hAnsi="Times New Roman"/>
+          <w:b/>
+          <w:sz w:val="24"/>
+        </w:rPr>
+        <w:t>засту́пник</w:t>
+      </w:r>
+      <w:r>
+        <w:rPr>
+          <w:rFonts w:ascii="Times New Roman" w:hAnsi="Times New Roman"/>
+          <w:b/>
+          <w:sz w:val="24"/>
+        </w:rPr>
+        <w:t xml:space="preserve">,* і </w:t>
+      </w:r>
+      <w:r>
+        <w:rPr>
+          <w:rFonts w:ascii="Times New Roman" w:hAnsi="Times New Roman"/>
+          <w:b/>
+          <w:sz w:val="24"/>
+        </w:rPr>
+        <w:t>ми́лість</w:t>
+      </w:r>
+      <w:r>
+        <w:rPr>
+          <w:rFonts w:ascii="Times New Roman" w:hAnsi="Times New Roman"/>
+          <w:b/>
+          <w:sz w:val="24"/>
+        </w:rPr>
+        <w:t xml:space="preserve"> Твоя́ </w:t>
+      </w:r>
+      <w:r>
+        <w:rPr>
+          <w:rFonts w:ascii="Times New Roman" w:hAnsi="Times New Roman"/>
+          <w:b/>
+          <w:sz w:val="24"/>
+        </w:rPr>
+        <w:t>ви́йде</w:t>
+      </w:r>
+      <w:r>
+        <w:rPr>
+          <w:rFonts w:ascii="Times New Roman" w:hAnsi="Times New Roman"/>
+          <w:b/>
+          <w:sz w:val="24"/>
+        </w:rPr>
+        <w:t xml:space="preserve"> мені́ </w:t>
+      </w:r>
+      <w:r>
+        <w:rPr>
+          <w:rFonts w:ascii="Times New Roman" w:hAnsi="Times New Roman"/>
+          <w:b/>
+          <w:sz w:val="24"/>
+        </w:rPr>
+        <w:t>назу́стріч</w:t>
+      </w:r>
+      <w:r>
+        <w:rPr>
+          <w:rFonts w:ascii="Times New Roman" w:hAnsi="Times New Roman"/>
+          <w:i/>
+          <w:color w:val="FF0000"/>
+          <w:sz w:val="24"/>
+        </w:rPr>
+        <w:t xml:space="preserve"> (Пс. 58,18).</w:t>
+      </w:r>
+    </w:p>
+    <w:p>
+      <w:pPr>
+        <w:pStyle w:val="a"/>
+        <w:spacing w:after="120"/>
+      </w:pPr>
+      <w:r>
+        <w:rPr>
+          <w:rFonts w:ascii="Times New Roman" w:hAnsi="Times New Roman"/>
+          <w:i/>
+          <w:color w:val="FF0000"/>
+          <w:sz w:val="24"/>
+        </w:rPr>
+        <w:t xml:space="preserve">Стих: </w:t>
+      </w:r>
+      <w:r>
+        <w:rPr>
+          <w:rFonts w:ascii="Times New Roman" w:hAnsi="Times New Roman"/>
+          <w:sz w:val="24"/>
           <w:u w:val="single"/>
         </w:rPr>
-      </w:pPr>
-      <w:r>
-        <w:rPr>
-          <w:rFonts w:ascii="Times New Roman" w:hAnsi="Times New Roman"/>
-          <w:i/>
-          <w:color w:val="FF0000"/>
-          <w:sz w:val="24"/>
-          <w:szCs w:val="24"/>
-        </w:rPr>
-        <w:t>Стих:</w:t>
-      </w:r>
-      <w:r>
-        <w:rPr>
-          <w:rFonts w:ascii="Times New Roman" w:hAnsi="Times New Roman"/>
-          <w:i/>
-          <w:sz w:val="24"/>
-          <w:szCs w:val="24"/>
-        </w:rPr>
-        <w:t xml:space="preserve">  </w:t>
-      </w:r>
-      <w:r>
-        <w:rPr>
-          <w:rFonts w:ascii="Times New Roman" w:hAnsi="Times New Roman"/>
-          <w:sz w:val="24"/>
-          <w:szCs w:val="24"/>
+        <w:t>Ви́рятуй</w:t>
+      </w:r>
+      <w:r>
+        <w:rPr>
+          <w:rFonts w:ascii="Times New Roman" w:hAnsi="Times New Roman"/>
+          <w:sz w:val="24"/>
           <w:u w:val="single"/>
         </w:rPr>
-        <w:t>Вирятуй мене від ворогів моїх, Боже, і визволь мене від тих, що повстають на мене.</w:t>
+        <w:t xml:space="preserve"> мене́ від </w:t>
+      </w:r>
+      <w:r>
+        <w:rPr>
+          <w:rFonts w:ascii="Times New Roman" w:hAnsi="Times New Roman"/>
+          <w:sz w:val="24"/>
+          <w:u w:val="single"/>
+        </w:rPr>
+        <w:t>ворогі́в</w:t>
+      </w:r>
+      <w:r>
+        <w:rPr>
+          <w:rFonts w:ascii="Times New Roman" w:hAnsi="Times New Roman"/>
+          <w:sz w:val="24"/>
+          <w:u w:val="single"/>
+        </w:rPr>
+        <w:t xml:space="preserve"> </w:t>
+      </w:r>
+      <w:r>
+        <w:rPr>
+          <w:rFonts w:ascii="Times New Roman" w:hAnsi="Times New Roman"/>
+          <w:sz w:val="24"/>
+          <w:u w:val="single"/>
+        </w:rPr>
+        <w:t>мої́х</w:t>
+      </w:r>
+      <w:r>
+        <w:rPr>
+          <w:rFonts w:ascii="Times New Roman" w:hAnsi="Times New Roman"/>
+          <w:sz w:val="24"/>
+          <w:u w:val="single"/>
+        </w:rPr>
+        <w:t xml:space="preserve">, </w:t>
+      </w:r>
+      <w:r>
+        <w:rPr>
+          <w:rFonts w:ascii="Times New Roman" w:hAnsi="Times New Roman"/>
+          <w:sz w:val="24"/>
+          <w:u w:val="single"/>
+        </w:rPr>
+        <w:t>Бо́же</w:t>
+      </w:r>
+      <w:r>
+        <w:rPr>
+          <w:rFonts w:ascii="Times New Roman" w:hAnsi="Times New Roman"/>
+          <w:sz w:val="24"/>
+          <w:u w:val="single"/>
+        </w:rPr>
+        <w:t xml:space="preserve">, і </w:t>
+      </w:r>
+      <w:r>
+        <w:rPr>
+          <w:rFonts w:ascii="Times New Roman" w:hAnsi="Times New Roman"/>
+          <w:sz w:val="24"/>
+          <w:u w:val="single"/>
+        </w:rPr>
+        <w:t>ви́зволь</w:t>
+      </w:r>
+      <w:r>
+        <w:rPr>
+          <w:rFonts w:ascii="Times New Roman" w:hAnsi="Times New Roman"/>
+          <w:sz w:val="24"/>
+          <w:u w:val="single"/>
+        </w:rPr>
+        <w:t xml:space="preserve"> мене́ від тих, що </w:t>
+      </w:r>
+      <w:r>
+        <w:rPr>
+          <w:rFonts w:ascii="Times New Roman" w:hAnsi="Times New Roman"/>
+          <w:sz w:val="24"/>
+          <w:u w:val="single"/>
+        </w:rPr>
+        <w:t>повстаю́ть</w:t>
+      </w:r>
+      <w:r>
+        <w:rPr>
+          <w:rFonts w:ascii="Times New Roman" w:hAnsi="Times New Roman"/>
+          <w:sz w:val="24"/>
+          <w:u w:val="single"/>
+        </w:rPr>
+        <w:t xml:space="preserve"> на </w:t>
+      </w:r>
+      <w:r>
+        <w:rPr>
+          <w:rFonts w:ascii="Times New Roman" w:hAnsi="Times New Roman"/>
+          <w:sz w:val="24"/>
+          <w:u w:val="single"/>
+        </w:rPr>
+        <w:t>ме́не</w:t>
+      </w:r>
+      <w:r>
+        <w:rPr>
+          <w:rFonts w:ascii="Times New Roman" w:hAnsi="Times New Roman"/>
+          <w:i/>
+          <w:color w:val="FF0000"/>
+          <w:sz w:val="24"/>
+        </w:rPr>
+        <w:t xml:space="preserve"> (Пс. 58,2).</w:t>
       </w:r>
     </w:p>
     <w:p>
@@ -10508,84 +12085,71 @@
           <w:i/>
           <w:color w:val="FF4400"/>
           <w:sz w:val="24"/>
-          <w:szCs w:val="24"/>
-        </w:rPr>
-        <w:t>Св</w:t>
-      </w:r>
+        </w:rPr>
+        <w:t>Священик:</w:t>
+      </w:r>
+      <w:r>
+        <w:rPr>
+          <w:rFonts w:ascii="Times New Roman" w:hAnsi="Times New Roman"/>
+          <w:sz w:val="24"/>
+        </w:rPr>
+        <w:t xml:space="preserve"> Бо Ти – Бог милости, ласк і людинолюбности, і Тобі славу віддаємо, Отцю, і Сину, і Святому Духові, нині, і повсякчас, і на віки віків.</w:t>
+      </w:r>
+    </w:p>
+    <w:p>
+      <w:pPr>
+        <w:spacing w:after="120"/>
+        <w:jc w:val="both"/>
+        <w:rPr>
+          <w:rFonts w:ascii="Times New Roman" w:hAnsi="Times New Roman"/>
+          <w:sz w:val="24"/>
+          <w:szCs w:val="24"/>
+        </w:rPr>
+      </w:pPr>
+      <w:r>
+        <w:rPr>
+          <w:rFonts w:ascii="Times New Roman" w:hAnsi="Times New Roman"/>
+          <w:i/>
+          <w:color w:val="FF0000"/>
+          <w:sz w:val="24"/>
+          <w:szCs w:val="24"/>
+        </w:rPr>
+        <w:t>Вірні:</w:t>
+      </w:r>
+      <w:r>
+        <w:rPr>
+          <w:rFonts w:ascii="Times New Roman" w:hAnsi="Times New Roman"/>
+          <w:color w:val="FF0000"/>
+          <w:sz w:val="24"/>
+          <w:szCs w:val="24"/>
+        </w:rPr>
+        <w:t xml:space="preserve"> </w:t>
+      </w:r>
+      <w:r>
+        <w:rPr>
+          <w:rFonts w:ascii="Times New Roman" w:hAnsi="Times New Roman"/>
+          <w:sz w:val="24"/>
+          <w:szCs w:val="24"/>
+        </w:rPr>
+        <w:t>Амінь.</w:t>
+      </w:r>
+    </w:p>
+    <w:p>
+      <w:pPr>
+        <w:spacing w:after="120"/>
+        <w:jc w:val="both"/>
+        <w:rPr>
+          <w:rFonts w:ascii="Times New Roman" w:hAnsi="Times New Roman"/>
+          <w:sz w:val="24"/>
+          <w:szCs w:val="24"/>
+        </w:rPr>
+      </w:pPr>
       <w:r>
         <w:rPr>
           <w:rFonts w:ascii="Times New Roman" w:hAnsi="Times New Roman"/>
           <w:i/>
           <w:color w:val="FF4400"/>
           <w:sz w:val="24"/>
-          <w:szCs w:val="24"/>
-        </w:rPr>
-        <w:t>ященик:</w:t>
-      </w:r>
-      <w:r>
-        <w:rPr>
-          <w:rFonts w:ascii="Times New Roman" w:hAnsi="Times New Roman"/>
-          <w:sz w:val="24"/>
-          <w:szCs w:val="24"/>
-        </w:rPr>
-        <w:t xml:space="preserve"> Бо Ти – Бог милости, ласк і людинолюбности, і Тобі славу віддаємо, Отцю, і Сину, і Святому Духові, нині, і повсякчас, і на віки віків.</w:t>
-      </w:r>
-    </w:p>
-    <w:p>
-      <w:pPr>
-        <w:spacing w:after="120"/>
-        <w:jc w:val="both"/>
-        <w:rPr>
-          <w:rFonts w:ascii="Times New Roman" w:hAnsi="Times New Roman"/>
-          <w:sz w:val="24"/>
-          <w:szCs w:val="24"/>
-        </w:rPr>
-      </w:pPr>
-      <w:r>
-        <w:rPr>
-          <w:rFonts w:ascii="Times New Roman" w:hAnsi="Times New Roman"/>
-          <w:i/>
-          <w:color w:val="FF0000"/>
-          <w:sz w:val="24"/>
-          <w:szCs w:val="24"/>
-        </w:rPr>
-        <w:t>Вірні:</w:t>
-      </w:r>
-      <w:r>
-        <w:rPr>
-          <w:rFonts w:ascii="Times New Roman" w:hAnsi="Times New Roman"/>
-          <w:color w:val="FF0000"/>
-          <w:sz w:val="24"/>
-          <w:szCs w:val="24"/>
-        </w:rPr>
-        <w:t xml:space="preserve"> </w:t>
-      </w:r>
-      <w:r>
-        <w:rPr>
-          <w:rFonts w:ascii="Times New Roman" w:hAnsi="Times New Roman"/>
-          <w:sz w:val="24"/>
-          <w:szCs w:val="24"/>
-        </w:rPr>
-        <w:t>Амінь.</w:t>
-      </w:r>
-    </w:p>
-    <w:p>
-      <w:pPr>
-        <w:spacing w:after="120"/>
-        <w:jc w:val="both"/>
-        <w:rPr>
-          <w:rFonts w:ascii="Times New Roman" w:hAnsi="Times New Roman"/>
-          <w:sz w:val="24"/>
-          <w:szCs w:val="24"/>
-        </w:rPr>
-      </w:pPr>
-      <w:r>
-        <w:rPr>
-          <w:rFonts w:ascii="Times New Roman" w:hAnsi="Times New Roman"/>
-          <w:i/>
-          <w:color w:val="FF4400"/>
-          <w:sz w:val="24"/>
-          <w:szCs w:val="24"/>
         </w:rPr>
         <w:t>Священик:</w:t>
       </w:r>
@@ -10593,7 +12157,6 @@
         <w:rPr>
           <w:rFonts w:ascii="Times New Roman" w:hAnsi="Times New Roman"/>
           <w:sz w:val="24"/>
-          <w:szCs w:val="24"/>
         </w:rPr>
         <w:t xml:space="preserve"> Мир всім.</w:t>
       </w:r>
@@ -11369,56 +12932,35 @@
     </w:p>
     <w:p>
       <w:pPr>
-        <w:spacing w:after="120"/>
-        <w:jc w:val="both"/>
-        <w:rPr>
-          <w:rFonts w:ascii="Times New Roman" w:hAnsi="Times New Roman"/>
-          <w:sz w:val="24"/>
-          <w:szCs w:val="24"/>
-        </w:rPr>
-      </w:pPr>
-      <w:r>
-        <w:rPr>
-          <w:rFonts w:ascii="Times New Roman" w:hAnsi="Times New Roman"/>
-          <w:sz w:val="24"/>
-          <w:szCs w:val="24"/>
-        </w:rPr>
-        <w:t>Святий Боже, с</w:t>
-      </w:r>
-      <w:r>
-        <w:rPr>
-          <w:rFonts w:ascii="Times New Roman" w:hAnsi="Times New Roman"/>
-          <w:sz w:val="24"/>
-          <w:szCs w:val="24"/>
-        </w:rPr>
-        <w:t xml:space="preserve">вятий Кріпкий, святий Безсмертний, помилуй нас </w:t>
-      </w:r>
-      <w:r>
-        <w:rPr>
-          <w:rFonts w:ascii="Times New Roman" w:hAnsi="Times New Roman"/>
-          <w:i/>
-          <w:color w:val="FF0000"/>
-          <w:sz w:val="24"/>
-          <w:szCs w:val="24"/>
-        </w:rPr>
-        <w:t>(3 р.)</w:t>
-      </w:r>
-    </w:p>
-    <w:p>
-      <w:pPr>
-        <w:spacing w:after="120"/>
-        <w:jc w:val="both"/>
-        <w:rPr>
-          <w:rFonts w:ascii="Times New Roman" w:hAnsi="Times New Roman"/>
-          <w:sz w:val="24"/>
-          <w:szCs w:val="24"/>
-        </w:rPr>
-      </w:pPr>
-      <w:r>
-        <w:rPr>
-          <w:rFonts w:ascii="Times New Roman" w:hAnsi="Times New Roman"/>
-          <w:sz w:val="24"/>
-          <w:szCs w:val="24"/>
+        <w:pStyle w:val="a"/>
+        <w:spacing w:after="120"/>
+      </w:pPr>
+      <w:r>
+        <w:rPr>
+          <w:rFonts w:ascii="Times New Roman" w:hAnsi="Times New Roman"/>
+          <w:sz w:val="24"/>
+        </w:rPr>
+        <w:t xml:space="preserve">Святий Боже, святий Кріпкий, святий Безсмертний, помилуй нас. </w:t>
+      </w:r>
+      <w:r>
+        <w:rPr>
+          <w:rFonts w:ascii="Times New Roman" w:hAnsi="Times New Roman"/>
+          <w:i/>
+          <w:color w:val="FF0000"/>
+          <w:sz w:val="24"/>
+        </w:rPr>
+        <w:t>(3 р.)</w:t>
+      </w:r>
+    </w:p>
+    <w:p>
+      <w:pPr>
+        <w:pStyle w:val="a"/>
+        <w:spacing w:after="120"/>
+      </w:pPr>
+      <w:r>
+        <w:rPr>
+          <w:rFonts w:ascii="Times New Roman" w:hAnsi="Times New Roman"/>
+          <w:sz w:val="24"/>
         </w:rPr>
         <w:t>Слава Отцю, і Сину, і Святому Духові,* і нині і повсякчас, і на віки віків. Амінь.</w:t>
       </w:r>
@@ -11444,31 +12986,38 @@
     </w:p>
     <w:p>
       <w:pPr>
-        <w:spacing w:after="120"/>
-        <w:jc w:val="both"/>
-        <w:rPr>
-          <w:rFonts w:ascii="Times New Roman" w:hAnsi="Times New Roman"/>
-          <w:sz w:val="24"/>
-          <w:szCs w:val="24"/>
-        </w:rPr>
-      </w:pPr>
-      <w:r>
-        <w:rPr>
-          <w:rFonts w:ascii="Times New Roman" w:hAnsi="Times New Roman"/>
-          <w:sz w:val="24"/>
-          <w:szCs w:val="24"/>
-        </w:rPr>
-        <w:t xml:space="preserve">Господи, помилуй </w:t>
-      </w:r>
-      <w:r>
-        <w:rPr>
-          <w:rFonts w:ascii="Times New Roman" w:hAnsi="Times New Roman"/>
-          <w:i/>
-          <w:color w:val="FF0000"/>
-          <w:sz w:val="24"/>
-          <w:szCs w:val="24"/>
-        </w:rPr>
-        <w:t>(3 р.)</w:t>
+        <w:pStyle w:val="a"/>
+        <w:spacing w:after="120"/>
+      </w:pPr>
+      <w:r>
+        <w:rPr>
+          <w:rFonts w:ascii="Times New Roman" w:hAnsi="Times New Roman"/>
+          <w:sz w:val="24"/>
+        </w:rPr>
+        <w:t>Господи, помилуй</w:t>
+      </w:r>
+      <w:r>
+        <w:rPr>
+          <w:rFonts w:ascii="Times New Roman" w:hAnsi="Times New Roman"/>
+          <w:sz w:val="24"/>
+        </w:rPr>
+        <w:t>.</w:t>
+      </w:r>
+      <w:r>
+        <w:rPr>
+          <w:rFonts w:ascii="Times New Roman" w:hAnsi="Times New Roman"/>
+          <w:sz w:val="24"/>
+        </w:rPr>
+        <w:t xml:space="preserve"> </w:t>
+      </w:r>
+      <w:r>
+        <w:rPr>
+          <w:rFonts w:ascii="Times New Roman" w:hAnsi="Times New Roman"/>
+          <w:i/>
+          <w:color w:val="FF0000"/>
+          <w:sz w:val="24"/>
+        </w:rPr>
+        <w:t>(3 р.)</w:t>
       </w:r>
     </w:p>
     <w:p>
@@ -12255,7 +13804,6 @@
           <w:i/>
           <w:color w:val="FF4400"/>
           <w:sz w:val="24"/>
-          <w:szCs w:val="24"/>
         </w:rPr>
         <w:t>Священик:</w:t>
       </w:r>
@@ -12263,7 +13811,6 @@
         <w:rPr>
           <w:rFonts w:ascii="Times New Roman" w:hAnsi="Times New Roman"/>
           <w:sz w:val="24"/>
-          <w:szCs w:val="24"/>
         </w:rPr>
         <w:t xml:space="preserve"> Благословенний Христос, Бог наш, завжди, нині і повсякчас, і на віки віків.</w:t>
       </w:r>
@@ -12322,7 +13869,6 @@
           <w:i/>
           <w:color w:val="FF4400"/>
           <w:sz w:val="24"/>
-          <w:szCs w:val="24"/>
         </w:rPr>
         <w:t>Священик:</w:t>
       </w:r>
@@ -12330,7 +13876,6 @@
         <w:rPr>
           <w:rFonts w:ascii="Times New Roman" w:hAnsi="Times New Roman"/>
           <w:sz w:val="24"/>
-          <w:szCs w:val="24"/>
         </w:rPr>
         <w:t xml:space="preserve"> Пресвята Богородице, спаси нас.</w:t>
       </w:r>
@@ -12388,7 +13933,6 @@
           <w:i/>
           <w:color w:val="FF4400"/>
           <w:sz w:val="24"/>
-          <w:szCs w:val="24"/>
         </w:rPr>
         <w:t>Священик:</w:t>
       </w:r>
@@ -12396,7 +13940,6 @@
         <w:rPr>
           <w:rFonts w:ascii="Times New Roman" w:hAnsi="Times New Roman"/>
           <w:sz w:val="24"/>
-          <w:szCs w:val="24"/>
         </w:rPr>
         <w:t xml:space="preserve"> Слава тобі, Христе Боже, надіє наша, слава тобі!</w:t>
       </w:r>
@@ -12446,7 +13989,7 @@
           <w:sz w:val="24"/>
           <w:szCs w:val="24"/>
         </w:rPr>
-        <w:t>(3 р.)</w:t>
+        <w:t>(3 р.)</w:t>
       </w:r>
       <w:r>
         <w:rPr>
@@ -12467,20 +14010,21 @@
       </w:r>
     </w:p>
     <w:p>
-      <w:pPr>
-        <w:rPr>
-          <w:rFonts w:ascii="Times New Roman" w:hAnsi="Times New Roman"/>
-        </w:rPr>
-      </w:pPr>
       <w:r>
         <w:rPr>
           <w:rFonts w:ascii="Times New Roman" w:hAnsi="Times New Roman"/>
           <w:i/>
           <w:color w:val="FF4400"/>
           <w:sz w:val="24"/>
-          <w:szCs w:val="24"/>
-        </w:rPr>
-        <w:t>Свяще</w:t>
+        </w:rPr>
+        <w:t>Священик:</w:t>
+      </w:r>
+      <w:r>
+        <w:rPr>
+          <w:rFonts w:ascii="Times New Roman" w:hAnsi="Times New Roman"/>
+          <w:sz w:val="24"/>
+        </w:rPr>
+        <w:t xml:space="preserve"> Христос, істинний Бог наш - молитвами пречистої Своєї Матері, силою чесного і животворчого Хреста, заступництвом чесних небесних сил безтілесних, чесного і славного пророка, предтечі і хрестителя Йоана, святих славних і всехвальних апостолів, святого отця нашого Миколая, архиєпископа Мир Ликійських, чудотворця, святих славних і переможних мучеників, преподобних і богоносних отців наших, святих і праведних богоотців Йоакима й Анни, святого, </w:t>
       </w:r>
       <w:r>
         <w:rPr>
@@ -12488,33 +14032,6 @@
           <w:i/>
           <w:color w:val="FF4400"/>
           <w:sz w:val="24"/>
-          <w:szCs w:val="24"/>
-        </w:rPr>
-        <w:t>ник:</w:t>
-      </w:r>
-      <w:r>
-        <w:rPr>
-          <w:rFonts w:ascii="Times New Roman" w:hAnsi="Times New Roman"/>
-          <w:sz w:val="24"/>
-          <w:szCs w:val="24"/>
-        </w:rPr>
-        <w:t xml:space="preserve"> Христос, істинний Бог наш - молитвами пречистої Своєї Матері, силою чесного і животворчого Хреста, заступництвом чесних небесних сил безтілесних, чесного і славного пророка, предтечі і хрестителя Йоана, святих славних і всехвальних апостолів, святого </w:t>
-      </w:r>
-      <w:r>
-        <w:rPr>
-          <w:rFonts w:ascii="Times New Roman" w:hAnsi="Times New Roman"/>
-          <w:sz w:val="24"/>
-          <w:szCs w:val="24"/>
-        </w:rPr>
-        <w:t xml:space="preserve">отця нашого Миколая, архиєпископа Мир Ликійських, чудотворця, святих славних і переможних мучеників, преподобних і богоносних отців наших, святих і праведних богоотців Йоакима й Анни, святого, </w:t>
-      </w:r>
-      <w:r>
-        <w:rPr>
-          <w:rFonts w:ascii="Times New Roman" w:hAnsi="Times New Roman"/>
-          <w:i/>
-          <w:color w:val="FF4400"/>
-          <w:sz w:val="24"/>
-          <w:szCs w:val="24"/>
         </w:rPr>
         <w:t>якого є храм</w:t>
       </w:r>
@@ -12522,17 +14039,8 @@
         <w:rPr>
           <w:rFonts w:ascii="Times New Roman" w:hAnsi="Times New Roman"/>
           <w:sz w:val="24"/>
-          <w:szCs w:val="24"/>
-        </w:rPr>
-        <w:t>, святого священномученика Євтиха і всіх святих - п</w:t>
-      </w:r>
-      <w:r>
-        <w:rPr>
-          <w:rFonts w:ascii="Times New Roman" w:hAnsi="Times New Roman"/>
-          <w:sz w:val="24"/>
-          <w:szCs w:val="24"/>
-        </w:rPr>
-        <w:t>омилує і спасе нас як благий і людинолюбний.</w:t>
+        </w:rPr>
+        <w:t>, святого священномученика Євтиха і всіх святих - помилує і спасе нас як благий і людинолюбний.</w:t>
       </w:r>
     </w:p>
     <w:p>
@@ -12708,7 +14216,6 @@
           <w:i/>
           <w:color w:val="FF4400"/>
           <w:sz w:val="24"/>
-          <w:szCs w:val="24"/>
         </w:rPr>
         <w:t>Священик:</w:t>
       </w:r>
@@ -12716,7 +14223,6 @@
         <w:rPr>
           <w:rFonts w:ascii="Times New Roman" w:hAnsi="Times New Roman"/>
           <w:sz w:val="24"/>
-          <w:szCs w:val="24"/>
         </w:rPr>
         <w:t xml:space="preserve"> Слава святій, одноістотній, животворящій і нероздільній Тройці, завжди, нині і повсякчас, і на віки віків.</w:t>
       </w:r>
@@ -12785,7 +14291,7 @@
           <w:sz w:val="24"/>
           <w:szCs w:val="24"/>
         </w:rPr>
-        <w:t>(3 р.)</w:t>
+        <w:t>(3 р.)</w:t>
       </w:r>
     </w:p>
     <w:p>
@@ -12816,7 +14322,7 @@
           <w:sz w:val="24"/>
           <w:szCs w:val="24"/>
         </w:rPr>
-        <w:t>(2 р.)</w:t>
+        <w:t>(2 р.)</w:t>
       </w:r>
     </w:p>
     <w:p>
@@ -15225,7 +16731,7 @@
           <w:sz w:val="24"/>
           <w:szCs w:val="24"/>
         </w:rPr>
-        <w:t>(3 р.)</w:t>
+        <w:t>(3 р.)</w:t>
       </w:r>
     </w:p>
     <w:p>
@@ -15304,7 +16810,7 @@
           <w:sz w:val="24"/>
           <w:szCs w:val="24"/>
         </w:rPr>
-        <w:t>1. </w:t>
+        <w:t xml:space="preserve">1. </w:t>
       </w:r>
       <w:r>
         <w:rPr>
@@ -15352,7 +16858,7 @@
           <w:sz w:val="24"/>
           <w:szCs w:val="24"/>
         </w:rPr>
-        <w:t>2. </w:t>
+        <w:t xml:space="preserve">2. </w:t>
       </w:r>
       <w:r>
         <w:rPr>
@@ -15409,7 +16915,7 @@
           <w:sz w:val="24"/>
           <w:szCs w:val="24"/>
         </w:rPr>
-        <w:t> Від ночі лине дух наш до тебе, Боже, бо світлом є повеління твої. Навчи нас, Боже, правди твоєї, заповідей</w:t>
+        <w:t xml:space="preserve"> Від ночі лине дух наш до тебе, Боже, бо світлом є повеління твої. Навчи нас, Боже, правди твоєї, заповідей</w:t>
       </w:r>
       <w:r>
         <w:rPr>
@@ -15457,7 +16963,7 @@
           <w:sz w:val="24"/>
           <w:szCs w:val="24"/>
         </w:rPr>
-        <w:t> Владико, Боже святий і неосяжний, що казав із темряви сві</w:t>
+        <w:t xml:space="preserve"> Владико, Боже святий і неосяжний, що казав із темряви сві</w:t>
       </w:r>
       <w:r>
         <w:rPr>
@@ -15523,7 +17029,7 @@
           <w:sz w:val="24"/>
           <w:szCs w:val="24"/>
         </w:rPr>
-        <w:t> Скарбе добра, джерело невисихаюче, Отче святий, чудотворче всесильний і вседержителю! Усі тобі поклоняємося і тобі молимося та твої милості і твої ласки призиваємо на поміч і на заступництво нашій смиренності. Пом'яни, Господи, слуг твоїх, прийм</w:t>
+        <w:t xml:space="preserve"> Скарбе добра, джерело невисихаюче, Отче святий, чудотворче всесильний і вседержителю! Усі тобі поклоняємося і тобі молимося та твої милості і твої ласки призиваємо на поміч і на заступництво нашій смиренності. Пом'яни, Господи, слуг твоїх, прийм</w:t>
       </w:r>
       <w:r>
         <w:rPr>
@@ -15562,7 +17068,7 @@
           <w:sz w:val="24"/>
           <w:szCs w:val="24"/>
         </w:rPr>
-        <w:t>6. </w:t>
+        <w:t xml:space="preserve">6. </w:t>
       </w:r>
       <w:r>
         <w:rPr>
@@ -15628,7 +17134,7 @@
           <w:sz w:val="24"/>
           <w:szCs w:val="24"/>
         </w:rPr>
-        <w:t> Боже й Отче Господа нашого Ісуса Христа! Ти підніс нас з постелі нашої і зібрав на годину молитви. Дай нам ласку в</w:t>
+        <w:t xml:space="preserve"> Боже й Отче Господа нашого Ісуса Христа! Ти підніс нас з постелі нашої і зібрав на годину молитви. Дай нам ласку в</w:t>
       </w:r>
       <w:r>
         <w:rPr>
@@ -15676,7 +17182,7 @@
           <w:sz w:val="24"/>
           <w:szCs w:val="24"/>
         </w:rPr>
-        <w:t>8. </w:t>
+        <w:t xml:space="preserve">8. </w:t>
       </w:r>
       <w:r>
         <w:rPr>
@@ -15733,7 +17239,7 @@
           <w:sz w:val="24"/>
           <w:szCs w:val="24"/>
         </w:rPr>
-        <w:t> Господи, Боже наш! Ти за покаян</w:t>
+        <w:t xml:space="preserve"> Господи, Боже наш! Ти за покаян</w:t>
       </w:r>
       <w:r>
         <w:rPr>
@@ -15799,7 +17305,7 @@
           <w:sz w:val="24"/>
           <w:szCs w:val="24"/>
         </w:rPr>
-        <w:t> Боже, Боже наш! Ти сотворив розумні й духовні сили своєю волею. Тебе просимо й тобі молимося: Прийми наші посильні величання з усіма твоїми творіннями і збагати щедрими даруваннями твоєї ласки. Бо</w:t>
+        <w:t xml:space="preserve"> Боже, Боже наш! Ти сотворив розумні й духовні сили своєю волею. Тебе просимо й тобі молимося: Прийми наші посильні величання з усіма твоїми творіннями і збагати щедрими даруваннями твоєї ласки. Бо</w:t>
       </w:r>
       <w:r>
         <w:rPr>
@@ -15838,7 +17344,7 @@
           <w:sz w:val="24"/>
           <w:szCs w:val="24"/>
         </w:rPr>
-        <w:t>11. </w:t>
+        <w:t xml:space="preserve">11. </w:t>
       </w:r>
       <w:r>
         <w:rPr>
@@ -19229,7 +20735,7 @@
           <w:color w:val="FF0000"/>
           <w:sz w:val="24"/>
         </w:rPr>
-        <w:t xml:space="preserve">Священник: </w:t>
+        <w:t xml:space="preserve">Священник: </w:t>
       </w:r>
       <w:r>
         <w:rPr>
@@ -20305,7 +21811,7 @@
           <w:color w:val="FF0000"/>
           <w:sz w:val="24"/>
         </w:rPr>
-        <w:t xml:space="preserve">Священник: </w:t>
+        <w:t xml:space="preserve">Священник: </w:t>
       </w:r>
       <w:r>
         <w:rPr>
@@ -21408,7 +22914,7 @@
           <w:sz w:val="24"/>
           <w:szCs w:val="24"/>
         </w:rPr>
-        <w:t xml:space="preserve">(г. 6): </w:t>
+        <w:t xml:space="preserve">(г. 6): </w:t>
       </w:r>
       <w:r>
         <w:rPr>
@@ -21651,27 +23157,15 @@
           <w:i/>
           <w:color w:val="FF4400"/>
           <w:sz w:val="24"/>
-          <w:szCs w:val="24"/>
-        </w:rPr>
-        <w:t>Священи</w:t>
-      </w:r>
-      <w:r>
-        <w:rPr>
-          <w:rFonts w:ascii="Times New Roman" w:hAnsi="Times New Roman"/>
-          <w:i/>
-          <w:color w:val="FF4400"/>
-          <w:sz w:val="24"/>
-          <w:szCs w:val="24"/>
-        </w:rPr>
-        <w:t>к:</w:t>
-      </w:r>
-      <w:r>
-        <w:rPr>
-          <w:rFonts w:ascii="Times New Roman" w:hAnsi="Times New Roman"/>
-          <w:sz w:val="24"/>
-          <w:szCs w:val="24"/>
-        </w:rPr>
-        <w:t> Бо Тебе хвалять усі сили небесні і Тобі славу возсилаємо: Отцю, і Сину, і Святому Духові, нині і повсякчас, і на віки віків.</w:t>
+        </w:rPr>
+        <w:t>Священик:</w:t>
+      </w:r>
+      <w:r>
+        <w:rPr>
+          <w:rFonts w:ascii="Times New Roman" w:hAnsi="Times New Roman"/>
+          <w:sz w:val="24"/>
+        </w:rPr>
+        <w:t xml:space="preserve"> Бо Тебе хвалять усі сили небесні і Тобі славу возсилаємо: Отцю, і Сину, і Святому Духові, нині і повсякчас, і на віки віків.</w:t>
       </w:r>
     </w:p>
     <w:p>
@@ -22591,7 +24085,6 @@
           <w:i/>
           <w:color w:val="FF4400"/>
           <w:sz w:val="24"/>
-          <w:szCs w:val="24"/>
         </w:rPr>
         <w:t>Священик:</w:t>
       </w:r>
@@ -22599,7 +24092,6 @@
         <w:rPr>
           <w:rFonts w:ascii="Times New Roman" w:hAnsi="Times New Roman"/>
           <w:sz w:val="24"/>
-          <w:szCs w:val="24"/>
         </w:rPr>
         <w:t xml:space="preserve"> Слава тобі, що Світло нам показав!</w:t>
       </w:r>
@@ -23590,7 +25082,6 @@
           <w:i/>
           <w:color w:val="FF4400"/>
           <w:sz w:val="24"/>
-          <w:szCs w:val="24"/>
         </w:rPr>
         <w:t>Священик:</w:t>
       </w:r>
@@ -23598,9 +25089,8 @@
         <w:rPr>
           <w:rFonts w:ascii="Times New Roman" w:hAnsi="Times New Roman"/>
           <w:sz w:val="24"/>
-          <w:szCs w:val="24"/>
-        </w:rPr>
-        <w:t xml:space="preserve"> Бо Ти – Бог милости, ласк і людинолюбности, і Тобі славу віддаємо, Отцю, і Сину, і Святому Духові, нині, і повсякчас, і на віки віків.</w:t>
+        </w:rPr>
+        <w:t xml:space="preserve"> Бо Ти – Бог милости, ласк і людинолюбности, і Тобі славу віддаємо, Отцю, і Сину, і Святому Духові, нині, і повсякчас, і на віки віків.</w:t>
       </w:r>
     </w:p>
     <w:p>
@@ -23657,7 +25147,6 @@
           <w:i/>
           <w:color w:val="FF4400"/>
           <w:sz w:val="24"/>
-          <w:szCs w:val="24"/>
         </w:rPr>
         <w:t>Священик:</w:t>
       </w:r>
@@ -23665,7 +25154,6 @@
         <w:rPr>
           <w:rFonts w:ascii="Times New Roman" w:hAnsi="Times New Roman"/>
           <w:sz w:val="24"/>
-          <w:szCs w:val="24"/>
         </w:rPr>
         <w:t xml:space="preserve"> Мир всім.</w:t>
       </w:r>
@@ -24213,57 +25701,35 @@
     </w:p>
     <w:p>
       <w:pPr>
-        <w:spacing w:after="120"/>
-        <w:jc w:val="both"/>
-        <w:rPr>
-          <w:rFonts w:ascii="Times New Roman" w:hAnsi="Times New Roman"/>
-          <w:sz w:val="24"/>
-          <w:szCs w:val="24"/>
-        </w:rPr>
-      </w:pPr>
-      <w:r>
-        <w:rPr>
-          <w:rFonts w:ascii="Times New Roman" w:hAnsi="Times New Roman"/>
-          <w:sz w:val="24"/>
-          <w:szCs w:val="24"/>
-        </w:rPr>
-        <w:t xml:space="preserve">Святий Боже, святий Кріпкий, святий Безсмертний, помилуй нас </w:t>
-      </w:r>
-      <w:r>
-        <w:rPr>
-          <w:rFonts w:ascii="Times New Roman" w:hAnsi="Times New Roman"/>
-          <w:i/>
-          <w:color w:val="FF0000"/>
-          <w:sz w:val="24"/>
-          <w:szCs w:val="24"/>
-        </w:rPr>
-        <w:t>(3 р.)</w:t>
-      </w:r>
-      <w:r>
-        <w:rPr>
-          <w:rFonts w:ascii="Times New Roman" w:hAnsi="Times New Roman"/>
-          <w:i/>
-          <w:sz w:val="24"/>
-          <w:szCs w:val="24"/>
-        </w:rPr>
-        <w:t>.</w:t>
-      </w:r>
-    </w:p>
-    <w:p>
-      <w:pPr>
-        <w:spacing w:after="120"/>
-        <w:jc w:val="both"/>
-        <w:rPr>
-          <w:rFonts w:ascii="Times New Roman" w:hAnsi="Times New Roman"/>
-          <w:sz w:val="24"/>
-          <w:szCs w:val="24"/>
-        </w:rPr>
-      </w:pPr>
-      <w:r>
-        <w:rPr>
-          <w:rFonts w:ascii="Times New Roman" w:hAnsi="Times New Roman"/>
-          <w:sz w:val="24"/>
-          <w:szCs w:val="24"/>
+        <w:pStyle w:val="a"/>
+        <w:spacing w:after="120"/>
+      </w:pPr>
+      <w:r>
+        <w:rPr>
+          <w:rFonts w:ascii="Times New Roman" w:hAnsi="Times New Roman"/>
+          <w:sz w:val="24"/>
+        </w:rPr>
+        <w:t xml:space="preserve">Святий Боже, святий Кріпкий, святий Безсмертний, помилуй нас. </w:t>
+      </w:r>
+      <w:r>
+        <w:rPr>
+          <w:rFonts w:ascii="Times New Roman" w:hAnsi="Times New Roman"/>
+          <w:i/>
+          <w:color w:val="FF0000"/>
+          <w:sz w:val="24"/>
+        </w:rPr>
+        <w:t>(3 р.)</w:t>
+      </w:r>
+    </w:p>
+    <w:p>
+      <w:pPr>
+        <w:pStyle w:val="a"/>
+        <w:spacing w:after="120"/>
+      </w:pPr>
+      <w:r>
+        <w:rPr>
+          <w:rFonts w:ascii="Times New Roman" w:hAnsi="Times New Roman"/>
+          <w:sz w:val="24"/>
         </w:rPr>
         <w:t>Слава Отцю, і Сину, і Святому Духові,* і нині і повсякчас, і на віки віків. Амінь.</w:t>
       </w:r>
@@ -24322,7 +25788,7 @@
           <w:sz w:val="24"/>
           <w:szCs w:val="24"/>
         </w:rPr>
-        <w:t>(3 р.)</w:t>
+        <w:t>(3 р.)</w:t>
       </w:r>
       <w:r>
         <w:rPr>
@@ -25100,7 +26566,6 @@
           <w:i/>
           <w:color w:val="FF4400"/>
           <w:sz w:val="24"/>
-          <w:szCs w:val="24"/>
         </w:rPr>
         <w:t>Священик:</w:t>
       </w:r>
@@ -25108,7 +26573,6 @@
         <w:rPr>
           <w:rFonts w:ascii="Times New Roman" w:hAnsi="Times New Roman"/>
           <w:sz w:val="24"/>
-          <w:szCs w:val="24"/>
         </w:rPr>
         <w:t xml:space="preserve"> Слава тобі, Христе Боже, надіє наша, слава тобі!</w:t>
       </w:r>
@@ -25158,7 +26622,7 @@
           <w:sz w:val="24"/>
           <w:szCs w:val="24"/>
         </w:rPr>
-        <w:t>(3 р.)</w:t>
+        <w:t>(3 р.)</w:t>
       </w:r>
       <w:r>
         <w:rPr>
@@ -25179,18 +26643,12 @@
       </w:r>
     </w:p>
     <w:p>
-      <w:pPr>
-        <w:rPr>
-          <w:rFonts w:ascii="Times New Roman" w:hAnsi="Times New Roman"/>
-        </w:rPr>
-      </w:pPr>
       <w:r>
         <w:rPr>
           <w:rFonts w:ascii="Times New Roman" w:hAnsi="Times New Roman"/>
           <w:i/>
           <w:color w:val="FF4400"/>
           <w:sz w:val="24"/>
-          <w:szCs w:val="24"/>
         </w:rPr>
         <w:t>Священик:</w:t>
       </w:r>
@@ -25198,25 +26656,8 @@
         <w:rPr>
           <w:rFonts w:ascii="Times New Roman" w:hAnsi="Times New Roman"/>
           <w:sz w:val="24"/>
-          <w:szCs w:val="24"/>
-        </w:rPr>
-        <w:t xml:space="preserve"> Христос, істинний Бог наш - молитвами пречистої Своєї Матері, силою чесного і животворчого Хреста, заступництвом чесних небесних</w:t>
-      </w:r>
-      <w:r>
-        <w:rPr>
-          <w:rFonts w:ascii="Times New Roman" w:hAnsi="Times New Roman"/>
-          <w:sz w:val="24"/>
-          <w:szCs w:val="24"/>
-        </w:rPr>
-        <w:t xml:space="preserve"> сил безтілесних, чесного і славного пророка, предтечі і хрестителя Йоана, святих славних і всехвальних апостолів, святого отця нашого Миколая, архиєпископа Мир Ликійських, чудотворця, святих славних і переможних мучеників, преподобних і богоносних отців н</w:t>
-      </w:r>
-      <w:r>
-        <w:rPr>
-          <w:rFonts w:ascii="Times New Roman" w:hAnsi="Times New Roman"/>
-          <w:sz w:val="24"/>
-          <w:szCs w:val="24"/>
-        </w:rPr>
-        <w:t xml:space="preserve">аших, святих і праведних богоотців Йоакима й Анни, святого, </w:t>
+        </w:rPr>
+        <w:t xml:space="preserve"> Христос, істинний Бог наш - молитвами пречистої Своєї Матері, силою чесного і животворчого Хреста, заступництвом чесних небесних сил безтілесних, чесного і славного пророка, предтечі і хрестителя Йоана, святих славних і всехвальних апостолів, святого отця нашого Миколая, архиєпископа Мир Ликійських, чудотворця, святих славних і переможних мучеників, преподобних і богоносних отців наших, святих і праведних богоотців Йоакима й Анни, святого, </w:t>
       </w:r>
       <w:r>
         <w:rPr>
@@ -25224,7 +26665,6 @@
           <w:i/>
           <w:color w:val="FF4400"/>
           <w:sz w:val="24"/>
-          <w:szCs w:val="24"/>
         </w:rPr>
         <w:t>якого є храм</w:t>
       </w:r>
@@ -25232,7 +26672,6 @@
         <w:rPr>
           <w:rFonts w:ascii="Times New Roman" w:hAnsi="Times New Roman"/>
           <w:sz w:val="24"/>
-          <w:szCs w:val="24"/>
         </w:rPr>
         <w:t>, святого священномученика Євтиха і всіх святих - помилує і спасе нас як благий і людинолюбний.</w:t>
       </w:r>
